--- a/src/content/books/16-velikaya-piramida-i-evangelie-tsarstviya/en.docx
+++ b/src/content/books/16-velikaya-piramida-i-evangelie-tsarstviya/en.docx
@@ -10,9 +10,6 @@
         <w:jc w:val="both"/>
       </w:pPr>
       <w:r>
-        <w:rPr>
-          <w:rStyle w:val="ae"/>
-        </w:rPr>
         <w:t>Chapter 1. Before Egypt There Was Light</w:t>
       </w:r>
     </w:p>
@@ -1097,14 +1094,12 @@
       </w:pPr>
       <w:r>
         <w:rPr>
-          <w:rStyle w:val="ae"/>
           <w:rFonts w:eastAsiaTheme="majorEastAsia"/>
         </w:rPr>
         <w:t xml:space="preserve">The chapter ends here, because the story of Light is not a tale, but a tuning. All that was before Egypt has not gone. It waited for you to see </w:t>
       </w:r>
       <w:r>
         <w:rPr>
-          <w:rStyle w:val="ae"/>
           <w:rFonts w:eastAsiaTheme="majorEastAsia"/>
           <w:b/>
         </w:rPr>
@@ -1112,14 +1107,12 @@
       </w:r>
       <w:r>
         <w:rPr>
-          <w:rStyle w:val="ae"/>
           <w:rFonts w:eastAsiaTheme="majorEastAsia"/>
         </w:rPr>
         <w:t xml:space="preserve">. Not to the old — to the original. Not to oblivion — to Clarity. And if you have understood </w:t>
       </w:r>
       <w:r>
         <w:rPr>
-          <w:rStyle w:val="ae"/>
           <w:rFonts w:eastAsiaTheme="majorEastAsia"/>
           <w:b/>
         </w:rPr>
@@ -1127,14 +1120,12 @@
       </w:r>
       <w:r>
         <w:rPr>
-          <w:rStyle w:val="ae"/>
           <w:rFonts w:eastAsiaTheme="majorEastAsia"/>
         </w:rPr>
         <w:t xml:space="preserve">, you are ready to know </w:t>
       </w:r>
       <w:r>
         <w:rPr>
-          <w:rStyle w:val="ae"/>
           <w:rFonts w:eastAsiaTheme="majorEastAsia"/>
           <w:b/>
         </w:rPr>
@@ -1142,7 +1133,6 @@
       </w:r>
       <w:r>
         <w:rPr>
-          <w:rStyle w:val="ae"/>
           <w:rFonts w:eastAsiaTheme="majorEastAsia"/>
         </w:rPr>
         <w:t>.</w:t>
@@ -1176,9 +1166,6 @@
         <w:jc w:val="both"/>
       </w:pPr>
       <w:r>
-        <w:rPr>
-          <w:rStyle w:val="ae"/>
-        </w:rPr>
         <w:t>Chapter 2. The Neteru — Not Gods, but Consciousnesses</w:t>
       </w:r>
     </w:p>
@@ -1546,14 +1533,12 @@
       </w:pPr>
       <w:r>
         <w:rPr>
-          <w:rStyle w:val="af"/>
           <w:rFonts w:eastAsiaTheme="majorEastAsia"/>
         </w:rPr>
         <w:t xml:space="preserve">One of such places was the future platform of Giza. But it was not the heart, only one of the resonators. The centre of that world lay further south — in a place now hidden under the sands of Nubia, at the source of the ancient Nile. There was located the main city of that time — not a metropolis, but a sacred structure, built not out of need but according to the Law. Its name has not been preserved in sound, but in vibration it was: </w:t>
       </w:r>
       <w:r>
         <w:rPr>
-          <w:rStyle w:val="af"/>
           <w:rFonts w:eastAsiaTheme="majorEastAsia"/>
           <w:i/>
         </w:rPr>
@@ -1561,7 +1546,6 @@
       </w:r>
       <w:r>
         <w:rPr>
-          <w:rStyle w:val="af"/>
           <w:rFonts w:eastAsiaTheme="majorEastAsia"/>
         </w:rPr>
         <w:t>, which means "the main node of the manifest". It was not simply a place of dwelling, but a temple field, where they did not live — they served.</w:t>
@@ -1642,14 +1626,12 @@
       </w:pPr>
       <w:r>
         <w:rPr>
-          <w:rStyle w:val="af"/>
           <w:rFonts w:eastAsiaTheme="majorEastAsia"/>
         </w:rPr>
         <w:t xml:space="preserve">The Neteru themselves did not call themselves by this word. This name — </w:t>
       </w:r>
       <w:r>
         <w:rPr>
-          <w:rStyle w:val="af"/>
           <w:rFonts w:eastAsiaTheme="majorEastAsia"/>
           <w:i/>
         </w:rPr>
@@ -1657,7 +1639,6 @@
       </w:r>
       <w:r>
         <w:rPr>
-          <w:rStyle w:val="af"/>
           <w:rFonts w:eastAsiaTheme="majorEastAsia"/>
         </w:rPr>
         <w:t xml:space="preserve"> — arose later, when people lost direct perception and began to designate the experienced as something external. But then, in the times of living resonance, every person knew who he is. A name was not required. All who were in that field were part of the structure, and every direction within it was like a note in a chord. In that structure there was no above or below. There was: exact correspondence.</w:t>
@@ -1892,14 +1873,12 @@
       </w:pPr>
       <w:r>
         <w:rPr>
-          <w:rStyle w:val="af"/>
           <w:rFonts w:eastAsiaTheme="majorEastAsia"/>
         </w:rPr>
         <w:t xml:space="preserve">But, like everything subject to cycles, this epoch too came to an end. Not suddenly — as if it gradually fell silent. Little by little. First the frequency of the Earth itself began to waver. Then internal distortions began — in bodies, in feelings, in words. Some of the Neteru felt this and left before the limit was reached. Others — remained, to hold the remnants of order until the last. When the density of matter increased, shifts began. Memory began to fragment. In birth there was no longer resonance. Souls came not by summons, but by karma. Purity lost its fullness. The transition occurred. And with it — the fall. The demise of the civilization of the Neteru was not a catastrophe from without. It came as a consequence of the loss of inner attunement. Space became distorted. Sound — dull. Light — dim. Then began the attempts to hold at least the remnants. Texts appeared. Rituals appeared. Images appeared. Everything that had previously been transmitted from silence to silence, they now tried to fix in form. And so the myths appeared. And so the "gods" appeared. Not as deception, but as an attempt to preserve the impossible. Hence — the man with the head of a falcon. The man with the head of a jackal. Thus they tried to convey the essence, having already lost access to the essence itself. Thus Thoth became "the scribe." Ma'at — "the goddess of truth." Osiris — "the king of the dead." Thus knowledge became knowledge </w:t>
       </w:r>
       <w:r>
         <w:rPr>
-          <w:rStyle w:val="af"/>
           <w:rFonts w:eastAsiaTheme="majorEastAsia"/>
           <w:i/>
         </w:rPr>
@@ -1907,7 +1886,6 @@
       </w:r>
       <w:r>
         <w:rPr>
-          <w:rStyle w:val="af"/>
           <w:rFonts w:eastAsiaTheme="majorEastAsia"/>
         </w:rPr>
         <w:t xml:space="preserve"> knowledge. Thus Light was turned into a teaching.</w:t>
@@ -1959,9 +1937,6 @@
         </w:rPr>
       </w:pPr>
       <w:r>
-        <w:rPr>
-          <w:rStyle w:val="ae"/>
-        </w:rPr>
         <w:t>And therefore the Great Pyramid is not a memory of the past, but a structure built into the present. It does not belong to history, because its purpose is outside time. It was created not for those who saw it, but for those who will hear it. For those who are capable of entering the field where knowledge is not transmitted, but remembered. Where words are not needed, because the form itself sounds. Where proofs are not needed, because recognition comes to the fore.</w:t>
       </w:r>
     </w:p>
@@ -1974,7 +1949,6 @@
       </w:pPr>
       <w:r>
         <w:rPr>
-          <w:rStyle w:val="ae"/>
           <w:b/>
         </w:rPr>
         <w:t>Chapter 3. How the Pyramids Were Built: Technology, Knowledge, Consciousness</w:t>
@@ -2071,7 +2045,6 @@
       </w:pPr>
       <w:r>
         <w:rPr>
-          <w:rStyle w:val="ae"/>
           <w:rFonts w:eastAsiaTheme="majorEastAsia"/>
         </w:rPr>
         <w:t>The quarry next to the pyramid is real. Some blocks are indeed from there. But individual stones were brought from other places—including from Aswan. This was done not for aesthetics, but for the precise distribution of masses. Each stone knew its place. Thus was created an acoustic and energetic pattern in which the pyramid was not only a building, but a diagram.</w:t>
@@ -2085,9 +2058,6 @@
         <w:jc w:val="both"/>
       </w:pPr>
       <w:r>
-        <w:rPr>
-          <w:rStyle w:val="ae"/>
-        </w:rPr>
         <w:t>Chapter 4. The Great Pyramid: Internal Structure, Device, and Purpose</w:t>
       </w:r>
     </w:p>
@@ -2330,7 +2300,6 @@
       </w:pPr>
       <w:r>
         <w:rPr>
-          <w:rStyle w:val="ae"/>
           <w:b w:val="0"/>
           <w:bCs w:val="0"/>
         </w:rPr>
@@ -2346,14 +2315,12 @@
       </w:pPr>
       <w:r>
         <w:rPr>
-          <w:rStyle w:val="af"/>
           <w:rFonts w:eastAsiaTheme="majorEastAsia"/>
         </w:rPr>
         <w:t xml:space="preserve">Almost everything that modern humanity says about the pyramids is built on conjecture. Some — on fear, others — on admiration. Some are inclined to see a miracle in them, others — meaningless piles of stone. In this noise of opinions it is difficult to hear the truth itself, because no one asks: </w:t>
       </w:r>
       <w:r>
         <w:rPr>
-          <w:rStyle w:val="af"/>
           <w:rFonts w:eastAsiaTheme="majorEastAsia"/>
           <w:i/>
         </w:rPr>
@@ -2361,7 +2328,6 @@
       </w:r>
       <w:r>
         <w:rPr>
-          <w:rStyle w:val="af"/>
           <w:rFonts w:eastAsiaTheme="majorEastAsia"/>
         </w:rPr>
         <w:t xml:space="preserve"> And this is the only key. Because the Great Pyramid is not a result of fantasy, not the fruit of slave labor, not a mistake of archaeology. It is the result of the action of Pure Consciousness, embodied through form.</w:t>
@@ -2387,14 +2353,12 @@
       </w:pPr>
       <w:r>
         <w:rPr>
-          <w:rStyle w:val="af"/>
           <w:rFonts w:eastAsiaTheme="majorEastAsia"/>
         </w:rPr>
         <w:t xml:space="preserve">There was no “construction” here in the modern sense of the word. There was no concept of “we decide how it should be and force reality to fit it.” On the contrary, it was something else: </w:t>
       </w:r>
       <w:r>
         <w:rPr>
-          <w:rStyle w:val="af"/>
           <w:rFonts w:eastAsiaTheme="majorEastAsia"/>
           <w:i/>
         </w:rPr>
@@ -2402,7 +2366,6 @@
       </w:r>
       <w:r>
         <w:rPr>
-          <w:rStyle w:val="af"/>
           <w:rFonts w:eastAsiaTheme="majorEastAsia"/>
         </w:rPr>
         <w:t xml:space="preserve"> Not from the top down, but from the inside out. That is precisely why the pyramid needs no decoration. Its form — is already a completed revelation.</w:t>
@@ -2417,14 +2380,12 @@
       </w:pPr>
       <w:r>
         <w:rPr>
-          <w:rStyle w:val="af"/>
           <w:rFonts w:eastAsiaTheme="majorEastAsia"/>
         </w:rPr>
         <w:t xml:space="preserve">The myths surrounding the pyramids often distort the essence. They speak of “slaves,” “technogenic catastrophes,” “alien builders.” All this is an attempt to explain the unexplained without touching the main thing: who was the person capable of building such a thing? Not what he was called — but who he was inside. If this question is not asked — everything else is meaningless. Because the pyramid was not built </w:t>
       </w:r>
       <w:r>
         <w:rPr>
-          <w:rStyle w:val="af"/>
           <w:rFonts w:eastAsiaTheme="majorEastAsia"/>
           <w:i/>
         </w:rPr>
@@ -2432,14 +2393,12 @@
       </w:r>
       <w:r>
         <w:rPr>
-          <w:rStyle w:val="af"/>
           <w:rFonts w:eastAsiaTheme="majorEastAsia"/>
         </w:rPr>
         <w:t xml:space="preserve"> someone. It was built </w:t>
       </w:r>
       <w:r>
         <w:rPr>
-          <w:rStyle w:val="af"/>
           <w:rFonts w:eastAsiaTheme="majorEastAsia"/>
           <w:i/>
         </w:rPr>
@@ -2447,7 +2406,6 @@
       </w:r>
       <w:r>
         <w:rPr>
-          <w:rStyle w:val="af"/>
           <w:rFonts w:eastAsiaTheme="majorEastAsia"/>
         </w:rPr>
         <w:t xml:space="preserve"> a state. And it became a continuation of that state. That is precisely why it still stands. Not as a monument. But as a testimony.</w:t>
@@ -2466,7 +2424,6 @@
       </w:pPr>
       <w:r>
         <w:rPr>
-          <w:rStyle w:val="ae"/>
           <w:b w:val="0"/>
           <w:bCs w:val="0"/>
         </w:rPr>
@@ -2482,14 +2439,12 @@
       </w:pPr>
       <w:r>
         <w:rPr>
-          <w:rStyle w:val="ae"/>
           <w:rFonts w:eastAsiaTheme="majorEastAsia"/>
         </w:rPr>
         <w:t xml:space="preserve">The Great Pyramid is not just a building. It is a device. Every parameter is subject not to aesthetics or arbitrary design, but to an exact relationship — between form, frequency, direction, and resonance. That is why we will begin not with stones and blocks, but with what is not seen: </w:t>
       </w:r>
       <w:r>
         <w:rPr>
-          <w:rStyle w:val="ae"/>
           <w:rFonts w:eastAsiaTheme="majorEastAsia"/>
           <w:b/>
         </w:rPr>
@@ -2497,7 +2452,6 @@
       </w:r>
       <w:r>
         <w:rPr>
-          <w:rStyle w:val="ae"/>
           <w:rFonts w:eastAsiaTheme="majorEastAsia"/>
         </w:rPr>
         <w:t>.</w:t>
@@ -2512,14 +2466,12 @@
       </w:pPr>
       <w:r>
         <w:rPr>
-          <w:rStyle w:val="ae"/>
           <w:rFonts w:eastAsiaTheme="majorEastAsia"/>
         </w:rPr>
         <w:t xml:space="preserve">Any form creates a field. But only a perfect form creates a stable field, capable of preserving frequency regardless of time and external conditions. At the foundation of the pyramid lies a structure based on the </w:t>
       </w:r>
       <w:r>
         <w:rPr>
-          <w:rStyle w:val="ae"/>
           <w:rFonts w:eastAsiaTheme="majorEastAsia"/>
           <w:b/>
         </w:rPr>
@@ -2527,14 +2479,12 @@
       </w:r>
       <w:r>
         <w:rPr>
-          <w:rStyle w:val="ae"/>
           <w:rFonts w:eastAsiaTheme="majorEastAsia"/>
         </w:rPr>
         <w:t xml:space="preserve">, the </w:t>
       </w:r>
       <w:r>
         <w:rPr>
-          <w:rStyle w:val="ae"/>
           <w:rFonts w:eastAsiaTheme="majorEastAsia"/>
           <w:b/>
         </w:rPr>
@@ -2542,14 +2492,12 @@
       </w:r>
       <w:r>
         <w:rPr>
-          <w:rStyle w:val="ae"/>
           <w:rFonts w:eastAsiaTheme="majorEastAsia"/>
         </w:rPr>
         <w:t xml:space="preserve">, </w:t>
       </w:r>
       <w:r>
         <w:rPr>
-          <w:rStyle w:val="ae"/>
           <w:rFonts w:eastAsiaTheme="majorEastAsia"/>
           <w:b/>
         </w:rPr>
@@ -2557,14 +2505,12 @@
       </w:r>
       <w:r>
         <w:rPr>
-          <w:rStyle w:val="ae"/>
           <w:rFonts w:eastAsiaTheme="majorEastAsia"/>
         </w:rPr>
         <w:t xml:space="preserve">, and the </w:t>
       </w:r>
       <w:r>
         <w:rPr>
-          <w:rStyle w:val="ae"/>
           <w:rFonts w:eastAsiaTheme="majorEastAsia"/>
           <w:b/>
         </w:rPr>
@@ -2572,7 +2518,6 @@
       </w:r>
       <w:r>
         <w:rPr>
-          <w:rStyle w:val="ae"/>
           <w:rFonts w:eastAsiaTheme="majorEastAsia"/>
         </w:rPr>
         <w:t>. These numbers are not decoration, not style. They are the tuning parameters for the very breath of the planet.</w:t>
@@ -2587,14 +2532,12 @@
       </w:pPr>
       <w:r>
         <w:rPr>
-          <w:rStyle w:val="ae"/>
           <w:rFonts w:eastAsiaTheme="majorEastAsia"/>
         </w:rPr>
         <w:t xml:space="preserve">The form of the pyramid amplifies sound. Not only audible sound, but inaudible — </w:t>
       </w:r>
       <w:r>
         <w:rPr>
-          <w:rStyle w:val="ae"/>
           <w:rFonts w:eastAsiaTheme="majorEastAsia"/>
           <w:b/>
         </w:rPr>
@@ -2602,14 +2545,12 @@
       </w:r>
       <w:r>
         <w:rPr>
-          <w:rStyle w:val="ae"/>
           <w:rFonts w:eastAsiaTheme="majorEastAsia"/>
         </w:rPr>
         <w:t xml:space="preserve">, and especially — </w:t>
       </w:r>
       <w:r>
         <w:rPr>
-          <w:rStyle w:val="ae"/>
           <w:rFonts w:eastAsiaTheme="majorEastAsia"/>
           <w:b/>
         </w:rPr>
@@ -2617,14 +2558,12 @@
       </w:r>
       <w:r>
         <w:rPr>
-          <w:rStyle w:val="ae"/>
           <w:rFonts w:eastAsiaTheme="majorEastAsia"/>
         </w:rPr>
         <w:t xml:space="preserve">. The chambers inside the pyramid are designed to amplify not the voice, but the vibration of consciousness. When a person enters a certain state, his inner tone begins to resonate with the form, and what arises is not an echo, but an </w:t>
       </w:r>
       <w:r>
         <w:rPr>
-          <w:rStyle w:val="ae"/>
           <w:rFonts w:eastAsiaTheme="majorEastAsia"/>
           <w:b/>
         </w:rPr>
@@ -2632,14 +2571,12 @@
       </w:r>
       <w:r>
         <w:rPr>
-          <w:rStyle w:val="ae"/>
           <w:rFonts w:eastAsiaTheme="majorEastAsia"/>
         </w:rPr>
         <w:t xml:space="preserve">. That was precisely the goal: not physical sound, but the </w:t>
       </w:r>
       <w:r>
         <w:rPr>
-          <w:rStyle w:val="ae"/>
           <w:rFonts w:eastAsiaTheme="majorEastAsia"/>
           <w:b/>
         </w:rPr>
@@ -2647,7 +2584,6 @@
       </w:r>
       <w:r>
         <w:rPr>
-          <w:rStyle w:val="ae"/>
           <w:rFonts w:eastAsiaTheme="majorEastAsia"/>
         </w:rPr>
         <w:t>.</w:t>
@@ -2662,14 +2598,12 @@
       </w:pPr>
       <w:r>
         <w:rPr>
-          <w:rStyle w:val="ae"/>
           <w:rFonts w:eastAsiaTheme="majorEastAsia"/>
         </w:rPr>
         <w:t xml:space="preserve">The materials from which the pyramid is built are also not random. Every granite slab, every limestone block had its own energetic imprint. These were not simply building materials, but </w:t>
       </w:r>
       <w:r>
         <w:rPr>
-          <w:rStyle w:val="ae"/>
           <w:rFonts w:eastAsiaTheme="majorEastAsia"/>
           <w:b/>
         </w:rPr>
@@ -2677,7 +2611,6 @@
       </w:r>
       <w:r>
         <w:rPr>
-          <w:rStyle w:val="ae"/>
           <w:rFonts w:eastAsiaTheme="majorEastAsia"/>
         </w:rPr>
         <w:t>. Granite — a conductor of vibrations. Limestone — a stabilizer. Basalt — a grounding matrix. All were placed not just by weight, but by the quality of their sounding in the Earth’s field.</w:t>
@@ -2692,14 +2625,12 @@
       </w:pPr>
       <w:r>
         <w:rPr>
-          <w:rStyle w:val="ae"/>
           <w:rFonts w:eastAsiaTheme="majorEastAsia"/>
         </w:rPr>
         <w:t xml:space="preserve">The orientation of the pyramid to the cardinal directions is not just precise — it is </w:t>
       </w:r>
       <w:r>
         <w:rPr>
-          <w:rStyle w:val="ae"/>
           <w:rFonts w:eastAsiaTheme="majorEastAsia"/>
           <w:b/>
         </w:rPr>
@@ -2707,14 +2638,12 @@
       </w:r>
       <w:r>
         <w:rPr>
-          <w:rStyle w:val="ae"/>
           <w:rFonts w:eastAsiaTheme="majorEastAsia"/>
         </w:rPr>
         <w:t xml:space="preserve">, with a deviation of less than 4 minutes of arc. This cannot be coincidental. It was oriented to the </w:t>
       </w:r>
       <w:r>
         <w:rPr>
-          <w:rStyle w:val="ae"/>
           <w:rFonts w:eastAsiaTheme="majorEastAsia"/>
           <w:b/>
         </w:rPr>
@@ -2722,14 +2651,12 @@
       </w:r>
       <w:r>
         <w:rPr>
-          <w:rStyle w:val="ae"/>
           <w:rFonts w:eastAsiaTheme="majorEastAsia"/>
         </w:rPr>
         <w:t xml:space="preserve">, to the </w:t>
       </w:r>
       <w:r>
         <w:rPr>
-          <w:rStyle w:val="ae"/>
           <w:rFonts w:eastAsiaTheme="majorEastAsia"/>
           <w:b/>
         </w:rPr>
@@ -2737,14 +2664,12 @@
       </w:r>
       <w:r>
         <w:rPr>
-          <w:rStyle w:val="ae"/>
           <w:rFonts w:eastAsiaTheme="majorEastAsia"/>
         </w:rPr>
         <w:t xml:space="preserve">, to the </w:t>
       </w:r>
       <w:r>
         <w:rPr>
-          <w:rStyle w:val="ae"/>
           <w:rFonts w:eastAsiaTheme="majorEastAsia"/>
           <w:b/>
         </w:rPr>
@@ -2752,7 +2677,6 @@
       </w:r>
       <w:r>
         <w:rPr>
-          <w:rStyle w:val="ae"/>
           <w:rFonts w:eastAsiaTheme="majorEastAsia"/>
         </w:rPr>
         <w:t>. It was a tuning to cosmic breath. The pyramid breathed together with the sky.</w:t>
@@ -2767,14 +2691,12 @@
       </w:pPr>
       <w:r>
         <w:rPr>
-          <w:rStyle w:val="ae"/>
           <w:rFonts w:eastAsiaTheme="majorEastAsia"/>
         </w:rPr>
         <w:t xml:space="preserve">Therefore, when we say “technology,” we do not mean a technique separate from consciousness. We speak of the </w:t>
       </w:r>
       <w:r>
         <w:rPr>
-          <w:rStyle w:val="ae"/>
           <w:rFonts w:eastAsiaTheme="majorEastAsia"/>
           <w:b/>
         </w:rPr>
@@ -2782,14 +2704,12 @@
       </w:r>
       <w:r>
         <w:rPr>
-          <w:rStyle w:val="ae"/>
           <w:rFonts w:eastAsiaTheme="majorEastAsia"/>
         </w:rPr>
         <w:t xml:space="preserve">, expressed in stone. This is the foundation of ancient engineering. An engineering in which the builder was not only a master — but a </w:t>
       </w:r>
       <w:r>
         <w:rPr>
-          <w:rStyle w:val="ae"/>
           <w:rFonts w:eastAsiaTheme="majorEastAsia"/>
           <w:b/>
         </w:rPr>
@@ -2797,7 +2717,6 @@
       </w:r>
       <w:r>
         <w:rPr>
-          <w:rStyle w:val="ae"/>
           <w:rFonts w:eastAsiaTheme="majorEastAsia"/>
         </w:rPr>
         <w:t>.</w:t>
@@ -2816,7 +2735,6 @@
       </w:pPr>
       <w:r>
         <w:rPr>
-          <w:rStyle w:val="ae"/>
           <w:b w:val="0"/>
           <w:bCs w:val="0"/>
         </w:rPr>
@@ -2832,14 +2750,12 @@
       </w:pPr>
       <w:r>
         <w:rPr>
-          <w:rStyle w:val="ae"/>
           <w:rFonts w:eastAsiaTheme="majorEastAsia"/>
         </w:rPr>
         <w:t xml:space="preserve">The stone blocks of the Great Pyramid, as well as the structures at Abydos and Osireion, were processed not by hand and not with primitive tools. On the surface of these megaliths, traces of high-precision mechanical processing are clearly visible: straight cuts, perfect circles, marks of deep cutting left by </w:t>
       </w:r>
       <w:r>
         <w:rPr>
-          <w:rStyle w:val="ae"/>
           <w:rFonts w:eastAsiaTheme="majorEastAsia"/>
           <w:b/>
         </w:rPr>
@@ -2847,7 +2763,6 @@
       </w:r>
       <w:r>
         <w:rPr>
-          <w:rStyle w:val="ae"/>
           <w:rFonts w:eastAsiaTheme="majorEastAsia"/>
         </w:rPr>
         <w:t>. These traces are not a guess. They are a fact.</w:t>
@@ -2862,7 +2777,6 @@
       </w:pPr>
       <w:r>
         <w:rPr>
-          <w:rStyle w:val="ae"/>
           <w:rFonts w:eastAsiaTheme="majorEastAsia"/>
           <w:b/>
         </w:rPr>
@@ -2870,14 +2784,12 @@
       </w:r>
       <w:r>
         <w:rPr>
-          <w:rStyle w:val="ae"/>
           <w:rFonts w:eastAsiaTheme="majorEastAsia"/>
         </w:rPr>
         <w:t xml:space="preserve"> were used, which provided a high frequency and stable load. These devices operated </w:t>
       </w:r>
       <w:r>
         <w:rPr>
-          <w:rStyle w:val="ae"/>
           <w:rFonts w:eastAsiaTheme="majorEastAsia"/>
           <w:b/>
         </w:rPr>
@@ -2885,14 +2797,12 @@
       </w:r>
       <w:r>
         <w:rPr>
-          <w:rStyle w:val="ae"/>
           <w:rFonts w:eastAsiaTheme="majorEastAsia"/>
         </w:rPr>
         <w:t xml:space="preserve">, excited through a specific field created by a consciousness attuned in agreement with the geometry of the Earth and the Stars. The source of power was </w:t>
       </w:r>
       <w:r>
         <w:rPr>
-          <w:rStyle w:val="ae"/>
           <w:rFonts w:eastAsiaTheme="majorEastAsia"/>
           <w:b/>
         </w:rPr>
@@ -2900,14 +2810,12 @@
       </w:r>
       <w:r>
         <w:rPr>
-          <w:rStyle w:val="ae"/>
           <w:rFonts w:eastAsiaTheme="majorEastAsia"/>
         </w:rPr>
         <w:t xml:space="preserve">, but a </w:t>
       </w:r>
       <w:r>
         <w:rPr>
-          <w:rStyle w:val="ae"/>
           <w:rFonts w:eastAsiaTheme="majorEastAsia"/>
           <w:b/>
         </w:rPr>
@@ -2915,7 +2823,6 @@
       </w:r>
       <w:r>
         <w:rPr>
-          <w:rStyle w:val="ae"/>
           <w:rFonts w:eastAsiaTheme="majorEastAsia"/>
         </w:rPr>
         <w:t>, brought into activity through a tuning-fork accord between the master, the material, and sound.</w:t>
@@ -2930,14 +2837,12 @@
       </w:pPr>
       <w:r>
         <w:rPr>
-          <w:rStyle w:val="ae"/>
           <w:rFonts w:eastAsiaTheme="majorEastAsia"/>
         </w:rPr>
         <w:t xml:space="preserve">In antiquity it was known: </w:t>
       </w:r>
       <w:r>
         <w:rPr>
-          <w:rStyle w:val="ae"/>
           <w:rFonts w:eastAsiaTheme="majorEastAsia"/>
           <w:b/>
         </w:rPr>
@@ -2945,14 +2850,12 @@
       </w:r>
       <w:r>
         <w:rPr>
-          <w:rStyle w:val="ae"/>
           <w:rFonts w:eastAsiaTheme="majorEastAsia"/>
         </w:rPr>
         <w:t xml:space="preserve">. When introduced to a specific vibrational regime, its internal structure weakens — not in destruction, but in temporary plasticity. This allowed not breaking, but </w:t>
       </w:r>
       <w:r>
         <w:rPr>
-          <w:rStyle w:val="ae"/>
           <w:rFonts w:eastAsiaTheme="majorEastAsia"/>
           <w:b/>
         </w:rPr>
@@ -2960,7 +2863,6 @@
       </w:r>
       <w:r>
         <w:rPr>
-          <w:rStyle w:val="ae"/>
           <w:rFonts w:eastAsiaTheme="majorEastAsia"/>
         </w:rPr>
         <w:t xml:space="preserve"> the material, precisely and without loss. The stone did not resist — it obeyed the Law of Accord.</w:t>
@@ -2975,14 +2877,12 @@
       </w:pPr>
       <w:r>
         <w:rPr>
-          <w:rStyle w:val="ae"/>
           <w:rFonts w:eastAsiaTheme="majorEastAsia"/>
         </w:rPr>
         <w:t xml:space="preserve">Drilling and cutting occurred not by force, but by </w:t>
       </w:r>
       <w:r>
         <w:rPr>
-          <w:rStyle w:val="ae"/>
           <w:rFonts w:eastAsiaTheme="majorEastAsia"/>
           <w:b/>
         </w:rPr>
@@ -2990,14 +2890,12 @@
       </w:r>
       <w:r>
         <w:rPr>
-          <w:rStyle w:val="ae"/>
           <w:rFonts w:eastAsiaTheme="majorEastAsia"/>
         </w:rPr>
         <w:t xml:space="preserve">, to which the material itself responded. These were </w:t>
       </w:r>
       <w:r>
         <w:rPr>
-          <w:rStyle w:val="ae"/>
           <w:rFonts w:eastAsiaTheme="majorEastAsia"/>
           <w:b/>
         </w:rPr>
@@ -3005,7 +2903,6 @@
       </w:r>
       <w:r>
         <w:rPr>
-          <w:rStyle w:val="ae"/>
           <w:rFonts w:eastAsiaTheme="majorEastAsia"/>
         </w:rPr>
         <w:t>, combining rotation, pressure, and sound resonance. Their precision was absolute — because the master did not separate himself from the tool, the tool from the field, the field from the design.</w:t>
@@ -3020,14 +2917,12 @@
       </w:pPr>
       <w:r>
         <w:rPr>
-          <w:rStyle w:val="ae"/>
           <w:rFonts w:eastAsiaTheme="majorEastAsia"/>
         </w:rPr>
         <w:t xml:space="preserve">The masters knew the </w:t>
       </w:r>
       <w:r>
         <w:rPr>
-          <w:rStyle w:val="ae"/>
           <w:rFonts w:eastAsiaTheme="majorEastAsia"/>
           <w:b/>
         </w:rPr>
@@ -3035,14 +2930,12 @@
       </w:r>
       <w:r>
         <w:rPr>
-          <w:rStyle w:val="ae"/>
           <w:rFonts w:eastAsiaTheme="majorEastAsia"/>
         </w:rPr>
         <w:t xml:space="preserve">, its direction, its crystalline lattice, its "hearing." They chose not simply material, but </w:t>
       </w:r>
       <w:r>
         <w:rPr>
-          <w:rStyle w:val="ae"/>
           <w:rFonts w:eastAsiaTheme="majorEastAsia"/>
           <w:b/>
         </w:rPr>
@@ -3050,14 +2943,12 @@
       </w:r>
       <w:r>
         <w:rPr>
-          <w:rStyle w:val="ae"/>
           <w:rFonts w:eastAsiaTheme="majorEastAsia"/>
         </w:rPr>
         <w:t xml:space="preserve">, in which knowledge is already present. Each block is not just a piece, but </w:t>
       </w:r>
       <w:r>
         <w:rPr>
-          <w:rStyle w:val="ae"/>
           <w:rFonts w:eastAsiaTheme="majorEastAsia"/>
           <w:b/>
         </w:rPr>
@@ -3065,7 +2956,6 @@
       </w:r>
       <w:r>
         <w:rPr>
-          <w:rStyle w:val="ae"/>
           <w:rFonts w:eastAsiaTheme="majorEastAsia"/>
         </w:rPr>
         <w:t xml:space="preserve"> even before being extracted from the depths.</w:t>
@@ -3080,14 +2970,12 @@
       </w:pPr>
       <w:r>
         <w:rPr>
-          <w:rStyle w:val="ae"/>
           <w:rFonts w:eastAsiaTheme="majorEastAsia"/>
         </w:rPr>
         <w:t xml:space="preserve">The technology was not primitive, but nor was it "technological" in the modern sense. It was </w:t>
       </w:r>
       <w:r>
         <w:rPr>
-          <w:rStyle w:val="ae"/>
           <w:rFonts w:eastAsiaTheme="majorEastAsia"/>
           <w:b/>
         </w:rPr>
@@ -3095,7 +2983,6 @@
       </w:r>
       <w:r>
         <w:rPr>
-          <w:rStyle w:val="ae"/>
           <w:rFonts w:eastAsiaTheme="majorEastAsia"/>
         </w:rPr>
         <w:t>.</w:t>
@@ -3110,7 +2997,6 @@
       </w:pPr>
       <w:r>
         <w:rPr>
-          <w:rStyle w:val="ae"/>
           <w:b w:val="0"/>
           <w:bCs w:val="0"/>
         </w:rPr>
@@ -3126,14 +3012,12 @@
       </w:pPr>
       <w:r>
         <w:rPr>
-          <w:rStyle w:val="ae"/>
           <w:rFonts w:eastAsiaTheme="majorEastAsia"/>
         </w:rPr>
         <w:t xml:space="preserve">Blocks weighing tens and hundreds of tons were not "transported" as it is understood now. They were not dragged on sledges or lifted by block and tackle. Movement was accomplished through </w:t>
       </w:r>
       <w:r>
         <w:rPr>
-          <w:rStyle w:val="ae"/>
           <w:rFonts w:eastAsiaTheme="majorEastAsia"/>
           <w:b/>
         </w:rPr>
@@ -3141,14 +3025,12 @@
       </w:r>
       <w:r>
         <w:rPr>
-          <w:rStyle w:val="ae"/>
           <w:rFonts w:eastAsiaTheme="majorEastAsia"/>
         </w:rPr>
         <w:t xml:space="preserve">. The stone did not become weightless, but entered a state in which the force of adhesion to the ground was minimized. This state was achieved </w:t>
       </w:r>
       <w:r>
         <w:rPr>
-          <w:rStyle w:val="ae"/>
           <w:rFonts w:eastAsiaTheme="majorEastAsia"/>
           <w:b/>
         </w:rPr>
@@ -3156,7 +3038,6 @@
       </w:r>
       <w:r>
         <w:rPr>
-          <w:rStyle w:val="ae"/>
           <w:rFonts w:eastAsiaTheme="majorEastAsia"/>
         </w:rPr>
         <w:t>, acting in accord.</w:t>
@@ -3181,14 +3062,12 @@
       </w:pPr>
       <w:r>
         <w:rPr>
-          <w:rStyle w:val="ae"/>
           <w:rFonts w:eastAsiaTheme="majorEastAsia"/>
         </w:rPr>
         <w:t xml:space="preserve">— first the </w:t>
       </w:r>
       <w:r>
         <w:rPr>
-          <w:rStyle w:val="ae"/>
           <w:rFonts w:eastAsiaTheme="majorEastAsia"/>
           <w:b/>
         </w:rPr>
@@ -3196,7 +3075,6 @@
       </w:r>
       <w:r>
         <w:rPr>
-          <w:rStyle w:val="ae"/>
           <w:rFonts w:eastAsiaTheme="majorEastAsia"/>
         </w:rPr>
         <w:t xml:space="preserve"> was created — through the placement of structures and the activation of specific harmonics;</w:t>
@@ -3210,14 +3088,12 @@
       </w:pPr>
       <w:r>
         <w:rPr>
-          <w:rStyle w:val="ae"/>
           <w:rFonts w:eastAsiaTheme="majorEastAsia"/>
         </w:rPr>
         <w:t xml:space="preserve">— then the block itself was introduced into a state of </w:t>
       </w:r>
       <w:r>
         <w:rPr>
-          <w:rStyle w:val="ae"/>
           <w:rFonts w:eastAsiaTheme="majorEastAsia"/>
           <w:b/>
         </w:rPr>
@@ -3225,7 +3101,6 @@
       </w:r>
       <w:r>
         <w:rPr>
-          <w:rStyle w:val="ae"/>
           <w:rFonts w:eastAsiaTheme="majorEastAsia"/>
         </w:rPr>
         <w:t>;</w:t>
@@ -3239,14 +3114,12 @@
       </w:pPr>
       <w:r>
         <w:rPr>
-          <w:rStyle w:val="ae"/>
           <w:rFonts w:eastAsiaTheme="majorEastAsia"/>
         </w:rPr>
         <w:t xml:space="preserve">— and only after this was it </w:t>
       </w:r>
       <w:r>
         <w:rPr>
-          <w:rStyle w:val="ae"/>
           <w:rFonts w:eastAsiaTheme="majorEastAsia"/>
           <w:b/>
         </w:rPr>
@@ -3254,14 +3127,12 @@
       </w:r>
       <w:r>
         <w:rPr>
-          <w:rStyle w:val="ae"/>
           <w:rFonts w:eastAsiaTheme="majorEastAsia"/>
         </w:rPr>
         <w:t xml:space="preserve"> — not by force, but by the </w:t>
       </w:r>
       <w:r>
         <w:rPr>
-          <w:rStyle w:val="ae"/>
           <w:rFonts w:eastAsiaTheme="majorEastAsia"/>
           <w:b/>
         </w:rPr>
@@ -3269,7 +3140,6 @@
       </w:r>
       <w:r>
         <w:rPr>
-          <w:rStyle w:val="ae"/>
           <w:rFonts w:eastAsiaTheme="majorEastAsia"/>
         </w:rPr>
         <w:t>, accompanied by a coordinated sound influence.</w:t>
@@ -3284,14 +3154,12 @@
       </w:pPr>
       <w:r>
         <w:rPr>
-          <w:rStyle w:val="ae"/>
           <w:rFonts w:eastAsiaTheme="majorEastAsia"/>
         </w:rPr>
         <w:t xml:space="preserve">This movement did not disturb the ground, did not destroy the structure of the stone, did not create traces of violence. It was </w:t>
       </w:r>
       <w:r>
         <w:rPr>
-          <w:rStyle w:val="ae"/>
           <w:rFonts w:eastAsiaTheme="majorEastAsia"/>
           <w:b/>
         </w:rPr>
@@ -3299,14 +3167,12 @@
       </w:r>
       <w:r>
         <w:rPr>
-          <w:rStyle w:val="ae"/>
           <w:rFonts w:eastAsiaTheme="majorEastAsia"/>
         </w:rPr>
         <w:t xml:space="preserve"> in a mode of full awareness. The stone was not pulled — </w:t>
       </w:r>
       <w:r>
         <w:rPr>
-          <w:rStyle w:val="ae"/>
           <w:rFonts w:eastAsiaTheme="majorEastAsia"/>
           <w:b/>
         </w:rPr>
@@ -3314,7 +3180,6 @@
       </w:r>
       <w:r>
         <w:rPr>
-          <w:rStyle w:val="ae"/>
           <w:rFonts w:eastAsiaTheme="majorEastAsia"/>
         </w:rPr>
         <w:t>.</w:t>
@@ -3329,14 +3194,12 @@
       </w:pPr>
       <w:r>
         <w:rPr>
-          <w:rStyle w:val="ae"/>
           <w:rFonts w:eastAsiaTheme="majorEastAsia"/>
         </w:rPr>
         <w:t xml:space="preserve">Upon placement, the block was aligned </w:t>
       </w:r>
       <w:r>
         <w:rPr>
-          <w:rStyle w:val="ae"/>
           <w:rFonts w:eastAsiaTheme="majorEastAsia"/>
           <w:b/>
         </w:rPr>
@@ -3344,14 +3207,12 @@
       </w:r>
       <w:r>
         <w:rPr>
-          <w:rStyle w:val="ae"/>
           <w:rFonts w:eastAsiaTheme="majorEastAsia"/>
         </w:rPr>
         <w:t xml:space="preserve">, but by the field. It was important not just to lay it — it was important to </w:t>
       </w:r>
       <w:r>
         <w:rPr>
-          <w:rStyle w:val="ae"/>
           <w:rFonts w:eastAsiaTheme="majorEastAsia"/>
           <w:b/>
         </w:rPr>
@@ -3359,14 +3220,12 @@
       </w:r>
       <w:r>
         <w:rPr>
-          <w:rStyle w:val="ae"/>
           <w:rFonts w:eastAsiaTheme="majorEastAsia"/>
         </w:rPr>
         <w:t xml:space="preserve">. The laying progressed from the core to the edge, each element was </w:t>
       </w:r>
       <w:r>
         <w:rPr>
-          <w:rStyle w:val="ae"/>
           <w:rFonts w:eastAsiaTheme="majorEastAsia"/>
           <w:b/>
         </w:rPr>
@@ -3374,7 +3233,6 @@
       </w:r>
       <w:r>
         <w:rPr>
-          <w:rStyle w:val="ae"/>
           <w:rFonts w:eastAsiaTheme="majorEastAsia"/>
         </w:rPr>
         <w:t xml:space="preserve"> of geometry, density, rhythm, and light.</w:t>
@@ -3389,14 +3247,12 @@
       </w:pPr>
       <w:r>
         <w:rPr>
-          <w:rStyle w:val="ae"/>
           <w:rFonts w:eastAsiaTheme="majorEastAsia"/>
         </w:rPr>
         <w:t xml:space="preserve">No slaves built the Pyramid. Where consciousness knows the Design, no coercion is required. The Pyramid was assembled by </w:t>
       </w:r>
       <w:r>
         <w:rPr>
-          <w:rStyle w:val="ae"/>
           <w:rFonts w:eastAsiaTheme="majorEastAsia"/>
           <w:b/>
         </w:rPr>
@@ -3404,14 +3260,12 @@
       </w:r>
       <w:r>
         <w:rPr>
-          <w:rStyle w:val="ae"/>
           <w:rFonts w:eastAsiaTheme="majorEastAsia"/>
         </w:rPr>
         <w:t xml:space="preserve">, knowing that every action inscribes itself into eternity. They did not just build — they </w:t>
       </w:r>
       <w:r>
         <w:rPr>
-          <w:rStyle w:val="ae"/>
           <w:rFonts w:eastAsiaTheme="majorEastAsia"/>
           <w:b/>
         </w:rPr>
@@ -3419,7 +3273,6 @@
       </w:r>
       <w:r>
         <w:rPr>
-          <w:rStyle w:val="ae"/>
           <w:rFonts w:eastAsiaTheme="majorEastAsia"/>
         </w:rPr>
         <w:t>.</w:t>
@@ -3434,7 +3287,6 @@
       </w:pPr>
       <w:r>
         <w:rPr>
-          <w:rStyle w:val="ae"/>
           <w:b w:val="0"/>
           <w:bCs w:val="0"/>
         </w:rPr>
@@ -3450,14 +3302,12 @@
       </w:pPr>
       <w:r>
         <w:rPr>
-          <w:rStyle w:val="ae"/>
           <w:rFonts w:eastAsiaTheme="majorEastAsia"/>
         </w:rPr>
         <w:t xml:space="preserve">The Great Pyramid is not a tomb. There is nothing in it that points to a funerary cult. Everything in it is functional. It is a </w:t>
       </w:r>
       <w:r>
         <w:rPr>
-          <w:rStyle w:val="ae"/>
           <w:rFonts w:eastAsiaTheme="majorEastAsia"/>
           <w:b/>
         </w:rPr>
@@ -3465,14 +3315,12 @@
       </w:r>
       <w:r>
         <w:rPr>
-          <w:rStyle w:val="ae"/>
           <w:rFonts w:eastAsiaTheme="majorEastAsia"/>
         </w:rPr>
         <w:t xml:space="preserve">, and its internal architecture is not an architecture of storage, but an </w:t>
       </w:r>
       <w:r>
         <w:rPr>
-          <w:rStyle w:val="ae"/>
           <w:rFonts w:eastAsiaTheme="majorEastAsia"/>
           <w:b/>
         </w:rPr>
@@ -3480,7 +3328,6 @@
       </w:r>
       <w:r>
         <w:rPr>
-          <w:rStyle w:val="ae"/>
           <w:rFonts w:eastAsiaTheme="majorEastAsia"/>
         </w:rPr>
         <w:t>.</w:t>
@@ -3505,7 +3352,6 @@
       </w:pPr>
       <w:r>
         <w:rPr>
-          <w:rStyle w:val="ae"/>
           <w:rFonts w:eastAsiaTheme="majorEastAsia"/>
           <w:b/>
         </w:rPr>
@@ -3520,14 +3366,12 @@
       </w:pPr>
       <w:r>
         <w:rPr>
-          <w:rStyle w:val="ae"/>
           <w:rFonts w:eastAsiaTheme="majorEastAsia"/>
         </w:rPr>
         <w:t xml:space="preserve">This is not a place for the body. It is a </w:t>
       </w:r>
       <w:r>
         <w:rPr>
-          <w:rStyle w:val="ae"/>
           <w:rFonts w:eastAsiaTheme="majorEastAsia"/>
           <w:b/>
         </w:rPr>
@@ -3535,14 +3379,12 @@
       </w:r>
       <w:r>
         <w:rPr>
-          <w:rStyle w:val="ae"/>
           <w:rFonts w:eastAsiaTheme="majorEastAsia"/>
         </w:rPr>
         <w:t xml:space="preserve">. Its proportions, materials, and position within the body of the pyramid were tuned to a specific frequency. Whoever entered inside became the </w:t>
       </w:r>
       <w:r>
         <w:rPr>
-          <w:rStyle w:val="ae"/>
           <w:rFonts w:eastAsiaTheme="majorEastAsia"/>
           <w:b/>
         </w:rPr>
@@ -3550,7 +3392,6 @@
       </w:r>
       <w:r>
         <w:rPr>
-          <w:rStyle w:val="ae"/>
           <w:rFonts w:eastAsiaTheme="majorEastAsia"/>
         </w:rPr>
         <w:t>. His body, if it was prepared, entered a state of deep restructuring — up to the rewriting of cellular memory.</w:t>
@@ -3565,7 +3406,6 @@
       </w:pPr>
       <w:r>
         <w:rPr>
-          <w:rStyle w:val="ae"/>
           <w:rFonts w:eastAsiaTheme="majorEastAsia"/>
           <w:b/>
         </w:rPr>
@@ -3580,14 +3420,12 @@
       </w:pPr>
       <w:r>
         <w:rPr>
-          <w:rStyle w:val="ae"/>
           <w:rFonts w:eastAsiaTheme="majorEastAsia"/>
         </w:rPr>
         <w:t xml:space="preserve">It is not "lower in status." It is the </w:t>
       </w:r>
       <w:r>
         <w:rPr>
-          <w:rStyle w:val="ae"/>
           <w:rFonts w:eastAsiaTheme="majorEastAsia"/>
           <w:b/>
         </w:rPr>
@@ -3595,14 +3433,12 @@
       </w:r>
       <w:r>
         <w:rPr>
-          <w:rStyle w:val="ae"/>
           <w:rFonts w:eastAsiaTheme="majorEastAsia"/>
         </w:rPr>
         <w:t xml:space="preserve">, connected to the earth vibration. Through it, the </w:t>
       </w:r>
       <w:r>
         <w:rPr>
-          <w:rStyle w:val="ae"/>
           <w:rFonts w:eastAsiaTheme="majorEastAsia"/>
           <w:b/>
         </w:rPr>
@@ -3610,7 +3446,6 @@
       </w:r>
       <w:r>
         <w:rPr>
-          <w:rStyle w:val="ae"/>
           <w:rFonts w:eastAsiaTheme="majorEastAsia"/>
         </w:rPr>
         <w:t xml:space="preserve"> occurs, its stabilization, and its feed into the main nodes.</w:t>
@@ -3625,7 +3460,6 @@
       </w:pPr>
       <w:r>
         <w:rPr>
-          <w:rStyle w:val="ae"/>
           <w:rFonts w:eastAsiaTheme="majorEastAsia"/>
           <w:b/>
         </w:rPr>
@@ -3640,14 +3474,12 @@
       </w:pPr>
       <w:r>
         <w:rPr>
-          <w:rStyle w:val="ae"/>
           <w:rFonts w:eastAsiaTheme="majorEastAsia"/>
         </w:rPr>
         <w:t xml:space="preserve">These are not passageways. They are </w:t>
       </w:r>
       <w:r>
         <w:rPr>
-          <w:rStyle w:val="ae"/>
           <w:rFonts w:eastAsiaTheme="majorEastAsia"/>
           <w:b/>
         </w:rPr>
@@ -3655,14 +3487,12 @@
       </w:r>
       <w:r>
         <w:rPr>
-          <w:rStyle w:val="ae"/>
           <w:rFonts w:eastAsiaTheme="majorEastAsia"/>
         </w:rPr>
         <w:t xml:space="preserve">, transmitting energy, directed and transformed. Through them pass waves — not only physical, but also subtle — connected to the planet's breath. Their incline and form create a </w:t>
       </w:r>
       <w:r>
         <w:rPr>
-          <w:rStyle w:val="ae"/>
           <w:rFonts w:eastAsiaTheme="majorEastAsia"/>
           <w:b/>
         </w:rPr>
@@ -3670,7 +3500,6 @@
       </w:r>
       <w:r>
         <w:rPr>
-          <w:rStyle w:val="ae"/>
           <w:rFonts w:eastAsiaTheme="majorEastAsia"/>
         </w:rPr>
         <w:t>, which is activated only upon a specific tuning of the entire body of the pyramid.</w:t>
@@ -3691,7 +3520,6 @@
       </w:pPr>
       <w:r>
         <w:rPr>
-          <w:rStyle w:val="ae"/>
           <w:rFonts w:eastAsiaTheme="majorEastAsia"/>
           <w:b/>
         </w:rPr>
@@ -3699,7 +3527,6 @@
       </w:r>
       <w:r>
         <w:rPr>
-          <w:rStyle w:val="ae"/>
           <w:rFonts w:eastAsiaTheme="majorEastAsia"/>
         </w:rPr>
         <w:t xml:space="preserve"> Built into the rock beneath the pyramid. It is called unfinished because it is not brought to geometric perfection, not faced, rough. But this is a misconception. Its task is not in form, but in function. It is the point of entry for the field into the planet's body. It connects the structure with the earth's core, with the deepest rhythm of the Earth itself. Through it happens what cannot be seen — the entry of geometry into flesh, the piercing of matter by tuning. It is not a room. It is a gate.</w:t>
@@ -3714,7 +3541,6 @@
       </w:pPr>
       <w:r>
         <w:rPr>
-          <w:rStyle w:val="ae"/>
           <w:rFonts w:eastAsiaTheme="majorEastAsia"/>
           <w:b/>
         </w:rPr>
@@ -3760,14 +3586,12 @@
       </w:pPr>
       <w:r>
         <w:rPr>
-          <w:rStyle w:val="af"/>
           <w:rFonts w:eastAsiaTheme="majorEastAsia"/>
         </w:rPr>
         <w:t xml:space="preserve">When the pyramid was built, this place was left untouched, like a nucleus inside a cell. The entire structure of the pyramid was not built </w:t>
       </w:r>
       <w:r>
         <w:rPr>
-          <w:rStyle w:val="af"/>
           <w:rFonts w:eastAsiaTheme="majorEastAsia"/>
           <w:i/>
         </w:rPr>
@@ -3775,14 +3599,12 @@
       </w:r>
       <w:r>
         <w:rPr>
-          <w:rStyle w:val="af"/>
           <w:rFonts w:eastAsiaTheme="majorEastAsia"/>
         </w:rPr>
         <w:t xml:space="preserve"> of the plateau, but </w:t>
       </w:r>
       <w:r>
         <w:rPr>
-          <w:rStyle w:val="af"/>
           <w:rFonts w:eastAsiaTheme="majorEastAsia"/>
           <w:i/>
         </w:rPr>
@@ -3790,7 +3612,6 @@
       </w:r>
       <w:r>
         <w:rPr>
-          <w:rStyle w:val="af"/>
           <w:rFonts w:eastAsiaTheme="majorEastAsia"/>
         </w:rPr>
         <w:t xml:space="preserve"> with it. They did not seek the Grotto from the outside — they heard it from within. Their perception was not limited to geometry and materiality — they felt the vibrations of both space and substance. Therefore the shaft's exit into the Grotto proved accurate not by virtue of an engineering miracle, but by virtue of a deep oneness with the Earth's body.</w:t>
@@ -3849,7 +3670,6 @@
       </w:pPr>
       <w:r>
         <w:rPr>
-          <w:rStyle w:val="ae"/>
           <w:rFonts w:eastAsiaTheme="majorEastAsia"/>
           <w:b/>
         </w:rPr>
@@ -3864,14 +3684,12 @@
       </w:pPr>
       <w:r>
         <w:rPr>
-          <w:rStyle w:val="ae"/>
           <w:rFonts w:eastAsiaTheme="majorEastAsia"/>
         </w:rPr>
         <w:t xml:space="preserve">The so-called "air shafts" are in actuality </w:t>
       </w:r>
       <w:r>
         <w:rPr>
-          <w:rStyle w:val="ae"/>
           <w:rFonts w:eastAsiaTheme="majorEastAsia"/>
           <w:b/>
         </w:rPr>
@@ -3879,14 +3697,12 @@
       </w:r>
       <w:r>
         <w:rPr>
-          <w:rStyle w:val="ae"/>
           <w:rFonts w:eastAsiaTheme="majorEastAsia"/>
         </w:rPr>
         <w:t xml:space="preserve">, both energetic and sonic. Through them, </w:t>
       </w:r>
       <w:r>
         <w:rPr>
-          <w:rStyle w:val="ae"/>
           <w:rFonts w:eastAsiaTheme="majorEastAsia"/>
           <w:b/>
         </w:rPr>
@@ -3894,7 +3710,6 @@
       </w:r>
       <w:r>
         <w:rPr>
-          <w:rStyle w:val="ae"/>
           <w:rFonts w:eastAsiaTheme="majorEastAsia"/>
         </w:rPr>
         <w:t xml:space="preserve"> is tuned. In particular, one of the shafts "looks" at the Belt of Orion, the other at Sirius. This is no accident — it is part of the scheme of attunement.</w:t>
@@ -3909,7 +3724,6 @@
       </w:pPr>
       <w:r>
         <w:rPr>
-          <w:rStyle w:val="ae"/>
           <w:rFonts w:eastAsiaTheme="majorEastAsia"/>
           <w:b/>
         </w:rPr>
@@ -3924,14 +3738,12 @@
       </w:pPr>
       <w:r>
         <w:rPr>
-          <w:rStyle w:val="ae"/>
           <w:rFonts w:eastAsiaTheme="majorEastAsia"/>
         </w:rPr>
         <w:t xml:space="preserve">Inside the pyramid there are </w:t>
       </w:r>
       <w:r>
         <w:rPr>
-          <w:rStyle w:val="ae"/>
           <w:rFonts w:eastAsiaTheme="majorEastAsia"/>
           <w:b/>
         </w:rPr>
@@ -3939,14 +3751,12 @@
       </w:r>
       <w:r>
         <w:rPr>
-          <w:rStyle w:val="ae"/>
           <w:rFonts w:eastAsiaTheme="majorEastAsia"/>
         </w:rPr>
         <w:t xml:space="preserve">, or considered "anomalous voids." But they are real. They are </w:t>
       </w:r>
       <w:r>
         <w:rPr>
-          <w:rStyle w:val="ae"/>
           <w:rFonts w:eastAsiaTheme="majorEastAsia"/>
           <w:b/>
         </w:rPr>
@@ -3954,14 +3764,12 @@
       </w:r>
       <w:r>
         <w:rPr>
-          <w:rStyle w:val="ae"/>
           <w:rFonts w:eastAsiaTheme="majorEastAsia"/>
         </w:rPr>
         <w:t xml:space="preserve">. Not books, not inscriptions, but </w:t>
       </w:r>
       <w:r>
         <w:rPr>
-          <w:rStyle w:val="ae"/>
           <w:rFonts w:eastAsiaTheme="majorEastAsia"/>
           <w:b/>
         </w:rPr>
@@ -3969,7 +3777,6 @@
       </w:r>
       <w:r>
         <w:rPr>
-          <w:rStyle w:val="ae"/>
           <w:rFonts w:eastAsiaTheme="majorEastAsia"/>
         </w:rPr>
         <w:t>, encoded in the vibration of matter. They cannot be read by the eye. But they can be remembered — if consciousness enters into resonance.</w:t>
@@ -3984,14 +3791,12 @@
       </w:pPr>
       <w:r>
         <w:rPr>
-          <w:rStyle w:val="ae"/>
           <w:rFonts w:eastAsiaTheme="majorEastAsia"/>
         </w:rPr>
         <w:t xml:space="preserve">In 2017, the </w:t>
       </w:r>
       <w:r>
         <w:rPr>
-          <w:rStyle w:val="ae"/>
           <w:rFonts w:eastAsiaTheme="majorEastAsia"/>
           <w:b/>
         </w:rPr>
@@ -3999,7 +3804,6 @@
       </w:r>
       <w:r>
         <w:rPr>
-          <w:rStyle w:val="ae"/>
           <w:rFonts w:eastAsiaTheme="majorEastAsia"/>
         </w:rPr>
         <w:t xml:space="preserve"> project, using muon tomography, discovered a huge hidden corridor above the Grand Gallery. It is about 30 m long, with a cross-section similar to the gallery. This is a resonance storage chamber. It is located at the point where vertical pressure and the acoustic axis converge. This chamber is not filled with things — it is filled with sound, or more precisely — with silence saturated with potential. Its task is to stabilize the vibrational flow emanating from the Heart of the Pyramid. It is like a balancing vessel, making a stable response of the entire structure possible. Without it, the tuning is disrupted. It is hidden because it acts beyond the field of perception. It is not activated — it itself enters into operation when the presence is pure.</w:t>
@@ -4013,14 +3817,12 @@
       </w:pPr>
       <w:r>
         <w:rPr>
-          <w:rStyle w:val="ae"/>
           <w:rFonts w:eastAsiaTheme="majorEastAsia"/>
         </w:rPr>
         <w:t xml:space="preserve">Each part of the Pyramid is </w:t>
       </w:r>
       <w:r>
         <w:rPr>
-          <w:rStyle w:val="ae"/>
           <w:rFonts w:eastAsiaTheme="majorEastAsia"/>
           <w:b/>
         </w:rPr>
@@ -4028,14 +3830,12 @@
       </w:r>
       <w:r>
         <w:rPr>
-          <w:rStyle w:val="ae"/>
           <w:rFonts w:eastAsiaTheme="majorEastAsia"/>
         </w:rPr>
         <w:t xml:space="preserve"> between the Earth, the Stars, and Man. It is </w:t>
       </w:r>
       <w:r>
         <w:rPr>
-          <w:rStyle w:val="ae"/>
           <w:rFonts w:eastAsiaTheme="majorEastAsia"/>
           <w:b/>
         </w:rPr>
@@ -4043,14 +3843,12 @@
       </w:r>
       <w:r>
         <w:rPr>
-          <w:rStyle w:val="ae"/>
           <w:rFonts w:eastAsiaTheme="majorEastAsia"/>
         </w:rPr>
         <w:t xml:space="preserve">. It is a living instrument, acting not automatically, but </w:t>
       </w:r>
       <w:r>
         <w:rPr>
-          <w:rStyle w:val="ae"/>
           <w:rFonts w:eastAsiaTheme="majorEastAsia"/>
           <w:b/>
         </w:rPr>
@@ -4058,7 +3856,6 @@
       </w:r>
       <w:r>
         <w:rPr>
-          <w:rStyle w:val="ae"/>
           <w:rFonts w:eastAsiaTheme="majorEastAsia"/>
         </w:rPr>
         <w:t>.</w:t>
@@ -4073,14 +3870,12 @@
       </w:pPr>
       <w:r>
         <w:rPr>
-          <w:rStyle w:val="ae"/>
           <w:rFonts w:eastAsiaTheme="majorEastAsia"/>
         </w:rPr>
         <w:t xml:space="preserve">…The Pyramid was never an isolated object. It was created not simply as a building, but as a </w:t>
       </w:r>
       <w:r>
         <w:rPr>
-          <w:rStyle w:val="ae"/>
           <w:rFonts w:eastAsiaTheme="majorEastAsia"/>
           <w:b/>
         </w:rPr>
@@ -4088,14 +3883,12 @@
       </w:r>
       <w:r>
         <w:rPr>
-          <w:rStyle w:val="ae"/>
           <w:rFonts w:eastAsiaTheme="majorEastAsia"/>
         </w:rPr>
         <w:t xml:space="preserve">, anchored not only to the geometry of the Earth, but also to the </w:t>
       </w:r>
       <w:r>
         <w:rPr>
-          <w:rStyle w:val="ae"/>
           <w:rFonts w:eastAsiaTheme="majorEastAsia"/>
           <w:b/>
         </w:rPr>
@@ -4103,14 +3896,12 @@
       </w:r>
       <w:r>
         <w:rPr>
-          <w:rStyle w:val="ae"/>
           <w:rFonts w:eastAsiaTheme="majorEastAsia"/>
         </w:rPr>
         <w:t xml:space="preserve">. Its form, inner chambers, and directed channels — all of these are part of a complex tuning system in which </w:t>
       </w:r>
       <w:r>
         <w:rPr>
-          <w:rStyle w:val="ae"/>
           <w:rFonts w:eastAsiaTheme="majorEastAsia"/>
           <w:b/>
         </w:rPr>
@@ -4118,7 +3909,6 @@
       </w:r>
       <w:r>
         <w:rPr>
-          <w:rStyle w:val="ae"/>
           <w:rFonts w:eastAsiaTheme="majorEastAsia"/>
         </w:rPr>
         <w:t>: they were elements of architecture, only celestial.</w:t>
@@ -4133,14 +3923,12 @@
       </w:pPr>
       <w:r>
         <w:rPr>
-          <w:rStyle w:val="ae"/>
           <w:rFonts w:eastAsiaTheme="majorEastAsia"/>
         </w:rPr>
         <w:t xml:space="preserve">Two stars were key. </w:t>
       </w:r>
       <w:r>
         <w:rPr>
-          <w:rStyle w:val="ae"/>
           <w:rFonts w:eastAsiaTheme="majorEastAsia"/>
           <w:b/>
         </w:rPr>
@@ -4148,14 +3936,12 @@
       </w:r>
       <w:r>
         <w:rPr>
-          <w:rStyle w:val="ae"/>
           <w:rFonts w:eastAsiaTheme="majorEastAsia"/>
         </w:rPr>
         <w:t xml:space="preserve"> and </w:t>
       </w:r>
       <w:r>
         <w:rPr>
-          <w:rStyle w:val="ae"/>
           <w:rFonts w:eastAsiaTheme="majorEastAsia"/>
           <w:b/>
         </w:rPr>
@@ -4163,7 +3949,6 @@
       </w:r>
       <w:r>
         <w:rPr>
-          <w:rStyle w:val="ae"/>
           <w:rFonts w:eastAsiaTheme="majorEastAsia"/>
         </w:rPr>
         <w:t>.</w:t>
@@ -4178,14 +3963,12 @@
       </w:pPr>
       <w:r>
         <w:rPr>
-          <w:rStyle w:val="ae"/>
           <w:rFonts w:eastAsiaTheme="majorEastAsia"/>
         </w:rPr>
         <w:t xml:space="preserve">The air shafts leading from the King's Chamber are precisely oriented: one towards the belt of Orion, the other towards Sirius. These channels are </w:t>
       </w:r>
       <w:r>
         <w:rPr>
-          <w:rStyle w:val="ae"/>
           <w:rFonts w:eastAsiaTheme="majorEastAsia"/>
           <w:b/>
         </w:rPr>
@@ -4193,14 +3976,12 @@
       </w:r>
       <w:r>
         <w:rPr>
-          <w:rStyle w:val="ae"/>
           <w:rFonts w:eastAsiaTheme="majorEastAsia"/>
         </w:rPr>
         <w:t xml:space="preserve">. Nor are they 'astronomical sights'. They are </w:t>
       </w:r>
       <w:r>
         <w:rPr>
-          <w:rStyle w:val="ae"/>
           <w:rFonts w:eastAsiaTheme="majorEastAsia"/>
           <w:b/>
         </w:rPr>
@@ -4208,14 +3989,12 @@
       </w:r>
       <w:r>
         <w:rPr>
-          <w:rStyle w:val="ae"/>
           <w:rFonts w:eastAsiaTheme="majorEastAsia"/>
         </w:rPr>
         <w:t xml:space="preserve">, </w:t>
       </w:r>
       <w:r>
         <w:rPr>
-          <w:rStyle w:val="ae"/>
           <w:rFonts w:eastAsiaTheme="majorEastAsia"/>
           <w:b/>
         </w:rPr>
@@ -4223,14 +4002,12 @@
       </w:r>
       <w:r>
         <w:rPr>
-          <w:rStyle w:val="ae"/>
           <w:rFonts w:eastAsiaTheme="majorEastAsia"/>
         </w:rPr>
         <w:t xml:space="preserve">, which connected the Pyramid with specific points of the stellar field. They were built not merely to indicate a direction, but to </w:t>
       </w:r>
       <w:r>
         <w:rPr>
-          <w:rStyle w:val="ae"/>
           <w:rFonts w:eastAsiaTheme="majorEastAsia"/>
           <w:b/>
         </w:rPr>
@@ -4238,7 +4015,6 @@
       </w:r>
       <w:r>
         <w:rPr>
-          <w:rStyle w:val="ae"/>
           <w:rFonts w:eastAsiaTheme="majorEastAsia"/>
         </w:rPr>
         <w:t xml:space="preserve"> — on the days when the star was in the required position on the celestial sphere.</w:t>
@@ -4253,7 +4029,6 @@
       </w:pPr>
       <w:r>
         <w:rPr>
-          <w:rStyle w:val="ae"/>
           <w:rFonts w:eastAsiaTheme="majorEastAsia"/>
           <w:b/>
         </w:rPr>
@@ -4261,14 +4036,12 @@
       </w:r>
       <w:r>
         <w:rPr>
-          <w:rStyle w:val="ae"/>
           <w:rFonts w:eastAsiaTheme="majorEastAsia"/>
         </w:rPr>
         <w:t xml:space="preserve"> was linked to Osiris. But not to the image of the king of the dead, but to the </w:t>
       </w:r>
       <w:r>
         <w:rPr>
-          <w:rStyle w:val="ae"/>
           <w:rFonts w:eastAsiaTheme="majorEastAsia"/>
           <w:b/>
         </w:rPr>
@@ -4276,14 +4049,12 @@
       </w:r>
       <w:r>
         <w:rPr>
-          <w:rStyle w:val="ae"/>
           <w:rFonts w:eastAsiaTheme="majorEastAsia"/>
         </w:rPr>
         <w:t xml:space="preserve">. When the belt of Orion crossed a certain meridian, a </w:t>
       </w:r>
       <w:r>
         <w:rPr>
-          <w:rStyle w:val="ae"/>
           <w:rFonts w:eastAsiaTheme="majorEastAsia"/>
           <w:b/>
         </w:rPr>
@@ -4291,14 +4062,12 @@
       </w:r>
       <w:r>
         <w:rPr>
-          <w:rStyle w:val="ae"/>
           <w:rFonts w:eastAsiaTheme="majorEastAsia"/>
         </w:rPr>
         <w:t xml:space="preserve"> was activated, passing through the chamber filled with conscious presence. This was a tuning — not physical, but </w:t>
       </w:r>
       <w:r>
         <w:rPr>
-          <w:rStyle w:val="ae"/>
           <w:rFonts w:eastAsiaTheme="majorEastAsia"/>
           <w:b/>
         </w:rPr>
@@ -4306,14 +4075,12 @@
       </w:r>
       <w:r>
         <w:rPr>
-          <w:rStyle w:val="ae"/>
           <w:rFonts w:eastAsiaTheme="majorEastAsia"/>
         </w:rPr>
         <w:t xml:space="preserve">, through consciousness. </w:t>
       </w:r>
       <w:r>
         <w:rPr>
-          <w:rStyle w:val="ae"/>
           <w:rFonts w:eastAsiaTheme="majorEastAsia"/>
           <w:b/>
         </w:rPr>
@@ -4321,7 +4088,6 @@
       </w:r>
       <w:r>
         <w:rPr>
-          <w:rStyle w:val="ae"/>
           <w:rFonts w:eastAsiaTheme="majorEastAsia"/>
         </w:rPr>
         <w:t xml:space="preserve"> allowed resonance with specific frequencies of the cosmos.</w:t>
@@ -4336,7 +4102,6 @@
       </w:pPr>
       <w:r>
         <w:rPr>
-          <w:rStyle w:val="ae"/>
           <w:rFonts w:eastAsiaTheme="majorEastAsia"/>
           <w:b/>
         </w:rPr>
@@ -4344,14 +4109,12 @@
       </w:r>
       <w:r>
         <w:rPr>
-          <w:rStyle w:val="ae"/>
           <w:rFonts w:eastAsiaTheme="majorEastAsia"/>
         </w:rPr>
         <w:t xml:space="preserve"> was linked to Isis. And again — not to the goddess, but to the </w:t>
       </w:r>
       <w:r>
         <w:rPr>
-          <w:rStyle w:val="ae"/>
           <w:rFonts w:eastAsiaTheme="majorEastAsia"/>
           <w:b/>
         </w:rPr>
@@ -4359,14 +4122,12 @@
       </w:r>
       <w:r>
         <w:rPr>
-          <w:rStyle w:val="ae"/>
           <w:rFonts w:eastAsiaTheme="majorEastAsia"/>
         </w:rPr>
         <w:t xml:space="preserve">. Its heliacal rising coincided with the beginning of a new cycle, with the flooding of the Nile, with the first point of the solar year. But more important is another thing: at the moment of its appearance, </w:t>
       </w:r>
       <w:r>
         <w:rPr>
-          <w:rStyle w:val="ae"/>
           <w:rFonts w:eastAsiaTheme="majorEastAsia"/>
           <w:b/>
         </w:rPr>
@@ -4374,14 +4135,12 @@
       </w:r>
       <w:r>
         <w:rPr>
-          <w:rStyle w:val="ae"/>
           <w:rFonts w:eastAsiaTheme="majorEastAsia"/>
         </w:rPr>
         <w:t xml:space="preserve">, and moreover, this mechanism was </w:t>
       </w:r>
       <w:r>
         <w:rPr>
-          <w:rStyle w:val="ae"/>
           <w:rFonts w:eastAsiaTheme="majorEastAsia"/>
           <w:b/>
         </w:rPr>
@@ -4389,14 +4148,12 @@
       </w:r>
       <w:r>
         <w:rPr>
-          <w:rStyle w:val="ae"/>
           <w:rFonts w:eastAsiaTheme="majorEastAsia"/>
         </w:rPr>
         <w:t xml:space="preserve">. It did not engage levers or gears. It engaged </w:t>
       </w:r>
       <w:r>
         <w:rPr>
-          <w:rStyle w:val="ae"/>
           <w:rFonts w:eastAsiaTheme="majorEastAsia"/>
           <w:b/>
         </w:rPr>
@@ -4404,7 +4161,6 @@
       </w:r>
       <w:r>
         <w:rPr>
-          <w:rStyle w:val="ae"/>
           <w:rFonts w:eastAsiaTheme="majorEastAsia"/>
         </w:rPr>
         <w:t>.</w:t>
@@ -4419,14 +4175,12 @@
       </w:pPr>
       <w:r>
         <w:rPr>
-          <w:rStyle w:val="ae"/>
           <w:rFonts w:eastAsiaTheme="majorEastAsia"/>
         </w:rPr>
         <w:t xml:space="preserve">If a man entered the chamber at that moment — not a random man, but one prepared, purified — he entered a </w:t>
       </w:r>
       <w:r>
         <w:rPr>
-          <w:rStyle w:val="ae"/>
           <w:rFonts w:eastAsiaTheme="majorEastAsia"/>
           <w:b/>
         </w:rPr>
@@ -4434,7 +4188,6 @@
       </w:r>
       <w:r>
         <w:rPr>
-          <w:rStyle w:val="ae"/>
           <w:rFonts w:eastAsiaTheme="majorEastAsia"/>
         </w:rPr>
         <w:t>:</w:t>
@@ -4456,7 +4209,6 @@
       </w:pPr>
       <w:r>
         <w:rPr>
-          <w:rStyle w:val="ae"/>
           <w:rFonts w:eastAsiaTheme="majorEastAsia"/>
           <w:b/>
         </w:rPr>
@@ -4464,7 +4216,6 @@
       </w:r>
       <w:r>
         <w:rPr>
-          <w:rStyle w:val="ae"/>
           <w:rFonts w:eastAsiaTheme="majorEastAsia"/>
         </w:rPr>
         <w:t>.</w:t>
@@ -4497,7 +4248,6 @@
       </w:pPr>
       <w:r>
         <w:rPr>
-          <w:rStyle w:val="ae"/>
           <w:rFonts w:eastAsiaTheme="majorEastAsia"/>
           <w:b/>
         </w:rPr>
@@ -4513,14 +4263,12 @@
       </w:pPr>
       <w:r>
         <w:rPr>
-          <w:rStyle w:val="ae"/>
           <w:rFonts w:eastAsiaTheme="majorEastAsia"/>
         </w:rPr>
         <w:t xml:space="preserve">…But it would be a mistake to think that the stars acted upon the Pyramid as a source of external force. On the contrary, the very structure of the Pyramid was created so as to </w:t>
       </w:r>
       <w:r>
         <w:rPr>
-          <w:rStyle w:val="ae"/>
           <w:rFonts w:eastAsiaTheme="majorEastAsia"/>
           <w:b/>
         </w:rPr>
@@ -4528,14 +4276,12 @@
       </w:r>
       <w:r>
         <w:rPr>
-          <w:rStyle w:val="ae"/>
           <w:rFonts w:eastAsiaTheme="majorEastAsia"/>
         </w:rPr>
         <w:t xml:space="preserve"> these cosmic signals </w:t>
       </w:r>
       <w:r>
         <w:rPr>
-          <w:rStyle w:val="ae"/>
           <w:rFonts w:eastAsiaTheme="majorEastAsia"/>
           <w:b/>
         </w:rPr>
@@ -4543,14 +4289,12 @@
       </w:r>
       <w:r>
         <w:rPr>
-          <w:rStyle w:val="ae"/>
           <w:rFonts w:eastAsiaTheme="majorEastAsia"/>
         </w:rPr>
         <w:t xml:space="preserve">. The air shafts are channels not for the passage of air, but for </w:t>
       </w:r>
       <w:r>
         <w:rPr>
-          <w:rStyle w:val="ae"/>
           <w:rFonts w:eastAsiaTheme="majorEastAsia"/>
           <w:b/>
         </w:rPr>
@@ -4558,14 +4302,12 @@
       </w:r>
       <w:r>
         <w:rPr>
-          <w:rStyle w:val="ae"/>
           <w:rFonts w:eastAsiaTheme="majorEastAsia"/>
         </w:rPr>
         <w:t xml:space="preserve">. Their shape, length, angle of incline — all were calculated with such precision as if they were part of a musical instrument in which the strings are not metal, but </w:t>
       </w:r>
       <w:r>
         <w:rPr>
-          <w:rStyle w:val="ae"/>
           <w:rFonts w:eastAsiaTheme="majorEastAsia"/>
           <w:b/>
         </w:rPr>
@@ -4573,7 +4315,6 @@
       </w:r>
       <w:r>
         <w:rPr>
-          <w:rStyle w:val="ae"/>
           <w:rFonts w:eastAsiaTheme="majorEastAsia"/>
         </w:rPr>
         <w:t>.</w:t>
@@ -4588,14 +4329,12 @@
       </w:pPr>
       <w:r>
         <w:rPr>
-          <w:rStyle w:val="ae"/>
           <w:rFonts w:eastAsiaTheme="majorEastAsia"/>
         </w:rPr>
         <w:t xml:space="preserve">The point of intersection of these waves is also important. It is the </w:t>
       </w:r>
       <w:r>
         <w:rPr>
-          <w:rStyle w:val="ae"/>
           <w:rFonts w:eastAsiaTheme="majorEastAsia"/>
           <w:b/>
         </w:rPr>
@@ -4603,14 +4342,12 @@
       </w:r>
       <w:r>
         <w:rPr>
-          <w:rStyle w:val="ae"/>
           <w:rFonts w:eastAsiaTheme="majorEastAsia"/>
         </w:rPr>
         <w:t xml:space="preserve">. It is not located by chance at the base or at the apex, but at a specific height linked to the </w:t>
       </w:r>
       <w:r>
         <w:rPr>
-          <w:rStyle w:val="ae"/>
           <w:rFonts w:eastAsiaTheme="majorEastAsia"/>
           <w:b/>
         </w:rPr>
@@ -4618,14 +4355,12 @@
       </w:r>
       <w:r>
         <w:rPr>
-          <w:rStyle w:val="ae"/>
           <w:rFonts w:eastAsiaTheme="majorEastAsia"/>
         </w:rPr>
         <w:t xml:space="preserve">. At this point — </w:t>
       </w:r>
       <w:r>
         <w:rPr>
-          <w:rStyle w:val="ae"/>
           <w:rFonts w:eastAsiaTheme="majorEastAsia"/>
           <w:b/>
         </w:rPr>
@@ -4633,14 +4368,12 @@
       </w:r>
       <w:r>
         <w:rPr>
-          <w:rStyle w:val="ae"/>
           <w:rFonts w:eastAsiaTheme="majorEastAsia"/>
         </w:rPr>
         <w:t xml:space="preserve">. Here time becomes more fluid. Here body and consciousness enter such a resonance with geometry that </w:t>
       </w:r>
       <w:r>
         <w:rPr>
-          <w:rStyle w:val="ae"/>
           <w:rFonts w:eastAsiaTheme="majorEastAsia"/>
           <w:b/>
         </w:rPr>
@@ -4648,14 +4381,12 @@
       </w:r>
       <w:r>
         <w:rPr>
-          <w:rStyle w:val="ae"/>
           <w:rFonts w:eastAsiaTheme="majorEastAsia"/>
         </w:rPr>
         <w:t xml:space="preserve">. He who enters this chamber not as a tourist, but as a bearer of intention, feels: </w:t>
       </w:r>
       <w:r>
         <w:rPr>
-          <w:rStyle w:val="ae"/>
           <w:rFonts w:eastAsiaTheme="majorEastAsia"/>
           <w:b/>
         </w:rPr>
@@ -4663,7 +4394,6 @@
       </w:r>
       <w:r>
         <w:rPr>
-          <w:rStyle w:val="ae"/>
           <w:rFonts w:eastAsiaTheme="majorEastAsia"/>
         </w:rPr>
         <w:t>.</w:t>
@@ -4693,7 +4423,6 @@
       </w:pPr>
       <w:r>
         <w:rPr>
-          <w:rStyle w:val="ae"/>
           <w:rFonts w:eastAsiaTheme="majorEastAsia"/>
           <w:b/>
         </w:rPr>
@@ -4713,7 +4442,6 @@
       </w:pPr>
       <w:r>
         <w:rPr>
-          <w:rStyle w:val="ae"/>
           <w:rFonts w:eastAsiaTheme="majorEastAsia"/>
           <w:b/>
         </w:rPr>
@@ -4729,7 +4457,6 @@
       </w:pPr>
       <w:r>
         <w:rPr>
-          <w:rStyle w:val="ae"/>
           <w:rFonts w:eastAsiaTheme="majorEastAsia"/>
           <w:b/>
         </w:rPr>
@@ -4756,14 +4483,12 @@
       </w:pPr>
       <w:r>
         <w:rPr>
-          <w:rStyle w:val="ae"/>
           <w:rFonts w:eastAsiaTheme="majorEastAsia"/>
         </w:rPr>
         <w:t xml:space="preserve">When Sirius rises, the channel within responds. When Orion enters its required position, the resonance reaches its maximum. At that moment, that for which the Pyramid was built took place: </w:t>
       </w:r>
       <w:r>
         <w:rPr>
-          <w:rStyle w:val="ae"/>
           <w:rFonts w:eastAsiaTheme="majorEastAsia"/>
           <w:b/>
         </w:rPr>
@@ -4779,14 +4504,12 @@
       </w:pPr>
       <w:r>
         <w:rPr>
-          <w:rStyle w:val="ae"/>
           <w:rFonts w:eastAsiaTheme="majorEastAsia"/>
         </w:rPr>
         <w:t xml:space="preserve">For this, not merely starlight was needed. A </w:t>
       </w:r>
       <w:r>
         <w:rPr>
-          <w:rStyle w:val="ae"/>
           <w:rFonts w:eastAsiaTheme="majorEastAsia"/>
           <w:b/>
         </w:rPr>
@@ -4794,7 +4517,6 @@
       </w:r>
       <w:r>
         <w:rPr>
-          <w:rStyle w:val="ae"/>
           <w:rFonts w:eastAsiaTheme="majorEastAsia"/>
         </w:rPr>
         <w:t xml:space="preserve"> was needed, capable of receiving it. And of becoming a bridge between form and Light.</w:t>
@@ -4809,7 +4531,6 @@
       </w:pPr>
       <w:r>
         <w:rPr>
-          <w:rStyle w:val="ae"/>
           <w:rFonts w:eastAsiaTheme="majorEastAsia"/>
           <w:b/>
         </w:rPr>
@@ -4817,14 +4538,12 @@
       </w:r>
       <w:r>
         <w:rPr>
-          <w:rStyle w:val="ae"/>
           <w:rFonts w:eastAsiaTheme="majorEastAsia"/>
         </w:rPr>
         <w:t xml:space="preserve"> It was not intended for daily visitation, and certainly not for crowds. It </w:t>
       </w:r>
       <w:r>
         <w:rPr>
-          <w:rStyle w:val="ae"/>
           <w:rFonts w:eastAsiaTheme="majorEastAsia"/>
           <w:b/>
         </w:rPr>
@@ -4832,7 +4551,6 @@
       </w:r>
       <w:r>
         <w:rPr>
-          <w:rStyle w:val="ae"/>
           <w:rFonts w:eastAsiaTheme="majorEastAsia"/>
         </w:rPr>
         <w:t>, to those who had reached a certain inner purity and had matured for entry into resonance. This is not elitism. It is the law of correspondence.</w:t>
@@ -4847,7 +4565,6 @@
       </w:pPr>
       <w:r>
         <w:rPr>
-          <w:rStyle w:val="ae"/>
           <w:rFonts w:eastAsiaTheme="majorEastAsia"/>
           <w:b/>
         </w:rPr>
@@ -4863,14 +4580,12 @@
       </w:pPr>
       <w:r>
         <w:rPr>
-          <w:rStyle w:val="ae"/>
           <w:rFonts w:eastAsiaTheme="majorEastAsia"/>
         </w:rPr>
         <w:t xml:space="preserve">Therefore the Pyramid was not 'used'. </w:t>
       </w:r>
       <w:r>
         <w:rPr>
-          <w:rStyle w:val="ae"/>
           <w:rFonts w:eastAsiaTheme="majorEastAsia"/>
           <w:b/>
         </w:rPr>
@@ -4878,7 +4593,6 @@
       </w:r>
       <w:r>
         <w:rPr>
-          <w:rStyle w:val="ae"/>
           <w:rFonts w:eastAsiaTheme="majorEastAsia"/>
         </w:rPr>
         <w:t xml:space="preserve"> And it called only those who had begun to sound in unison with it.</w:t>
@@ -4893,14 +4607,12 @@
       </w:pPr>
       <w:r>
         <w:rPr>
-          <w:rStyle w:val="ae"/>
           <w:rFonts w:eastAsiaTheme="majorEastAsia"/>
         </w:rPr>
         <w:t xml:space="preserve">Thus it was before. And thus it will be again. Because the mechanism remains. But </w:t>
       </w:r>
       <w:r>
         <w:rPr>
-          <w:rStyle w:val="ae"/>
           <w:rFonts w:eastAsiaTheme="majorEastAsia"/>
           <w:b/>
         </w:rPr>
@@ -4908,7 +4620,6 @@
       </w:r>
       <w:r>
         <w:rPr>
-          <w:rStyle w:val="ae"/>
           <w:rFonts w:eastAsiaTheme="majorEastAsia"/>
         </w:rPr>
         <w:t>.</w:t>
@@ -5527,7 +5238,6 @@
       </w:pPr>
       <w:r>
         <w:rPr>
-          <w:rStyle w:val="ae"/>
           <w:rFonts w:eastAsiaTheme="majorEastAsia"/>
           <w:b/>
         </w:rPr>
@@ -5535,14 +5245,12 @@
       </w:r>
       <w:r>
         <w:rPr>
-          <w:rStyle w:val="ae"/>
           <w:rFonts w:eastAsiaTheme="majorEastAsia"/>
         </w:rPr>
         <w:t xml:space="preserve"> Its four-sided form, oriented precisely to the cardinal directions, with identical faces converging into a single apex, creates </w:t>
       </w:r>
       <w:r>
         <w:rPr>
-          <w:rStyle w:val="ae"/>
           <w:rFonts w:eastAsiaTheme="majorEastAsia"/>
           <w:b/>
         </w:rPr>
@@ -5550,7 +5258,6 @@
       </w:r>
       <w:r>
         <w:rPr>
-          <w:rStyle w:val="ae"/>
           <w:rFonts w:eastAsiaTheme="majorEastAsia"/>
         </w:rPr>
         <w:t xml:space="preserve"> — both in acoustics and in the subtle field of space. These waves form nodes and antinodes, concentrating at specific points, such as the middle of a chamber or the area beneath the apex. Standing waves do not propagate; they are held within, intensifying with each new interference — thus the Pyramid accumulates and focuses vibration.</w:t>
@@ -5565,7 +5272,6 @@
       </w:pPr>
       <w:r>
         <w:rPr>
-          <w:rStyle w:val="ae"/>
           <w:rFonts w:eastAsiaTheme="majorEastAsia"/>
           <w:b/>
         </w:rPr>
@@ -5573,14 +5279,12 @@
       </w:r>
       <w:r>
         <w:rPr>
-          <w:rStyle w:val="ae"/>
           <w:rFonts w:eastAsiaTheme="majorEastAsia"/>
         </w:rPr>
         <w:t xml:space="preserve"> — this is a term describing a unique acoustic and energetic phenomenon within the Pyramid: at certain points, especially in the “King’s Chamber,” the sound wave sharply loses intensity, as if disappearing. This is not a consequence of absorption, but the result of a precise superposition of counter-phase oscillations. Thus a </w:t>
       </w:r>
       <w:r>
         <w:rPr>
-          <w:rStyle w:val="ae"/>
           <w:rFonts w:eastAsiaTheme="majorEastAsia"/>
           <w:b/>
         </w:rPr>
@@ -5588,7 +5292,6 @@
       </w:r>
       <w:r>
         <w:rPr>
-          <w:rStyle w:val="ae"/>
           <w:rFonts w:eastAsiaTheme="majorEastAsia"/>
         </w:rPr>
         <w:t xml:space="preserve"> is created, in which a state of profound silence — inner and outer — is possible. This same field served in antiquity for entering altered states of consciousness — not through sound, but through its absence.</w:t>
@@ -5603,7 +5306,6 @@
       </w:pPr>
       <w:r>
         <w:rPr>
-          <w:rStyle w:val="ae"/>
           <w:rFonts w:eastAsiaTheme="majorEastAsia"/>
           <w:b/>
         </w:rPr>
@@ -5611,14 +5313,12 @@
       </w:r>
       <w:r>
         <w:rPr>
-          <w:rStyle w:val="ae"/>
           <w:rFonts w:eastAsiaTheme="majorEastAsia"/>
         </w:rPr>
         <w:t xml:space="preserve"> — this is a function of the combination of form, size, and material. The angle of the faces’ incline (approx. 51°50′), the height, and the length of the base are in a strict relationship connected with the </w:t>
       </w:r>
       <w:r>
         <w:rPr>
-          <w:rStyle w:val="ae"/>
           <w:rFonts w:eastAsiaTheme="majorEastAsia"/>
           <w:b/>
         </w:rPr>
@@ -5626,14 +5326,12 @@
       </w:r>
       <w:r>
         <w:rPr>
-          <w:rStyle w:val="ae"/>
           <w:rFonts w:eastAsiaTheme="majorEastAsia"/>
         </w:rPr>
         <w:t xml:space="preserve">, the </w:t>
       </w:r>
       <w:r>
         <w:rPr>
-          <w:rStyle w:val="ae"/>
           <w:rFonts w:eastAsiaTheme="majorEastAsia"/>
           <w:b/>
         </w:rPr>
@@ -5641,14 +5339,12 @@
       </w:r>
       <w:r>
         <w:rPr>
-          <w:rStyle w:val="ae"/>
           <w:rFonts w:eastAsiaTheme="majorEastAsia"/>
         </w:rPr>
         <w:t xml:space="preserve">, and </w:t>
       </w:r>
       <w:r>
         <w:rPr>
-          <w:rStyle w:val="ae"/>
           <w:rFonts w:eastAsiaTheme="majorEastAsia"/>
           <w:b/>
         </w:rPr>
@@ -5656,14 +5352,12 @@
       </w:r>
       <w:r>
         <w:rPr>
-          <w:rStyle w:val="ae"/>
           <w:rFonts w:eastAsiaTheme="majorEastAsia"/>
         </w:rPr>
         <w:t xml:space="preserve">. This creates conditions for </w:t>
       </w:r>
       <w:r>
         <w:rPr>
-          <w:rStyle w:val="ae"/>
           <w:rFonts w:eastAsiaTheme="majorEastAsia"/>
           <w:b/>
         </w:rPr>
@@ -5671,7 +5365,6 @@
       </w:r>
       <w:r>
         <w:rPr>
-          <w:rStyle w:val="ae"/>
           <w:rFonts w:eastAsiaTheme="majorEastAsia"/>
         </w:rPr>
         <w:t xml:space="preserve"> at certain frequencies and suppression at others. Thus the Pyramid “filters out” unwanted vibrations and amplifies only those that correspond to the design.</w:t>
@@ -5686,7 +5379,6 @@
       </w:pPr>
       <w:r>
         <w:rPr>
-          <w:rStyle w:val="ae"/>
           <w:rFonts w:eastAsiaTheme="majorEastAsia"/>
           <w:b/>
         </w:rPr>
@@ -5694,7 +5386,6 @@
       </w:r>
       <w:r>
         <w:rPr>
-          <w:rStyle w:val="ae"/>
           <w:rFonts w:eastAsiaTheme="majorEastAsia"/>
         </w:rPr>
         <w:t xml:space="preserve"> The electromagnetic, acoustic, and gravitational fields around the Pyramid are distorted, creating anomalies repeatedly recorded by instruments. For example, a compass needle near the Pyramid deviates, and radio equipment malfunctions. This is not mythology — it is behavior recorded, but as yet unexplained by science.</w:t>
@@ -5709,14 +5400,12 @@
       </w:pPr>
       <w:r>
         <w:rPr>
-          <w:rStyle w:val="ae"/>
           <w:rFonts w:eastAsiaTheme="majorEastAsia"/>
         </w:rPr>
         <w:t xml:space="preserve">The form of the Great Pyramid is a language. And this language is written in number, proportion, and direction. It acts upon space not by magic, but by pure geometry, because </w:t>
       </w:r>
       <w:r>
         <w:rPr>
-          <w:rStyle w:val="ae"/>
           <w:rFonts w:eastAsiaTheme="majorEastAsia"/>
           <w:b/>
         </w:rPr>
@@ -5724,7 +5413,6 @@
       </w:r>
       <w:r>
         <w:rPr>
-          <w:rStyle w:val="ae"/>
           <w:rFonts w:eastAsiaTheme="majorEastAsia"/>
         </w:rPr>
         <w:t>.</w:t>
@@ -5750,14 +5438,12 @@
       </w:pPr>
       <w:r>
         <w:rPr>
-          <w:rStyle w:val="ae"/>
           <w:rFonts w:eastAsiaTheme="majorEastAsia"/>
         </w:rPr>
         <w:t xml:space="preserve">Everything above the surface is only a part of the Pyramid’s body. Its base does not end at the foundation slab: </w:t>
       </w:r>
       <w:r>
         <w:rPr>
-          <w:rStyle w:val="ae"/>
           <w:rFonts w:eastAsiaTheme="majorEastAsia"/>
           <w:b/>
         </w:rPr>
@@ -5765,14 +5451,12 @@
       </w:r>
       <w:r>
         <w:rPr>
-          <w:rStyle w:val="ae"/>
           <w:rFonts w:eastAsiaTheme="majorEastAsia"/>
         </w:rPr>
         <w:t xml:space="preserve">, like the root of a tree, weaving into the geology of the Giza plateau. And this subterranean part is not secondary. It is the foundation in the full sense: </w:t>
       </w:r>
       <w:r>
         <w:rPr>
-          <w:rStyle w:val="ae"/>
           <w:rFonts w:eastAsiaTheme="majorEastAsia"/>
           <w:b/>
         </w:rPr>
@@ -5780,7 +5464,6 @@
       </w:r>
       <w:r>
         <w:rPr>
-          <w:rStyle w:val="ae"/>
           <w:rFonts w:eastAsiaTheme="majorEastAsia"/>
         </w:rPr>
         <w:t>.</w:t>
@@ -5809,7 +5492,6 @@
       </w:pPr>
       <w:r>
         <w:rPr>
-          <w:rStyle w:val="ae"/>
           <w:rFonts w:eastAsiaTheme="majorEastAsia"/>
           <w:b/>
         </w:rPr>
@@ -5817,14 +5499,12 @@
       </w:r>
       <w:r>
         <w:rPr>
-          <w:rStyle w:val="ae"/>
           <w:rFonts w:eastAsiaTheme="majorEastAsia"/>
         </w:rPr>
         <w:t xml:space="preserve"> — roughly hewn out of the bedrock, located at the lowest point of the Descending Passage. It is undressed, its walls uneven, its floor deepened. But this is not a “rough preliminary” — it is a </w:t>
       </w:r>
       <w:r>
         <w:rPr>
-          <w:rStyle w:val="ae"/>
           <w:rFonts w:eastAsiaTheme="majorEastAsia"/>
           <w:b/>
         </w:rPr>
@@ -5832,14 +5512,12 @@
       </w:r>
       <w:r>
         <w:rPr>
-          <w:rStyle w:val="ae"/>
           <w:rFonts w:eastAsiaTheme="majorEastAsia"/>
         </w:rPr>
         <w:t xml:space="preserve">. Here the radiation coming from below, from the Earth’s depths, accumulates and is balanced. This point is a </w:t>
       </w:r>
       <w:r>
         <w:rPr>
-          <w:rStyle w:val="ae"/>
           <w:rFonts w:eastAsiaTheme="majorEastAsia"/>
           <w:b/>
         </w:rPr>
@@ -5847,7 +5525,6 @@
       </w:r>
       <w:r>
         <w:rPr>
-          <w:rStyle w:val="ae"/>
           <w:rFonts w:eastAsiaTheme="majorEastAsia"/>
         </w:rPr>
         <w:t>, where contact occurs between the Pyramid’s structure and the Earth’s geodynamics.</w:t>
@@ -5865,7 +5542,6 @@
       </w:pPr>
       <w:r>
         <w:rPr>
-          <w:rStyle w:val="ae"/>
           <w:rFonts w:eastAsiaTheme="majorEastAsia"/>
           <w:b/>
         </w:rPr>
@@ -5873,14 +5549,12 @@
       </w:r>
       <w:r>
         <w:rPr>
-          <w:rStyle w:val="ae"/>
           <w:rFonts w:eastAsiaTheme="majorEastAsia"/>
         </w:rPr>
         <w:t xml:space="preserve"> — channels not only for movement, but also for directing flows. Their slope, length, and cross-section are calculated so as to </w:t>
       </w:r>
       <w:r>
         <w:rPr>
-          <w:rStyle w:val="ae"/>
           <w:rFonts w:eastAsiaTheme="majorEastAsia"/>
           <w:b/>
         </w:rPr>
@@ -5888,7 +5562,6 @@
       </w:r>
       <w:r>
         <w:rPr>
-          <w:rStyle w:val="ae"/>
           <w:rFonts w:eastAsiaTheme="majorEastAsia"/>
         </w:rPr>
         <w:t xml:space="preserve"> passing along the vertical axis.</w:t>
@@ -5906,7 +5579,6 @@
       </w:pPr>
       <w:r>
         <w:rPr>
-          <w:rStyle w:val="ae"/>
           <w:rFonts w:eastAsiaTheme="majorEastAsia"/>
           <w:b/>
         </w:rPr>
@@ -5914,14 +5586,12 @@
       </w:r>
       <w:r>
         <w:rPr>
-          <w:rStyle w:val="ae"/>
           <w:rFonts w:eastAsiaTheme="majorEastAsia"/>
         </w:rPr>
         <w:t xml:space="preserve"> — an enlargement inside the vertical shaft. It is located at the junction between the rock foundation and the Pyramid’s masonry. Its shape is irregular, yet harmonious, as in nature. The Grotto was not built as part of the Pyramid — </w:t>
       </w:r>
       <w:r>
         <w:rPr>
-          <w:rStyle w:val="ae"/>
           <w:rFonts w:eastAsiaTheme="majorEastAsia"/>
           <w:b/>
         </w:rPr>
@@ -5929,14 +5599,12 @@
       </w:r>
       <w:r>
         <w:rPr>
-          <w:rStyle w:val="ae"/>
           <w:rFonts w:eastAsiaTheme="majorEastAsia"/>
         </w:rPr>
         <w:t xml:space="preserve">. It is a </w:t>
       </w:r>
       <w:r>
         <w:rPr>
-          <w:rStyle w:val="ae"/>
           <w:rFonts w:eastAsiaTheme="majorEastAsia"/>
           <w:b/>
         </w:rPr>
@@ -5944,14 +5612,12 @@
       </w:r>
       <w:r>
         <w:rPr>
-          <w:rStyle w:val="ae"/>
           <w:rFonts w:eastAsiaTheme="majorEastAsia"/>
         </w:rPr>
         <w:t xml:space="preserve">, a node into which the builders consciously inscribed the structure. The shaft leading to it was laid with jewel-like precision, which is impossible without prior knowledge of its position. Thus, the Pyramid </w:t>
       </w:r>
       <w:r>
         <w:rPr>
-          <w:rStyle w:val="ae"/>
           <w:rFonts w:eastAsiaTheme="majorEastAsia"/>
           <w:b/>
         </w:rPr>
@@ -5959,14 +5625,12 @@
       </w:r>
       <w:r>
         <w:rPr>
-          <w:rStyle w:val="ae"/>
           <w:rFonts w:eastAsiaTheme="majorEastAsia"/>
         </w:rPr>
         <w:t xml:space="preserve">, but was built in </w:t>
       </w:r>
       <w:r>
         <w:rPr>
-          <w:rStyle w:val="ae"/>
           <w:rFonts w:eastAsiaTheme="majorEastAsia"/>
           <w:b/>
         </w:rPr>
@@ -5974,7 +5638,6 @@
       </w:r>
       <w:r>
         <w:rPr>
-          <w:rStyle w:val="ae"/>
           <w:rFonts w:eastAsiaTheme="majorEastAsia"/>
         </w:rPr>
         <w:t>.</w:t>
@@ -5992,7 +5655,6 @@
       </w:pPr>
       <w:r>
         <w:rPr>
-          <w:rStyle w:val="ae"/>
           <w:rFonts w:eastAsiaTheme="majorEastAsia"/>
           <w:b/>
         </w:rPr>
@@ -6000,14 +5662,12 @@
       </w:r>
       <w:r>
         <w:rPr>
-          <w:rStyle w:val="ae"/>
           <w:rFonts w:eastAsiaTheme="majorEastAsia"/>
         </w:rPr>
         <w:t xml:space="preserve"> — presumed, but not fully explored. They could be both natural and partially modified. Their task — </w:t>
       </w:r>
       <w:r>
         <w:rPr>
-          <w:rStyle w:val="ae"/>
           <w:rFonts w:eastAsiaTheme="majorEastAsia"/>
           <w:b/>
         </w:rPr>
@@ -6015,7 +5675,6 @@
       </w:r>
       <w:r>
         <w:rPr>
-          <w:rStyle w:val="ae"/>
           <w:rFonts w:eastAsiaTheme="majorEastAsia"/>
         </w:rPr>
         <w:t>. The Earth is alive. And the pyramidal structure did not wall itself off from it, but was included in its breathing.</w:t>
@@ -6030,7 +5689,6 @@
       </w:pPr>
       <w:r>
         <w:rPr>
-          <w:rStyle w:val="ae"/>
           <w:rFonts w:eastAsiaTheme="majorEastAsia"/>
           <w:b/>
         </w:rPr>
@@ -6038,14 +5696,12 @@
       </w:r>
       <w:r>
         <w:rPr>
-          <w:rStyle w:val="ae"/>
           <w:rFonts w:eastAsiaTheme="majorEastAsia"/>
         </w:rPr>
         <w:t xml:space="preserve"> The flows come not only from above (the stars), but also from below. </w:t>
       </w:r>
       <w:r>
         <w:rPr>
-          <w:rStyle w:val="ae"/>
           <w:rFonts w:eastAsiaTheme="majorEastAsia"/>
           <w:b/>
         </w:rPr>
@@ -6053,14 +5709,12 @@
       </w:r>
       <w:r>
         <w:rPr>
-          <w:rStyle w:val="ae"/>
           <w:rFonts w:eastAsiaTheme="majorEastAsia"/>
         </w:rPr>
         <w:t xml:space="preserve">, between the cosmos and the planet’s core. And in this sense, the lower part plays the </w:t>
       </w:r>
       <w:r>
         <w:rPr>
-          <w:rStyle w:val="ae"/>
           <w:rFonts w:eastAsiaTheme="majorEastAsia"/>
           <w:b/>
         </w:rPr>
@@ -6068,14 +5722,12 @@
       </w:r>
       <w:r>
         <w:rPr>
-          <w:rStyle w:val="ae"/>
           <w:rFonts w:eastAsiaTheme="majorEastAsia"/>
         </w:rPr>
         <w:t xml:space="preserve">, and the upper part — </w:t>
       </w:r>
       <w:r>
         <w:rPr>
-          <w:rStyle w:val="ae"/>
           <w:rFonts w:eastAsiaTheme="majorEastAsia"/>
           <w:b/>
         </w:rPr>
@@ -6083,14 +5735,12 @@
       </w:r>
       <w:r>
         <w:rPr>
-          <w:rStyle w:val="ae"/>
           <w:rFonts w:eastAsiaTheme="majorEastAsia"/>
         </w:rPr>
         <w:t xml:space="preserve">. But even this is not a linear transmission — it is a </w:t>
       </w:r>
       <w:r>
         <w:rPr>
-          <w:rStyle w:val="ae"/>
           <w:rFonts w:eastAsiaTheme="majorEastAsia"/>
           <w:b/>
         </w:rPr>
@@ -6098,7 +5748,6 @@
       </w:r>
       <w:r>
         <w:rPr>
-          <w:rStyle w:val="ae"/>
           <w:rFonts w:eastAsiaTheme="majorEastAsia"/>
         </w:rPr>
         <w:t>. Everything returns.</w:t>
@@ -6124,14 +5773,12 @@
       </w:pPr>
       <w:r>
         <w:rPr>
-          <w:rStyle w:val="ae"/>
           <w:rFonts w:eastAsiaTheme="majorEastAsia"/>
         </w:rPr>
         <w:t xml:space="preserve">The Great Pyramid was not a constantly operating machine. It did not radiate unceasingly, did not “glow” day and night. Its work was an </w:t>
       </w:r>
       <w:r>
         <w:rPr>
-          <w:rStyle w:val="ae"/>
           <w:rFonts w:eastAsiaTheme="majorEastAsia"/>
           <w:b/>
         </w:rPr>
@@ -6139,14 +5786,12 @@
       </w:r>
       <w:r>
         <w:rPr>
-          <w:rStyle w:val="ae"/>
           <w:rFonts w:eastAsiaTheme="majorEastAsia"/>
         </w:rPr>
         <w:t xml:space="preserve">, not a background. Activation occurred at a </w:t>
       </w:r>
       <w:r>
         <w:rPr>
-          <w:rStyle w:val="ae"/>
           <w:rFonts w:eastAsiaTheme="majorEastAsia"/>
           <w:b/>
         </w:rPr>
@@ -6154,14 +5799,12 @@
       </w:r>
       <w:r>
         <w:rPr>
-          <w:rStyle w:val="ae"/>
           <w:rFonts w:eastAsiaTheme="majorEastAsia"/>
         </w:rPr>
         <w:t xml:space="preserve">, at the </w:t>
       </w:r>
       <w:r>
         <w:rPr>
-          <w:rStyle w:val="ae"/>
           <w:rFonts w:eastAsiaTheme="majorEastAsia"/>
           <w:b/>
         </w:rPr>
@@ -6169,7 +5812,6 @@
       </w:r>
       <w:r>
         <w:rPr>
-          <w:rStyle w:val="ae"/>
           <w:rFonts w:eastAsiaTheme="majorEastAsia"/>
         </w:rPr>
         <w:t>: astronomical, geomagnetic, and — most importantly — human.</w:t>
@@ -6184,7 +5826,6 @@
       </w:pPr>
       <w:r>
         <w:rPr>
-          <w:rStyle w:val="ae"/>
           <w:rFonts w:eastAsiaTheme="majorEastAsia"/>
           <w:b/>
         </w:rPr>
@@ -6200,14 +5841,12 @@
       </w:pPr>
       <w:r>
         <w:rPr>
-          <w:rStyle w:val="ae"/>
           <w:rFonts w:eastAsiaTheme="majorEastAsia"/>
         </w:rPr>
         <w:t xml:space="preserve">The Pyramid was not turned on “from outside” — it responded from within. This was not a start-up in an engineering sense, but an </w:t>
       </w:r>
       <w:r>
         <w:rPr>
-          <w:rStyle w:val="ae"/>
           <w:rFonts w:eastAsiaTheme="majorEastAsia"/>
           <w:b/>
         </w:rPr>
@@ -6215,14 +5854,12 @@
       </w:r>
       <w:r>
         <w:rPr>
-          <w:rStyle w:val="ae"/>
           <w:rFonts w:eastAsiaTheme="majorEastAsia"/>
         </w:rPr>
         <w:t xml:space="preserve"> with a specific state. This state was set not only by the stars and the Earth, but also by the </w:t>
       </w:r>
       <w:r>
         <w:rPr>
-          <w:rStyle w:val="ae"/>
           <w:rFonts w:eastAsiaTheme="majorEastAsia"/>
           <w:b/>
         </w:rPr>
@@ -6230,7 +5867,6 @@
       </w:r>
       <w:r>
         <w:rPr>
-          <w:rStyle w:val="ae"/>
           <w:rFonts w:eastAsiaTheme="majorEastAsia"/>
         </w:rPr>
         <w:t>.</w:t>
@@ -6245,7 +5881,6 @@
       </w:pPr>
       <w:r>
         <w:rPr>
-          <w:rStyle w:val="ae"/>
           <w:rFonts w:eastAsiaTheme="majorEastAsia"/>
           <w:b/>
         </w:rPr>
@@ -6261,14 +5896,12 @@
       </w:pPr>
       <w:r>
         <w:rPr>
-          <w:rStyle w:val="ae"/>
           <w:rFonts w:eastAsiaTheme="majorEastAsia"/>
         </w:rPr>
         <w:t xml:space="preserve">But not ritual as the repetition of forms, but as the </w:t>
       </w:r>
       <w:r>
         <w:rPr>
-          <w:rStyle w:val="ae"/>
           <w:rFonts w:eastAsiaTheme="majorEastAsia"/>
           <w:b/>
         </w:rPr>
@@ -6276,14 +5909,12 @@
       </w:r>
       <w:r>
         <w:rPr>
-          <w:rStyle w:val="ae"/>
           <w:rFonts w:eastAsiaTheme="majorEastAsia"/>
         </w:rPr>
         <w:t xml:space="preserve">. The person entering the space of the Pyramid with intent had to be not merely a priest, but a </w:t>
       </w:r>
       <w:r>
         <w:rPr>
-          <w:rStyle w:val="ae"/>
           <w:rFonts w:eastAsiaTheme="majorEastAsia"/>
           <w:b/>
         </w:rPr>
@@ -6291,7 +5922,6 @@
       </w:r>
       <w:r>
         <w:rPr>
-          <w:rStyle w:val="ae"/>
           <w:rFonts w:eastAsiaTheme="majorEastAsia"/>
         </w:rPr>
         <w:t>. He was like a tuning fork — what the Pyramid was meant to answer sounded within him.</w:t>
@@ -6306,7 +5936,6 @@
       </w:pPr>
       <w:r>
         <w:rPr>
-          <w:rStyle w:val="ae"/>
           <w:rFonts w:eastAsiaTheme="majorEastAsia"/>
           <w:b/>
         </w:rPr>
@@ -6325,14 +5954,12 @@
       </w:pPr>
       <w:r>
         <w:rPr>
-          <w:rStyle w:val="ae"/>
           <w:rFonts w:eastAsiaTheme="majorEastAsia"/>
         </w:rPr>
         <w:t xml:space="preserve">first, </w:t>
       </w:r>
       <w:r>
         <w:rPr>
-          <w:rStyle w:val="ae"/>
           <w:rFonts w:eastAsiaTheme="majorEastAsia"/>
           <w:b/>
         </w:rPr>
@@ -6340,7 +5967,6 @@
       </w:r>
       <w:r>
         <w:rPr>
-          <w:rStyle w:val="ae"/>
           <w:rFonts w:eastAsiaTheme="majorEastAsia"/>
         </w:rPr>
         <w:t xml:space="preserve"> consciousness entered — in complete silence, in complete accord with the rhythm of the Earth and the stars;</w:t>
@@ -6358,14 +5984,12 @@
       </w:pPr>
       <w:r>
         <w:rPr>
-          <w:rStyle w:val="ae"/>
           <w:rFonts w:eastAsiaTheme="majorEastAsia"/>
         </w:rPr>
         <w:t xml:space="preserve">then </w:t>
       </w:r>
       <w:r>
         <w:rPr>
-          <w:rStyle w:val="ae"/>
           <w:rFonts w:eastAsiaTheme="majorEastAsia"/>
           <w:b/>
         </w:rPr>
@@ -6373,7 +5997,6 @@
       </w:r>
       <w:r>
         <w:rPr>
-          <w:rStyle w:val="ae"/>
           <w:rFonts w:eastAsiaTheme="majorEastAsia"/>
         </w:rPr>
         <w:t xml:space="preserve"> occurred — through sound, breath, rhythm;</w:t>
@@ -6391,14 +6014,12 @@
       </w:pPr>
       <w:r>
         <w:rPr>
-          <w:rStyle w:val="ae"/>
           <w:rFonts w:eastAsiaTheme="majorEastAsia"/>
         </w:rPr>
         <w:t xml:space="preserve">at the moment of precise astronomical positioning </w:t>
       </w:r>
       <w:r>
         <w:rPr>
-          <w:rStyle w:val="ae"/>
           <w:rFonts w:eastAsiaTheme="majorEastAsia"/>
           <w:b/>
         </w:rPr>
@@ -6406,7 +6027,6 @@
       </w:r>
       <w:r>
         <w:rPr>
-          <w:rStyle w:val="ae"/>
           <w:rFonts w:eastAsiaTheme="majorEastAsia"/>
         </w:rPr>
         <w:t xml:space="preserve"> — this was felt as a faint hum, as an inner pressure, as the dilation of time;</w:t>
@@ -6424,7 +6044,6 @@
       </w:pPr>
       <w:r>
         <w:rPr>
-          <w:rStyle w:val="ae"/>
           <w:rFonts w:eastAsiaTheme="majorEastAsia"/>
           <w:b/>
         </w:rPr>
@@ -6432,7 +6051,6 @@
       </w:r>
       <w:r>
         <w:rPr>
-          <w:rStyle w:val="ae"/>
           <w:rFonts w:eastAsiaTheme="majorEastAsia"/>
         </w:rPr>
         <w:t xml:space="preserve"> entered into resonance — and in that place, the consciousness of the person could surpass the limits of form.</w:t>
@@ -6447,7 +6065,6 @@
       </w:pPr>
       <w:r>
         <w:rPr>
-          <w:rStyle w:val="ae"/>
           <w:rFonts w:eastAsiaTheme="majorEastAsia"/>
           <w:b/>
         </w:rPr>
@@ -6463,14 +6080,12 @@
       </w:pPr>
       <w:r>
         <w:rPr>
-          <w:rStyle w:val="ae"/>
           <w:rFonts w:eastAsiaTheme="majorEastAsia"/>
         </w:rPr>
         <w:t xml:space="preserve">Not priests in the ordinary sense. These were </w:t>
       </w:r>
       <w:r>
         <w:rPr>
-          <w:rStyle w:val="ae"/>
           <w:rFonts w:eastAsiaTheme="majorEastAsia"/>
           <w:b/>
         </w:rPr>
@@ -6478,14 +6093,12 @@
       </w:r>
       <w:r>
         <w:rPr>
-          <w:rStyle w:val="ae"/>
           <w:rFonts w:eastAsiaTheme="majorEastAsia"/>
         </w:rPr>
         <w:t xml:space="preserve"> — rare ones prepared their whole lives. They were not a caste, not the chosen. They were </w:t>
       </w:r>
       <w:r>
         <w:rPr>
-          <w:rStyle w:val="ae"/>
           <w:rFonts w:eastAsiaTheme="majorEastAsia"/>
           <w:b/>
         </w:rPr>
@@ -6493,7 +6106,6 @@
       </w:r>
       <w:r>
         <w:rPr>
-          <w:rStyle w:val="ae"/>
           <w:rFonts w:eastAsiaTheme="majorEastAsia"/>
         </w:rPr>
         <w:t>, that is, free of distortion. Only such a person could enter without destroying the balance.</w:t>
@@ -6508,7 +6120,6 @@
       </w:pPr>
       <w:r>
         <w:rPr>
-          <w:rStyle w:val="ae"/>
           <w:rFonts w:eastAsiaTheme="majorEastAsia"/>
           <w:b/>
         </w:rPr>
@@ -6543,14 +6154,12 @@
       </w:pPr>
       <w:r>
         <w:rPr>
-          <w:rStyle w:val="ae"/>
           <w:rFonts w:eastAsiaTheme="majorEastAsia"/>
         </w:rPr>
         <w:t xml:space="preserve">— In the grid of the Earth: an impulse that went to the other nodes. The Pyramid was </w:t>
       </w:r>
       <w:r>
         <w:rPr>
-          <w:rStyle w:val="ae"/>
           <w:rFonts w:eastAsiaTheme="majorEastAsia"/>
           <w:b/>
         </w:rPr>
@@ -6558,14 +6167,12 @@
       </w:r>
       <w:r>
         <w:rPr>
-          <w:rStyle w:val="ae"/>
           <w:rFonts w:eastAsiaTheme="majorEastAsia"/>
         </w:rPr>
         <w:t xml:space="preserve"> — it was </w:t>
       </w:r>
       <w:r>
         <w:rPr>
-          <w:rStyle w:val="ae"/>
           <w:rFonts w:eastAsiaTheme="majorEastAsia"/>
           <w:b/>
         </w:rPr>
@@ -6573,14 +6180,12 @@
       </w:r>
       <w:r>
         <w:rPr>
-          <w:rStyle w:val="ae"/>
           <w:rFonts w:eastAsiaTheme="majorEastAsia"/>
         </w:rPr>
         <w:t xml:space="preserve">, and its activation was a signal, not literally, but </w:t>
       </w:r>
       <w:r>
         <w:rPr>
-          <w:rStyle w:val="ae"/>
           <w:rFonts w:eastAsiaTheme="majorEastAsia"/>
           <w:b/>
         </w:rPr>
@@ -6588,7 +6193,6 @@
       </w:r>
       <w:r>
         <w:rPr>
-          <w:rStyle w:val="ae"/>
           <w:rFonts w:eastAsiaTheme="majorEastAsia"/>
         </w:rPr>
         <w:t>.</w:t>
@@ -6603,7 +6207,6 @@
       </w:pPr>
       <w:r>
         <w:rPr>
-          <w:rStyle w:val="ae"/>
           <w:rFonts w:eastAsiaTheme="majorEastAsia"/>
           <w:b/>
         </w:rPr>
@@ -6619,14 +6222,12 @@
       </w:pPr>
       <w:r>
         <w:rPr>
-          <w:rStyle w:val="ae"/>
           <w:rFonts w:eastAsiaTheme="majorEastAsia"/>
         </w:rPr>
         <w:t xml:space="preserve">Because the state of the Earth’s field has changed. Not because the Pyramid is dead. But because </w:t>
       </w:r>
       <w:r>
         <w:rPr>
-          <w:rStyle w:val="ae"/>
           <w:rFonts w:eastAsiaTheme="majorEastAsia"/>
           <w:b/>
         </w:rPr>
@@ -6634,14 +6235,12 @@
       </w:r>
       <w:r>
         <w:rPr>
-          <w:rStyle w:val="ae"/>
           <w:rFonts w:eastAsiaTheme="majorEastAsia"/>
         </w:rPr>
         <w:t xml:space="preserve">. It can respond — but not to a call, but to </w:t>
       </w:r>
       <w:r>
         <w:rPr>
-          <w:rStyle w:val="ae"/>
           <w:rFonts w:eastAsiaTheme="majorEastAsia"/>
           <w:b/>
         </w:rPr>
@@ -6649,7 +6248,6 @@
       </w:r>
       <w:r>
         <w:rPr>
-          <w:rStyle w:val="ae"/>
           <w:rFonts w:eastAsiaTheme="majorEastAsia"/>
         </w:rPr>
         <w:t>. This recognition is not connected with learning, initiation, or sacrifice. It is connected with an inner state.</w:t>
@@ -6675,14 +6273,12 @@
       </w:pPr>
       <w:r>
         <w:rPr>
-          <w:rStyle w:val="ae"/>
           <w:rFonts w:eastAsiaTheme="majorEastAsia"/>
         </w:rPr>
         <w:t xml:space="preserve">The Great Pyramid is not merely an ancient building and not merely an instrument. It is a </w:t>
       </w:r>
       <w:r>
         <w:rPr>
-          <w:rStyle w:val="ae"/>
           <w:rFonts w:eastAsiaTheme="majorEastAsia"/>
           <w:b/>
         </w:rPr>
@@ -6690,14 +6286,12 @@
       </w:r>
       <w:r>
         <w:rPr>
-          <w:rStyle w:val="ae"/>
           <w:rFonts w:eastAsiaTheme="majorEastAsia"/>
         </w:rPr>
         <w:t xml:space="preserve">. A node not in metaphor, but in the literal structure of the </w:t>
       </w:r>
       <w:r>
         <w:rPr>
-          <w:rStyle w:val="ae"/>
           <w:rFonts w:eastAsiaTheme="majorEastAsia"/>
           <w:b/>
         </w:rPr>
@@ -6705,7 +6299,6 @@
       </w:r>
       <w:r>
         <w:rPr>
-          <w:rStyle w:val="ae"/>
           <w:rFonts w:eastAsiaTheme="majorEastAsia"/>
         </w:rPr>
         <w:t>, the energetic framework of the Earth in which certain lines of force converge.</w:t>
@@ -6720,7 +6313,6 @@
       </w:pPr>
       <w:r>
         <w:rPr>
-          <w:rStyle w:val="ae"/>
           <w:rFonts w:eastAsiaTheme="majorEastAsia"/>
           <w:b/>
         </w:rPr>
@@ -6747,14 +6339,12 @@
       </w:pPr>
       <w:r>
         <w:rPr>
-          <w:rStyle w:val="ae"/>
           <w:rFonts w:eastAsiaTheme="majorEastAsia"/>
         </w:rPr>
         <w:t xml:space="preserve">The Pyramid stands </w:t>
       </w:r>
       <w:r>
         <w:rPr>
-          <w:rStyle w:val="ae"/>
           <w:rFonts w:eastAsiaTheme="majorEastAsia"/>
           <w:b/>
         </w:rPr>
@@ -6762,14 +6352,12 @@
       </w:r>
       <w:r>
         <w:rPr>
-          <w:rStyle w:val="ae"/>
           <w:rFonts w:eastAsiaTheme="majorEastAsia"/>
         </w:rPr>
         <w:t xml:space="preserve">, but also at a </w:t>
       </w:r>
       <w:r>
         <w:rPr>
-          <w:rStyle w:val="ae"/>
           <w:rFonts w:eastAsiaTheme="majorEastAsia"/>
           <w:b/>
         </w:rPr>
@@ -6777,7 +6365,6 @@
       </w:r>
       <w:r>
         <w:rPr>
-          <w:rStyle w:val="ae"/>
           <w:rFonts w:eastAsiaTheme="majorEastAsia"/>
         </w:rPr>
         <w:t xml:space="preserve"> — those coming from the planet’s core, from the stars, and from other pyramids built according to this same system.</w:t>
@@ -6792,7 +6379,6 @@
       </w:pPr>
       <w:r>
         <w:rPr>
-          <w:rStyle w:val="ae"/>
           <w:rFonts w:eastAsiaTheme="majorEastAsia"/>
           <w:b/>
         </w:rPr>
@@ -6808,14 +6394,12 @@
       </w:pPr>
       <w:r>
         <w:rPr>
-          <w:rStyle w:val="ae"/>
           <w:rFonts w:eastAsiaTheme="majorEastAsia"/>
         </w:rPr>
         <w:t xml:space="preserve">Its task is not only to receive or transmit, but to </w:t>
       </w:r>
       <w:r>
         <w:rPr>
-          <w:rStyle w:val="ae"/>
           <w:rFonts w:eastAsiaTheme="majorEastAsia"/>
           <w:b/>
         </w:rPr>
@@ -6823,14 +6407,12 @@
       </w:r>
       <w:r>
         <w:rPr>
-          <w:rStyle w:val="ae"/>
           <w:rFonts w:eastAsiaTheme="majorEastAsia"/>
         </w:rPr>
         <w:t xml:space="preserve">. The Pyramid served as a point of </w:t>
       </w:r>
       <w:r>
         <w:rPr>
-          <w:rStyle w:val="ae"/>
           <w:rFonts w:eastAsiaTheme="majorEastAsia"/>
           <w:b/>
         </w:rPr>
@@ -6838,14 +6420,12 @@
       </w:r>
       <w:r>
         <w:rPr>
-          <w:rStyle w:val="ae"/>
           <w:rFonts w:eastAsiaTheme="majorEastAsia"/>
         </w:rPr>
         <w:t xml:space="preserve"> — a place where various waves (magnetic, acoustic, light) </w:t>
       </w:r>
       <w:r>
         <w:rPr>
-          <w:rStyle w:val="ae"/>
           <w:rFonts w:eastAsiaTheme="majorEastAsia"/>
           <w:b/>
         </w:rPr>
@@ -6853,7 +6433,6 @@
       </w:r>
       <w:r>
         <w:rPr>
-          <w:rStyle w:val="ae"/>
           <w:rFonts w:eastAsiaTheme="majorEastAsia"/>
         </w:rPr>
         <w:t>.</w:t>
@@ -6868,14 +6447,12 @@
       </w:pPr>
       <w:r>
         <w:rPr>
-          <w:rStyle w:val="ae"/>
           <w:rFonts w:eastAsiaTheme="majorEastAsia"/>
         </w:rPr>
         <w:t xml:space="preserve">This affected the climate, the growth of plants, the movement of waters, and, most importantly, the </w:t>
       </w:r>
       <w:r>
         <w:rPr>
-          <w:rStyle w:val="ae"/>
           <w:rFonts w:eastAsiaTheme="majorEastAsia"/>
           <w:b/>
         </w:rPr>
@@ -6883,14 +6460,12 @@
       </w:r>
       <w:r>
         <w:rPr>
-          <w:rStyle w:val="ae"/>
           <w:rFonts w:eastAsiaTheme="majorEastAsia"/>
         </w:rPr>
         <w:t xml:space="preserve"> within a certain radius. People in these zones felt order, clarity, silence. The Pyramid was a </w:t>
       </w:r>
       <w:r>
         <w:rPr>
-          <w:rStyle w:val="ae"/>
           <w:rFonts w:eastAsiaTheme="majorEastAsia"/>
           <w:b/>
         </w:rPr>
@@ -6898,7 +6473,6 @@
       </w:r>
       <w:r>
         <w:rPr>
-          <w:rStyle w:val="ae"/>
           <w:rFonts w:eastAsiaTheme="majorEastAsia"/>
         </w:rPr>
         <w:t>.</w:t>
@@ -6913,7 +6487,6 @@
       </w:pPr>
       <w:r>
         <w:rPr>
-          <w:rStyle w:val="ae"/>
           <w:rFonts w:eastAsiaTheme="majorEastAsia"/>
           <w:b/>
         </w:rPr>
@@ -6929,14 +6502,12 @@
       </w:pPr>
       <w:r>
         <w:rPr>
-          <w:rStyle w:val="ae"/>
           <w:rFonts w:eastAsiaTheme="majorEastAsia"/>
         </w:rPr>
         <w:t xml:space="preserve">The Great Pyramid was not the first and was not the last. It is the </w:t>
       </w:r>
       <w:r>
         <w:rPr>
-          <w:rStyle w:val="ae"/>
           <w:rFonts w:eastAsiaTheme="majorEastAsia"/>
           <w:b/>
         </w:rPr>
@@ -6944,14 +6515,12 @@
       </w:r>
       <w:r>
         <w:rPr>
-          <w:rStyle w:val="ae"/>
           <w:rFonts w:eastAsiaTheme="majorEastAsia"/>
         </w:rPr>
         <w:t xml:space="preserve">. The other pyramids, both on Earth and beneath its surface, form a </w:t>
       </w:r>
       <w:r>
         <w:rPr>
-          <w:rStyle w:val="ae"/>
           <w:rFonts w:eastAsiaTheme="majorEastAsia"/>
           <w:b/>
         </w:rPr>
@@ -6959,14 +6528,12 @@
       </w:r>
       <w:r>
         <w:rPr>
-          <w:rStyle w:val="ae"/>
           <w:rFonts w:eastAsiaTheme="majorEastAsia"/>
         </w:rPr>
         <w:t xml:space="preserve">. These are not lines on a map, but </w:t>
       </w:r>
       <w:r>
         <w:rPr>
-          <w:rStyle w:val="ae"/>
           <w:rFonts w:eastAsiaTheme="majorEastAsia"/>
           <w:b/>
         </w:rPr>
@@ -6974,7 +6541,6 @@
       </w:r>
       <w:r>
         <w:rPr>
-          <w:rStyle w:val="ae"/>
           <w:rFonts w:eastAsiaTheme="majorEastAsia"/>
         </w:rPr>
         <w:t xml:space="preserve"> that connect lands and continents.</w:t>
@@ -6989,14 +6555,12 @@
       </w:pPr>
       <w:r>
         <w:rPr>
-          <w:rStyle w:val="ae"/>
           <w:rFonts w:eastAsiaTheme="majorEastAsia"/>
         </w:rPr>
         <w:t xml:space="preserve">Machu Picchu, Teotihuacan, Baalbek, Angkor — all these places are tuned in one field. Their construction is neither chance nor imitation. It is a </w:t>
       </w:r>
       <w:r>
         <w:rPr>
-          <w:rStyle w:val="ae"/>
           <w:rFonts w:eastAsiaTheme="majorEastAsia"/>
           <w:b/>
         </w:rPr>
@@ -7004,7 +6568,6 @@
       </w:r>
       <w:r>
         <w:rPr>
-          <w:rStyle w:val="ae"/>
           <w:rFonts w:eastAsiaTheme="majorEastAsia"/>
         </w:rPr>
         <w:t>, unfolded on the planet.</w:t>
@@ -7019,7 +6582,6 @@
       </w:pPr>
       <w:r>
         <w:rPr>
-          <w:rStyle w:val="ae"/>
           <w:rFonts w:eastAsiaTheme="majorEastAsia"/>
           <w:b/>
         </w:rPr>
@@ -7035,14 +6597,12 @@
       </w:pPr>
       <w:r>
         <w:rPr>
-          <w:rStyle w:val="ae"/>
           <w:rFonts w:eastAsiaTheme="majorEastAsia"/>
         </w:rPr>
         <w:t xml:space="preserve">There are times when </w:t>
       </w:r>
       <w:r>
         <w:rPr>
-          <w:rStyle w:val="ae"/>
           <w:rFonts w:eastAsiaTheme="majorEastAsia"/>
           <w:b/>
         </w:rPr>
@@ -7050,14 +6610,12 @@
       </w:r>
       <w:r>
         <w:rPr>
-          <w:rStyle w:val="ae"/>
           <w:rFonts w:eastAsiaTheme="majorEastAsia"/>
         </w:rPr>
         <w:t xml:space="preserve">, and energy begins to “wander.” The Pyramid stabilizes not mechanically, but </w:t>
       </w:r>
       <w:r>
         <w:rPr>
-          <w:rStyle w:val="ae"/>
           <w:rFonts w:eastAsiaTheme="majorEastAsia"/>
           <w:b/>
         </w:rPr>
@@ -7065,7 +6623,6 @@
       </w:r>
       <w:r>
         <w:rPr>
-          <w:rStyle w:val="ae"/>
           <w:rFonts w:eastAsiaTheme="majorEastAsia"/>
         </w:rPr>
         <w:t>. It creates a point of fixation. Like a gyroscope that does not allow the system to swing too far.</w:t>
@@ -7079,14 +6636,12 @@
       </w:pPr>
       <w:r>
         <w:rPr>
-          <w:rStyle w:val="ae"/>
           <w:rFonts w:eastAsiaTheme="majorEastAsia"/>
         </w:rPr>
         <w:t xml:space="preserve">Without such nodes, the Earth could descend into chaos. Therefore, even now, when the pyramid is not fully active, it remains an </w:t>
       </w:r>
       <w:r>
         <w:rPr>
-          <w:rStyle w:val="ae"/>
           <w:rFonts w:eastAsiaTheme="majorEastAsia"/>
           <w:b/>
         </w:rPr>
@@ -7094,7 +6649,6 @@
       </w:r>
       <w:r>
         <w:rPr>
-          <w:rStyle w:val="ae"/>
           <w:rFonts w:eastAsiaTheme="majorEastAsia"/>
         </w:rPr>
         <w:t>.</w:t>
@@ -7109,7 +6663,6 @@
       </w:pPr>
       <w:r>
         <w:rPr>
-          <w:rStyle w:val="ae"/>
           <w:rFonts w:eastAsiaTheme="majorEastAsia"/>
           <w:b/>
         </w:rPr>
@@ -7125,14 +6678,12 @@
       </w:pPr>
       <w:r>
         <w:rPr>
-          <w:rStyle w:val="ae"/>
           <w:rFonts w:eastAsiaTheme="majorEastAsia"/>
         </w:rPr>
         <w:t xml:space="preserve">Human consciousness is not external to the planet. It is built into the same system. And when the pyramid “speaks,” it is not the ear that hears it, but the </w:t>
       </w:r>
       <w:r>
         <w:rPr>
-          <w:rStyle w:val="ae"/>
           <w:rFonts w:eastAsiaTheme="majorEastAsia"/>
           <w:b/>
         </w:rPr>
@@ -7140,14 +6691,12 @@
       </w:r>
       <w:r>
         <w:rPr>
-          <w:rStyle w:val="ae"/>
           <w:rFonts w:eastAsiaTheme="majorEastAsia"/>
         </w:rPr>
         <w:t xml:space="preserve">. The attuned person feels this wave as </w:t>
       </w:r>
       <w:r>
         <w:rPr>
-          <w:rStyle w:val="ae"/>
           <w:rFonts w:eastAsiaTheme="majorEastAsia"/>
           <w:b/>
         </w:rPr>
@@ -7155,7 +6704,6 @@
       </w:r>
       <w:r>
         <w:rPr>
-          <w:rStyle w:val="ae"/>
           <w:rFonts w:eastAsiaTheme="majorEastAsia"/>
         </w:rPr>
         <w:t>, as a clarity that has no words.</w:t>
@@ -7170,14 +6718,12 @@
       </w:pPr>
       <w:r>
         <w:rPr>
-          <w:rStyle w:val="ae"/>
           <w:rFonts w:eastAsiaTheme="majorEastAsia"/>
         </w:rPr>
         <w:t xml:space="preserve">Thus, the role of the pyramid is not to govern the Earth, but to </w:t>
       </w:r>
       <w:r>
         <w:rPr>
-          <w:rStyle w:val="ae"/>
           <w:rFonts w:eastAsiaTheme="majorEastAsia"/>
           <w:b/>
         </w:rPr>
@@ -7185,7 +6731,6 @@
       </w:r>
       <w:r>
         <w:rPr>
-          <w:rStyle w:val="ae"/>
           <w:rFonts w:eastAsiaTheme="majorEastAsia"/>
         </w:rPr>
         <w:t>, the attunement between the stellar and the earthly.</w:t>
@@ -7211,72 +6756,65 @@
       </w:pPr>
       <w:r>
         <w:rPr>
+          <w:rFonts w:eastAsiaTheme="majorEastAsia"/>
+        </w:rPr>
+        <w:t xml:space="preserve">The Great Pyramid is a </w:t>
+      </w:r>
+      <w:r>
+        <w:rPr>
+          <w:rFonts w:eastAsiaTheme="majorEastAsia"/>
+          <w:b/>
+        </w:rPr>
+        <w:t>mathematical message</w:t>
+      </w:r>
+      <w:r>
+        <w:rPr>
+          <w:rFonts w:eastAsiaTheme="majorEastAsia"/>
+        </w:rPr>
+        <w:t xml:space="preserve">, carved in stone. Not as a metaphor, but literally: </w:t>
+      </w:r>
+      <w:r>
+        <w:rPr>
+          <w:rFonts w:eastAsiaTheme="majorEastAsia"/>
+          <w:b/>
+        </w:rPr>
+        <w:t>all its geometry is a language of numbers</w:t>
+      </w:r>
+      <w:r>
+        <w:rPr>
+          <w:rFonts w:eastAsiaTheme="majorEastAsia"/>
+        </w:rPr>
+        <w:t xml:space="preserve">, from which not just the form is “composed,” but knowledge is conveyed, accessible only to those who read </w:t>
+      </w:r>
+      <w:r>
+        <w:rPr>
+          <w:rFonts w:eastAsiaTheme="majorEastAsia"/>
+          <w:b/>
+        </w:rPr>
+        <w:t>in rhythm, not in letters</w:t>
+      </w:r>
+      <w:r>
+        <w:rPr>
+          <w:rFonts w:eastAsiaTheme="majorEastAsia"/>
+        </w:rPr>
+        <w:t>.</w:t>
+      </w:r>
+    </w:p>
+    <w:p>
+      <w:pPr>
+        <w:pStyle w:val="ad"/>
+        <w:ind w:firstLine="708"/>
+        <w:contextualSpacing/>
+        <w:jc w:val="both"/>
+        <w:rPr>
           <w:rStyle w:val="ae"/>
           <w:rFonts w:eastAsiaTheme="majorEastAsia"/>
         </w:rPr>
-        <w:t xml:space="preserve">The Great Pyramid is a </w:t>
-      </w:r>
+      </w:pPr>
       <w:r>
         <w:rPr>
           <w:rStyle w:val="ae"/>
           <w:rFonts w:eastAsiaTheme="majorEastAsia"/>
-          <w:b/>
-        </w:rPr>
-        <w:t>mathematical message</w:t>
-      </w:r>
-      <w:r>
-        <w:rPr>
-          <w:rStyle w:val="ae"/>
-          <w:rFonts w:eastAsiaTheme="majorEastAsia"/>
-        </w:rPr>
-        <w:t xml:space="preserve">, carved in stone. Not as a metaphor, but literally: </w:t>
-      </w:r>
-      <w:r>
-        <w:rPr>
-          <w:rStyle w:val="ae"/>
-          <w:rFonts w:eastAsiaTheme="majorEastAsia"/>
-          <w:b/>
-        </w:rPr>
-        <w:t>all its geometry is a language of numbers</w:t>
-      </w:r>
-      <w:r>
-        <w:rPr>
-          <w:rStyle w:val="ae"/>
-          <w:rFonts w:eastAsiaTheme="majorEastAsia"/>
-        </w:rPr>
-        <w:t xml:space="preserve">, from which not just the form is “composed,” but knowledge is conveyed, accessible only to those who read </w:t>
-      </w:r>
-      <w:r>
-        <w:rPr>
-          <w:rStyle w:val="ae"/>
-          <w:rFonts w:eastAsiaTheme="majorEastAsia"/>
-          <w:b/>
-        </w:rPr>
-        <w:t>in rhythm, not in letters</w:t>
-      </w:r>
-      <w:r>
-        <w:rPr>
-          <w:rStyle w:val="ae"/>
-          <w:rFonts w:eastAsiaTheme="majorEastAsia"/>
-        </w:rPr>
-        <w:t>.</w:t>
-      </w:r>
-    </w:p>
-    <w:p>
-      <w:pPr>
-        <w:pStyle w:val="ad"/>
-        <w:ind w:firstLine="708"/>
-        <w:contextualSpacing/>
-        <w:jc w:val="both"/>
-        <w:rPr>
-          <w:rStyle w:val="ae"/>
-          <w:rFonts w:eastAsiaTheme="majorEastAsia"/>
-        </w:rPr>
-      </w:pPr>
-      <w:r>
-        <w:rPr>
-          <w:rStyle w:val="ae"/>
-          <w:rFonts w:eastAsiaTheme="majorEastAsia"/>
         </w:rPr>
         <w:t xml:space="preserve"> </w:t>
       </w:r>
@@ -7290,7 +6828,6 @@
       </w:pPr>
       <w:r>
         <w:rPr>
-          <w:rStyle w:val="ae"/>
           <w:rFonts w:eastAsiaTheme="majorEastAsia"/>
           <w:b/>
         </w:rPr>
@@ -7306,14 +6843,12 @@
       </w:pPr>
       <w:r>
         <w:rPr>
-          <w:rStyle w:val="ae"/>
           <w:rFonts w:eastAsiaTheme="majorEastAsia"/>
         </w:rPr>
         <w:t xml:space="preserve">In the relationships of the sides, angles, and heights of the pyramid, the </w:t>
       </w:r>
       <w:r>
         <w:rPr>
-          <w:rStyle w:val="ae"/>
           <w:rFonts w:eastAsiaTheme="majorEastAsia"/>
           <w:b/>
         </w:rPr>
@@ -7321,7 +6856,6 @@
       </w:r>
       <w:r>
         <w:rPr>
-          <w:rStyle w:val="ae"/>
           <w:rFonts w:eastAsiaTheme="majorEastAsia"/>
         </w:rPr>
         <w:t>:</w:t>
@@ -7364,52 +6898,164 @@
       </w:pPr>
       <w:r>
         <w:rPr>
+          <w:rFonts w:eastAsiaTheme="majorEastAsia"/>
+        </w:rPr>
+        <w:t xml:space="preserve">This is not chance. These proportions are </w:t>
+      </w:r>
+      <w:r>
+        <w:rPr>
+          <w:rFonts w:eastAsiaTheme="majorEastAsia"/>
+          <w:b/>
+        </w:rPr>
+        <w:t>the principles of the formation of matter</w:t>
+      </w:r>
+      <w:r>
+        <w:rPr>
+          <w:rFonts w:eastAsiaTheme="majorEastAsia"/>
+        </w:rPr>
+        <w:t xml:space="preserve">, according to which not only shells and galaxies are arranged, but also </w:t>
+      </w:r>
+      <w:r>
+        <w:rPr>
+          <w:rFonts w:eastAsiaTheme="majorEastAsia"/>
+          <w:b/>
+        </w:rPr>
+        <w:t>waves</w:t>
+      </w:r>
+      <w:r>
+        <w:rPr>
+          <w:rFonts w:eastAsiaTheme="majorEastAsia"/>
+        </w:rPr>
+        <w:t xml:space="preserve">, especially </w:t>
+      </w:r>
+      <w:r>
+        <w:rPr>
+          <w:rFonts w:eastAsiaTheme="majorEastAsia"/>
+          <w:b/>
+        </w:rPr>
+        <w:t>standing waves, residing in the nodes of the pyramid</w:t>
+      </w:r>
+      <w:r>
+        <w:rPr>
+          <w:rFonts w:eastAsiaTheme="majorEastAsia"/>
+        </w:rPr>
+        <w:t>.</w:t>
+      </w:r>
+    </w:p>
+    <w:p>
+      <w:pPr>
+        <w:pStyle w:val="ad"/>
+        <w:ind w:firstLine="708"/>
+        <w:contextualSpacing/>
+        <w:jc w:val="both"/>
+        <w:rPr>
           <w:rStyle w:val="ae"/>
           <w:rFonts w:eastAsiaTheme="majorEastAsia"/>
         </w:rPr>
-        <w:t xml:space="preserve">This is not chance. These proportions are </w:t>
-      </w:r>
-      <w:r>
-        <w:rPr>
-          <w:rStyle w:val="ae"/>
-          <w:rFonts w:eastAsiaTheme="majorEastAsia"/>
-          <w:b/>
-        </w:rPr>
-        <w:t>the principles of the formation of matter</w:t>
-      </w:r>
-      <w:r>
-        <w:rPr>
-          <w:rStyle w:val="ae"/>
-          <w:rFonts w:eastAsiaTheme="majorEastAsia"/>
-        </w:rPr>
-        <w:t xml:space="preserve">, according to which not only shells and galaxies are arranged, but also </w:t>
-      </w:r>
-      <w:r>
-        <w:rPr>
-          <w:rStyle w:val="ae"/>
-          <w:rFonts w:eastAsiaTheme="majorEastAsia"/>
-          <w:b/>
-        </w:rPr>
-        <w:t>waves</w:t>
-      </w:r>
-      <w:r>
-        <w:rPr>
-          <w:rStyle w:val="ae"/>
-          <w:rFonts w:eastAsiaTheme="majorEastAsia"/>
-        </w:rPr>
-        <w:t xml:space="preserve">, especially </w:t>
-      </w:r>
-      <w:r>
-        <w:rPr>
-          <w:rStyle w:val="ae"/>
-          <w:rFonts w:eastAsiaTheme="majorEastAsia"/>
-          <w:b/>
-        </w:rPr>
-        <w:t>standing waves, residing in the nodes of the pyramid</w:t>
-      </w:r>
-      <w:r>
-        <w:rPr>
-          <w:rStyle w:val="ae"/>
+      </w:pPr>
+    </w:p>
+    <w:p>
+      <w:pPr>
+        <w:pStyle w:val="ad"/>
+        <w:ind w:firstLine="708"/>
+        <w:contextualSpacing/>
+        <w:jc w:val="both"/>
+      </w:pPr>
+      <w:r>
+        <w:rPr>
+          <w:rFonts w:eastAsiaTheme="majorEastAsia"/>
+          <w:b/>
+        </w:rPr>
+        <w:t>144,000 and the Height</w:t>
+      </w:r>
+    </w:p>
+    <w:p>
+      <w:pPr>
+        <w:pStyle w:val="ad"/>
+        <w:ind w:firstLine="708"/>
+        <w:contextualSpacing/>
+        <w:jc w:val="both"/>
+      </w:pPr>
+      <w:r>
+        <w:rPr>
+          <w:rFonts w:eastAsiaTheme="majorEastAsia"/>
+        </w:rPr>
+        <w:t xml:space="preserve">The original height of the pyramid is </w:t>
+      </w:r>
+      <w:r>
+        <w:rPr>
+          <w:rFonts w:eastAsiaTheme="majorEastAsia"/>
+          <w:b/>
+        </w:rPr>
+        <w:t>280 royal cubits</w:t>
+      </w:r>
+      <w:r>
+        <w:rPr>
+          <w:rFonts w:eastAsiaTheme="majorEastAsia"/>
+        </w:rPr>
+        <w:t xml:space="preserve">. Multiplying this number by 1.5 (the proportion of the diagonal of a square to its side), we get </w:t>
+      </w:r>
+      <w:r>
+        <w:rPr>
+          <w:rFonts w:eastAsiaTheme="majorEastAsia"/>
+          <w:b/>
+        </w:rPr>
+        <w:t>420</w:t>
+      </w:r>
+      <w:r>
+        <w:rPr>
+          <w:rFonts w:eastAsiaTheme="majorEastAsia"/>
+        </w:rPr>
+        <w:t>, which in sacred numerology is associated with the cycles of the great year.</w:t>
+      </w:r>
+    </w:p>
+    <w:p>
+      <w:pPr>
+        <w:pStyle w:val="ad"/>
+        <w:contextualSpacing/>
+        <w:jc w:val="both"/>
+      </w:pPr>
+      <w:r>
+        <w:rPr>
+          <w:rFonts w:eastAsiaTheme="majorEastAsia"/>
+        </w:rPr>
+        <w:t xml:space="preserve">Furthermore, </w:t>
+      </w:r>
+      <w:r>
+        <w:rPr>
+          <w:rFonts w:eastAsiaTheme="majorEastAsia"/>
+          <w:b/>
+        </w:rPr>
+        <w:t>144,000</w:t>
+      </w:r>
+      <w:r>
+        <w:rPr>
+          <w:rFonts w:eastAsiaTheme="majorEastAsia"/>
+        </w:rPr>
+        <w:t xml:space="preserve"> is the number of hewn white casing stones with which the pyramid was covered. This number appears in the </w:t>
+      </w:r>
+      <w:r>
+        <w:rPr>
+          <w:rFonts w:eastAsiaTheme="majorEastAsia"/>
+          <w:b/>
+        </w:rPr>
+        <w:t>Revelation of John</w:t>
+      </w:r>
+      <w:r>
+        <w:rPr>
+          <w:rFonts w:eastAsiaTheme="majorEastAsia"/>
+        </w:rPr>
+        <w:t xml:space="preserve">, as the number of the “chosen,” but earlier it was the number of </w:t>
+      </w:r>
+      <w:r>
+        <w:rPr>
+          <w:rFonts w:eastAsiaTheme="majorEastAsia"/>
+          <w:b/>
+        </w:rPr>
+        <w:t>wave correspondence between sound and light</w:t>
+      </w:r>
+      <w:r>
+        <w:rPr>
           <w:rFonts w:eastAsiaTheme="majorEastAsia"/>
         </w:rPr>
         <w:t>.</w:t>
@@ -7421,127 +7067,90 @@
         <w:ind w:firstLine="708"/>
         <w:contextualSpacing/>
         <w:jc w:val="both"/>
-        <w:rPr>
-          <w:rStyle w:val="ae"/>
-          <w:rFonts w:eastAsiaTheme="majorEastAsia"/>
-        </w:rPr>
-      </w:pPr>
-    </w:p>
-    <w:p>
-      <w:pPr>
-        <w:pStyle w:val="ad"/>
-        <w:ind w:firstLine="708"/>
-        <w:contextualSpacing/>
-        <w:jc w:val="both"/>
-      </w:pPr>
-      <w:r>
-        <w:rPr>
-          <w:rStyle w:val="ae"/>
-          <w:rFonts w:eastAsiaTheme="majorEastAsia"/>
-          <w:b/>
-        </w:rPr>
-        <w:t>144,000 and the Height</w:t>
-      </w:r>
-    </w:p>
-    <w:p>
-      <w:pPr>
-        <w:pStyle w:val="ad"/>
-        <w:ind w:firstLine="708"/>
-        <w:contextualSpacing/>
-        <w:jc w:val="both"/>
-      </w:pPr>
-      <w:r>
-        <w:rPr>
-          <w:rStyle w:val="ae"/>
-          <w:rFonts w:eastAsiaTheme="majorEastAsia"/>
-        </w:rPr>
-        <w:t xml:space="preserve">The original height of the pyramid is </w:t>
-      </w:r>
-      <w:r>
-        <w:rPr>
-          <w:rStyle w:val="ae"/>
-          <w:rFonts w:eastAsiaTheme="majorEastAsia"/>
-          <w:b/>
-        </w:rPr>
-        <w:t>280 royal cubits</w:t>
-      </w:r>
-      <w:r>
-        <w:rPr>
-          <w:rStyle w:val="ae"/>
-          <w:rFonts w:eastAsiaTheme="majorEastAsia"/>
-        </w:rPr>
-        <w:t xml:space="preserve">. Multiplying this number by 1.5 (the proportion of the diagonal of a square to its side), we get </w:t>
-      </w:r>
-      <w:r>
-        <w:rPr>
-          <w:rStyle w:val="ae"/>
-          <w:rFonts w:eastAsiaTheme="majorEastAsia"/>
-          <w:b/>
-        </w:rPr>
-        <w:t>420</w:t>
-      </w:r>
-      <w:r>
-        <w:rPr>
-          <w:rStyle w:val="ae"/>
-          <w:rFonts w:eastAsiaTheme="majorEastAsia"/>
-        </w:rPr>
-        <w:t>, which in sacred numerology is associated with the cycles of the great year.</w:t>
-      </w:r>
-    </w:p>
-    <w:p>
-      <w:pPr>
-        <w:pStyle w:val="ad"/>
-        <w:contextualSpacing/>
-        <w:jc w:val="both"/>
-      </w:pPr>
-      <w:r>
-        <w:rPr>
-          <w:rStyle w:val="ae"/>
-          <w:rFonts w:eastAsiaTheme="majorEastAsia"/>
-        </w:rPr>
-        <w:t xml:space="preserve">Furthermore, </w:t>
-      </w:r>
-      <w:r>
-        <w:rPr>
-          <w:rStyle w:val="ae"/>
-          <w:rFonts w:eastAsiaTheme="majorEastAsia"/>
-          <w:b/>
-        </w:rPr>
-        <w:t>144,000</w:t>
-      </w:r>
-      <w:r>
-        <w:rPr>
-          <w:rStyle w:val="ae"/>
-          <w:rFonts w:eastAsiaTheme="majorEastAsia"/>
-        </w:rPr>
-        <w:t xml:space="preserve"> is the number of hewn white casing stones with which the pyramid was covered. This number appears in the </w:t>
-      </w:r>
-      <w:r>
-        <w:rPr>
-          <w:rStyle w:val="ae"/>
-          <w:rFonts w:eastAsiaTheme="majorEastAsia"/>
-          <w:b/>
-        </w:rPr>
-        <w:t>Revelation of John</w:t>
-      </w:r>
-      <w:r>
-        <w:rPr>
-          <w:rStyle w:val="ae"/>
-          <w:rFonts w:eastAsiaTheme="majorEastAsia"/>
-        </w:rPr>
-        <w:t xml:space="preserve">, as the number of the “chosen,” but earlier it was the number of </w:t>
-      </w:r>
-      <w:r>
-        <w:rPr>
-          <w:rStyle w:val="ae"/>
-          <w:rFonts w:eastAsiaTheme="majorEastAsia"/>
-          <w:b/>
-        </w:rPr>
-        <w:t>wave correspondence between sound and light</w:t>
-      </w:r>
-      <w:r>
-        <w:rPr>
-          <w:rStyle w:val="ae"/>
+      </w:pPr>
+      <w:r>
+        <w:rPr>
+          <w:rFonts w:eastAsiaTheme="majorEastAsia"/>
+          <w:b/>
+        </w:rPr>
+        <w:t>The Golden Ratio as the Law of Structure</w:t>
+      </w:r>
+    </w:p>
+    <w:p>
+      <w:pPr>
+        <w:pStyle w:val="ad"/>
+        <w:ind w:firstLine="708"/>
+        <w:contextualSpacing/>
+        <w:jc w:val="both"/>
+      </w:pPr>
+      <w:r>
+        <w:rPr>
+          <w:rFonts w:eastAsiaTheme="majorEastAsia"/>
+        </w:rPr>
+        <w:t xml:space="preserve">The pyramid is built so that </w:t>
+      </w:r>
+      <w:r>
+        <w:rPr>
+          <w:rFonts w:eastAsiaTheme="majorEastAsia"/>
+          <w:b/>
+        </w:rPr>
+        <w:t>in every cross-section the harmony of φ is present</w:t>
+      </w:r>
+      <w:r>
+        <w:rPr>
+          <w:rFonts w:eastAsiaTheme="majorEastAsia"/>
+        </w:rPr>
+        <w:t xml:space="preserve">. This means that the </w:t>
+      </w:r>
+      <w:r>
+        <w:rPr>
+          <w:rFonts w:eastAsiaTheme="majorEastAsia"/>
+          <w:b/>
+        </w:rPr>
+        <w:t>wave-resonant structure</w:t>
+      </w:r>
+      <w:r>
+        <w:rPr>
+          <w:rFonts w:eastAsiaTheme="majorEastAsia"/>
+        </w:rPr>
+        <w:t xml:space="preserve"> unfolding within does not break, is not distorted — the wave “rolls,” encountering no resistance.</w:t>
+      </w:r>
+    </w:p>
+    <w:p>
+      <w:pPr>
+        <w:pStyle w:val="ad"/>
+        <w:ind w:firstLine="708"/>
+        <w:contextualSpacing/>
+        <w:jc w:val="both"/>
+      </w:pPr>
+      <w:r>
+        <w:rPr>
+          <w:rFonts w:eastAsiaTheme="majorEastAsia"/>
+        </w:rPr>
+        <w:t xml:space="preserve">This also makes the pyramid a </w:t>
+      </w:r>
+      <w:r>
+        <w:rPr>
+          <w:rFonts w:eastAsiaTheme="majorEastAsia"/>
+          <w:b/>
+        </w:rPr>
+        <w:t>form-generating object</w:t>
+      </w:r>
+      <w:r>
+        <w:rPr>
+          <w:rFonts w:eastAsiaTheme="majorEastAsia"/>
+        </w:rPr>
+        <w:t xml:space="preserve"> — a place where the wave does not die but accumulates, intensifying and forming </w:t>
+      </w:r>
+      <w:r>
+        <w:rPr>
+          <w:rFonts w:eastAsiaTheme="majorEastAsia"/>
+          <w:b/>
+        </w:rPr>
+        <w:t>domes of a standing field</w:t>
+      </w:r>
+      <w:r>
+        <w:rPr>
           <w:rFonts w:eastAsiaTheme="majorEastAsia"/>
         </w:rPr>
         <w:t>.</w:t>
@@ -7550,118 +7159,11 @@
     <w:p>
       <w:pPr>
         <w:pStyle w:val="ad"/>
-        <w:ind w:firstLine="708"/>
-        <w:contextualSpacing/>
-        <w:jc w:val="both"/>
-      </w:pPr>
-      <w:r>
-        <w:rPr>
-          <w:rStyle w:val="ae"/>
-          <w:rFonts w:eastAsiaTheme="majorEastAsia"/>
-          <w:b/>
-        </w:rPr>
-        <w:t>The Golden Ratio as the Law of Structure</w:t>
-      </w:r>
-    </w:p>
-    <w:p>
-      <w:pPr>
-        <w:pStyle w:val="ad"/>
-        <w:ind w:firstLine="708"/>
-        <w:contextualSpacing/>
-        <w:jc w:val="both"/>
-      </w:pPr>
-      <w:r>
-        <w:rPr>
-          <w:rStyle w:val="ae"/>
-          <w:rFonts w:eastAsiaTheme="majorEastAsia"/>
-        </w:rPr>
-        <w:t xml:space="preserve">The pyramid is built so that </w:t>
-      </w:r>
-      <w:r>
-        <w:rPr>
-          <w:rStyle w:val="ae"/>
-          <w:rFonts w:eastAsiaTheme="majorEastAsia"/>
-          <w:b/>
-        </w:rPr>
-        <w:t>in every cross-section the harmony of φ is present</w:t>
-      </w:r>
-      <w:r>
-        <w:rPr>
-          <w:rStyle w:val="ae"/>
-          <w:rFonts w:eastAsiaTheme="majorEastAsia"/>
-        </w:rPr>
-        <w:t xml:space="preserve">. This means that the </w:t>
-      </w:r>
-      <w:r>
-        <w:rPr>
-          <w:rStyle w:val="ae"/>
-          <w:rFonts w:eastAsiaTheme="majorEastAsia"/>
-          <w:b/>
-        </w:rPr>
-        <w:t>wave-resonant structure</w:t>
-      </w:r>
-      <w:r>
-        <w:rPr>
-          <w:rStyle w:val="ae"/>
-          <w:rFonts w:eastAsiaTheme="majorEastAsia"/>
-        </w:rPr>
-        <w:t xml:space="preserve"> unfolding within does not break, is not distorted — the wave “rolls,” encountering no resistance.</w:t>
-      </w:r>
-    </w:p>
-    <w:p>
-      <w:pPr>
-        <w:pStyle w:val="ad"/>
-        <w:ind w:firstLine="708"/>
-        <w:contextualSpacing/>
-        <w:jc w:val="both"/>
-      </w:pPr>
-      <w:r>
-        <w:rPr>
-          <w:rStyle w:val="ae"/>
-          <w:rFonts w:eastAsiaTheme="majorEastAsia"/>
-        </w:rPr>
-        <w:t xml:space="preserve">This also makes the pyramid a </w:t>
-      </w:r>
-      <w:r>
-        <w:rPr>
-          <w:rStyle w:val="ae"/>
-          <w:rFonts w:eastAsiaTheme="majorEastAsia"/>
-          <w:b/>
-        </w:rPr>
-        <w:t>form-generating object</w:t>
-      </w:r>
-      <w:r>
-        <w:rPr>
-          <w:rStyle w:val="ae"/>
-          <w:rFonts w:eastAsiaTheme="majorEastAsia"/>
-        </w:rPr>
-        <w:t xml:space="preserve"> — a place where the wave does not die but accumulates, intensifying and forming </w:t>
-      </w:r>
-      <w:r>
-        <w:rPr>
-          <w:rStyle w:val="ae"/>
-          <w:rFonts w:eastAsiaTheme="majorEastAsia"/>
-          <w:b/>
-        </w:rPr>
-        <w:t>domes of a standing field</w:t>
-      </w:r>
-      <w:r>
-        <w:rPr>
-          <w:rStyle w:val="ae"/>
-          <w:rFonts w:eastAsiaTheme="majorEastAsia"/>
-        </w:rPr>
-        <w:t>.</w:t>
-      </w:r>
-    </w:p>
-    <w:p>
-      <w:pPr>
-        <w:pStyle w:val="ad"/>
-        <w:contextualSpacing/>
-        <w:jc w:val="both"/>
-      </w:pPr>
-      <w:r>
-        <w:rPr>
-          <w:rStyle w:val="ae"/>
+        <w:contextualSpacing/>
+        <w:jc w:val="both"/>
+      </w:pPr>
+      <w:r>
+        <w:rPr>
           <w:rFonts w:eastAsiaTheme="majorEastAsia"/>
           <w:b/>
         </w:rPr>
@@ -7677,7 +7179,6 @@
       </w:pPr>
       <w:r>
         <w:rPr>
-          <w:rStyle w:val="ae"/>
           <w:rFonts w:eastAsiaTheme="majorEastAsia"/>
           <w:b/>
         </w:rPr>
@@ -7685,7 +7186,6 @@
       </w:r>
       <w:r>
         <w:rPr>
-          <w:rStyle w:val="ae"/>
           <w:rFonts w:eastAsiaTheme="majorEastAsia"/>
         </w:rPr>
         <w:t xml:space="preserve"> are encoded in the angles and slopes:</w:t>
@@ -7717,14 +7217,12 @@
       </w:pPr>
       <w:r>
         <w:rPr>
-          <w:rStyle w:val="ae"/>
           <w:rFonts w:eastAsiaTheme="majorEastAsia"/>
         </w:rPr>
         <w:t xml:space="preserve">the angle of the apothem's slope is related to the </w:t>
       </w:r>
       <w:r>
         <w:rPr>
-          <w:rStyle w:val="ae"/>
           <w:rFonts w:eastAsiaTheme="majorEastAsia"/>
           <w:b/>
         </w:rPr>
@@ -7732,14 +7230,12 @@
       </w:r>
       <w:r>
         <w:rPr>
-          <w:rStyle w:val="ae"/>
           <w:rFonts w:eastAsiaTheme="majorEastAsia"/>
         </w:rPr>
         <w:t xml:space="preserve"> and to its position relative to </w:t>
       </w:r>
       <w:r>
         <w:rPr>
-          <w:rStyle w:val="ae"/>
           <w:rFonts w:eastAsiaTheme="majorEastAsia"/>
           <w:b/>
         </w:rPr>
@@ -7747,7 +7243,6 @@
       </w:r>
       <w:r>
         <w:rPr>
-          <w:rStyle w:val="ae"/>
           <w:rFonts w:eastAsiaTheme="majorEastAsia"/>
         </w:rPr>
         <w:t>;</w:t>
@@ -7765,226 +7260,203 @@
       </w:pPr>
       <w:r>
         <w:rPr>
+          <w:rFonts w:eastAsiaTheme="majorEastAsia"/>
+        </w:rPr>
+        <w:t xml:space="preserve">the vertical proportions correspond to </w:t>
+      </w:r>
+      <w:r>
+        <w:rPr>
+          <w:rFonts w:eastAsiaTheme="majorEastAsia"/>
+          <w:b/>
+        </w:rPr>
+        <w:t>octaves</w:t>
+      </w:r>
+      <w:r>
+        <w:rPr>
+          <w:rFonts w:eastAsiaTheme="majorEastAsia"/>
+        </w:rPr>
+        <w:t xml:space="preserve">, in which the </w:t>
+      </w:r>
+      <w:r>
+        <w:rPr>
+          <w:rFonts w:eastAsiaTheme="majorEastAsia"/>
+          <w:b/>
+        </w:rPr>
+        <w:t>musical order</w:t>
+      </w:r>
+      <w:r>
+        <w:rPr>
+          <w:rFonts w:eastAsiaTheme="majorEastAsia"/>
+        </w:rPr>
+        <w:t xml:space="preserve"> unfolds — and in these same octaves the </w:t>
+      </w:r>
+      <w:r>
+        <w:rPr>
+          <w:rFonts w:eastAsiaTheme="majorEastAsia"/>
+          <w:b/>
+        </w:rPr>
+        <w:t>human body</w:t>
+      </w:r>
+      <w:r>
+        <w:rPr>
+          <w:rFonts w:eastAsiaTheme="majorEastAsia"/>
+        </w:rPr>
+        <w:t xml:space="preserve"> works, especially the spine and the cranial resonant system.</w:t>
+      </w:r>
+    </w:p>
+    <w:p>
+      <w:pPr>
+        <w:pStyle w:val="ad"/>
+        <w:ind w:firstLine="360"/>
+        <w:contextualSpacing/>
+        <w:jc w:val="both"/>
+        <w:rPr>
           <w:rStyle w:val="ae"/>
           <w:rFonts w:eastAsiaTheme="majorEastAsia"/>
         </w:rPr>
-        <w:t xml:space="preserve">the vertical proportions correspond to </w:t>
-      </w:r>
-      <w:r>
+      </w:pPr>
+    </w:p>
+    <w:p>
+      <w:pPr>
+        <w:pStyle w:val="ad"/>
+        <w:ind w:firstLine="708"/>
+        <w:contextualSpacing/>
+        <w:jc w:val="both"/>
+      </w:pPr>
+      <w:r>
+        <w:rPr>
+          <w:rFonts w:eastAsiaTheme="majorEastAsia"/>
+          <w:b/>
+        </w:rPr>
+        <w:t>Proportions and Space</w:t>
+      </w:r>
+    </w:p>
+    <w:p>
+      <w:pPr>
+        <w:pStyle w:val="ad"/>
+        <w:ind w:firstLine="708"/>
+        <w:contextualSpacing/>
+        <w:jc w:val="both"/>
+      </w:pPr>
+      <w:r>
+        <w:rPr>
+          <w:rFonts w:eastAsiaTheme="majorEastAsia"/>
+        </w:rPr>
+        <w:t xml:space="preserve">The pyramid is not just a figure, but a </w:t>
+      </w:r>
+      <w:r>
+        <w:rPr>
+          <w:rFonts w:eastAsiaTheme="majorEastAsia"/>
+          <w:b/>
+        </w:rPr>
+        <w:t>wave interferometer</w:t>
+      </w:r>
+      <w:r>
+        <w:rPr>
+          <w:rFonts w:eastAsiaTheme="majorEastAsia"/>
+        </w:rPr>
+        <w:t xml:space="preserve">. In it work </w:t>
+      </w:r>
+      <w:r>
+        <w:rPr>
+          <w:rFonts w:eastAsiaTheme="majorEastAsia"/>
+          <w:b/>
+        </w:rPr>
+        <w:t>the relationships of length, height, and volume</w:t>
+      </w:r>
+      <w:r>
+        <w:rPr>
+          <w:rFonts w:eastAsiaTheme="majorEastAsia"/>
+        </w:rPr>
+        <w:t xml:space="preserve">, which correspond to the </w:t>
+      </w:r>
+      <w:r>
+        <w:rPr>
+          <w:rFonts w:eastAsiaTheme="majorEastAsia"/>
+          <w:b/>
+        </w:rPr>
+        <w:t>universal language of the field</w:t>
+      </w:r>
+      <w:r>
+        <w:rPr>
+          <w:rFonts w:eastAsiaTheme="majorEastAsia"/>
+        </w:rPr>
+        <w:t>, understandable to stars, water, and the human body alike.</w:t>
+      </w:r>
+    </w:p>
+    <w:p>
+      <w:pPr>
+        <w:pStyle w:val="ad"/>
+        <w:contextualSpacing/>
+        <w:jc w:val="both"/>
+      </w:pPr>
+      <w:r>
+        <w:rPr>
+          <w:rFonts w:eastAsiaTheme="majorEastAsia"/>
+        </w:rPr>
+        <w:t xml:space="preserve">Everything in it was built not by intuition, but according to </w:t>
+      </w:r>
+      <w:r>
+        <w:rPr>
+          <w:rFonts w:eastAsiaTheme="majorEastAsia"/>
+          <w:b/>
+        </w:rPr>
+        <w:t>wave numbers</w:t>
+      </w:r>
+      <w:r>
+        <w:rPr>
+          <w:rFonts w:eastAsiaTheme="majorEastAsia"/>
+        </w:rPr>
+        <w:t xml:space="preserve"> — the so-called modules that create </w:t>
+      </w:r>
+      <w:r>
+        <w:rPr>
+          <w:rFonts w:eastAsiaTheme="majorEastAsia"/>
+          <w:b/>
+        </w:rPr>
+        <w:t>interference grids</w:t>
+      </w:r>
+      <w:r>
+        <w:rPr>
+          <w:rFonts w:eastAsiaTheme="majorEastAsia"/>
+        </w:rPr>
+        <w:t xml:space="preserve">. This makes the pyramid a part of </w:t>
+      </w:r>
+      <w:r>
+        <w:rPr>
+          <w:rFonts w:eastAsiaTheme="majorEastAsia"/>
+          <w:b/>
+        </w:rPr>
+        <w:t>the speech of the Earth</w:t>
+      </w:r>
+      <w:r>
+        <w:rPr>
+          <w:rFonts w:eastAsiaTheme="majorEastAsia"/>
+        </w:rPr>
+        <w:t xml:space="preserve"> — not literal, but numerical.</w:t>
+      </w:r>
+    </w:p>
+    <w:p>
+      <w:pPr>
+        <w:pStyle w:val="ad"/>
+        <w:ind w:firstLine="708"/>
+        <w:contextualSpacing/>
+        <w:jc w:val="both"/>
         <w:rPr>
           <w:rStyle w:val="ae"/>
           <w:rFonts w:eastAsiaTheme="majorEastAsia"/>
-          <w:b/>
-        </w:rPr>
-        <w:t>octaves</w:t>
-      </w:r>
-      <w:r>
-        <w:rPr>
-          <w:rStyle w:val="ae"/>
-          <w:rFonts w:eastAsiaTheme="majorEastAsia"/>
-        </w:rPr>
-        <w:t xml:space="preserve">, in which the </w:t>
-      </w:r>
-      <w:r>
-        <w:rPr>
-          <w:rStyle w:val="ae"/>
-          <w:rFonts w:eastAsiaTheme="majorEastAsia"/>
-          <w:b/>
-        </w:rPr>
-        <w:t>musical order</w:t>
-      </w:r>
-      <w:r>
-        <w:rPr>
-          <w:rStyle w:val="ae"/>
-          <w:rFonts w:eastAsiaTheme="majorEastAsia"/>
-        </w:rPr>
-        <w:t xml:space="preserve"> unfolds — and in these same octaves the </w:t>
-      </w:r>
-      <w:r>
-        <w:rPr>
-          <w:rStyle w:val="ae"/>
-          <w:rFonts w:eastAsiaTheme="majorEastAsia"/>
-          <w:b/>
-        </w:rPr>
-        <w:t>human body</w:t>
-      </w:r>
-      <w:r>
-        <w:rPr>
-          <w:rStyle w:val="ae"/>
-          <w:rFonts w:eastAsiaTheme="majorEastAsia"/>
-        </w:rPr>
-        <w:t xml:space="preserve"> works, especially the spine and the cranial resonant system.</w:t>
-      </w:r>
-    </w:p>
-    <w:p>
-      <w:pPr>
-        <w:pStyle w:val="ad"/>
-        <w:ind w:firstLine="360"/>
-        <w:contextualSpacing/>
-        <w:jc w:val="both"/>
-        <w:rPr>
-          <w:rStyle w:val="ae"/>
-          <w:rFonts w:eastAsiaTheme="majorEastAsia"/>
-        </w:rPr>
-      </w:pPr>
-    </w:p>
-    <w:p>
-      <w:pPr>
-        <w:pStyle w:val="ad"/>
-        <w:ind w:firstLine="708"/>
-        <w:contextualSpacing/>
-        <w:jc w:val="both"/>
-      </w:pPr>
-      <w:r>
-        <w:rPr>
-          <w:rStyle w:val="ae"/>
-          <w:rFonts w:eastAsiaTheme="majorEastAsia"/>
-          <w:b/>
-        </w:rPr>
-        <w:t>Proportions and Space</w:t>
-      </w:r>
-    </w:p>
-    <w:p>
-      <w:pPr>
-        <w:pStyle w:val="ad"/>
-        <w:ind w:firstLine="708"/>
-        <w:contextualSpacing/>
-        <w:jc w:val="both"/>
-      </w:pPr>
-      <w:r>
-        <w:rPr>
-          <w:rStyle w:val="ae"/>
-          <w:rFonts w:eastAsiaTheme="majorEastAsia"/>
-        </w:rPr>
-        <w:t xml:space="preserve">The pyramid is not just a figure, but a </w:t>
-      </w:r>
-      <w:r>
-        <w:rPr>
-          <w:rStyle w:val="ae"/>
-          <w:rFonts w:eastAsiaTheme="majorEastAsia"/>
-          <w:b/>
-        </w:rPr>
-        <w:t>wave interferometer</w:t>
-      </w:r>
-      <w:r>
-        <w:rPr>
-          <w:rStyle w:val="ae"/>
-          <w:rFonts w:eastAsiaTheme="majorEastAsia"/>
-        </w:rPr>
-        <w:t xml:space="preserve">. In it work </w:t>
-      </w:r>
-      <w:r>
-        <w:rPr>
-          <w:rStyle w:val="ae"/>
-          <w:rFonts w:eastAsiaTheme="majorEastAsia"/>
-          <w:b/>
-        </w:rPr>
-        <w:t>the relationships of length, height, and volume</w:t>
-      </w:r>
-      <w:r>
-        <w:rPr>
-          <w:rStyle w:val="ae"/>
-          <w:rFonts w:eastAsiaTheme="majorEastAsia"/>
-        </w:rPr>
-        <w:t xml:space="preserve">, which correspond to the </w:t>
-      </w:r>
-      <w:r>
-        <w:rPr>
-          <w:rStyle w:val="ae"/>
-          <w:rFonts w:eastAsiaTheme="majorEastAsia"/>
-          <w:b/>
-        </w:rPr>
-        <w:t>universal language of the field</w:t>
-      </w:r>
-      <w:r>
-        <w:rPr>
-          <w:rStyle w:val="ae"/>
-          <w:rFonts w:eastAsiaTheme="majorEastAsia"/>
-        </w:rPr>
-        <w:t>, understandable to stars, water, and the human body alike.</w:t>
-      </w:r>
-    </w:p>
-    <w:p>
-      <w:pPr>
-        <w:pStyle w:val="ad"/>
-        <w:contextualSpacing/>
-        <w:jc w:val="both"/>
-      </w:pPr>
-      <w:r>
-        <w:rPr>
-          <w:rStyle w:val="ae"/>
-          <w:rFonts w:eastAsiaTheme="majorEastAsia"/>
-        </w:rPr>
-        <w:t xml:space="preserve">Everything in it was built not by intuition, but according to </w:t>
-      </w:r>
-      <w:r>
-        <w:rPr>
-          <w:rStyle w:val="ae"/>
-          <w:rFonts w:eastAsiaTheme="majorEastAsia"/>
-          <w:b/>
-        </w:rPr>
-        <w:t>wave numbers</w:t>
-      </w:r>
-      <w:r>
-        <w:rPr>
-          <w:rStyle w:val="ae"/>
-          <w:rFonts w:eastAsiaTheme="majorEastAsia"/>
-        </w:rPr>
-        <w:t xml:space="preserve"> — the so-called modules that create </w:t>
-      </w:r>
-      <w:r>
-        <w:rPr>
-          <w:rStyle w:val="ae"/>
-          <w:rFonts w:eastAsiaTheme="majorEastAsia"/>
-          <w:b/>
-        </w:rPr>
-        <w:t>interference grids</w:t>
-      </w:r>
-      <w:r>
-        <w:rPr>
-          <w:rStyle w:val="ae"/>
-          <w:rFonts w:eastAsiaTheme="majorEastAsia"/>
-        </w:rPr>
-        <w:t xml:space="preserve">. This makes the pyramid a part of </w:t>
-      </w:r>
-      <w:r>
-        <w:rPr>
-          <w:rStyle w:val="ae"/>
-          <w:rFonts w:eastAsiaTheme="majorEastAsia"/>
-          <w:b/>
-        </w:rPr>
-        <w:t>the speech of the Earth</w:t>
-      </w:r>
-      <w:r>
-        <w:rPr>
-          <w:rStyle w:val="ae"/>
-          <w:rFonts w:eastAsiaTheme="majorEastAsia"/>
-        </w:rPr>
-        <w:t xml:space="preserve"> — not literal, but numerical.</w:t>
-      </w:r>
-    </w:p>
-    <w:p>
-      <w:pPr>
-        <w:pStyle w:val="ad"/>
-        <w:ind w:firstLine="708"/>
-        <w:contextualSpacing/>
-        <w:jc w:val="both"/>
-        <w:rPr>
-          <w:rStyle w:val="ae"/>
-          <w:rFonts w:eastAsiaTheme="majorEastAsia"/>
-        </w:rPr>
-      </w:pPr>
-    </w:p>
-    <w:p>
-      <w:pPr>
-        <w:pStyle w:val="ad"/>
-        <w:ind w:firstLine="708"/>
-        <w:contextualSpacing/>
-        <w:jc w:val="both"/>
-      </w:pPr>
-      <w:r>
-        <w:rPr>
-          <w:rStyle w:val="ae"/>
+        </w:rPr>
+      </w:pPr>
+    </w:p>
+    <w:p>
+      <w:pPr>
+        <w:pStyle w:val="ad"/>
+        <w:ind w:firstLine="708"/>
+        <w:contextualSpacing/>
+        <w:jc w:val="both"/>
+      </w:pPr>
+      <w:r>
+        <w:rPr>
           <w:rFonts w:eastAsiaTheme="majorEastAsia"/>
           <w:b/>
         </w:rPr>
@@ -8000,14 +7472,12 @@
       </w:pPr>
       <w:r>
         <w:rPr>
-          <w:rStyle w:val="ae"/>
           <w:rFonts w:eastAsiaTheme="majorEastAsia"/>
         </w:rPr>
         <w:t xml:space="preserve">There are no decorations, inscriptions, or portraits in it. Because </w:t>
       </w:r>
       <w:r>
         <w:rPr>
-          <w:rStyle w:val="ae"/>
           <w:rFonts w:eastAsiaTheme="majorEastAsia"/>
           <w:b/>
         </w:rPr>
@@ -8015,14 +7485,12 @@
       </w:r>
       <w:r>
         <w:rPr>
-          <w:rStyle w:val="ae"/>
           <w:rFonts w:eastAsiaTheme="majorEastAsia"/>
         </w:rPr>
         <w:t xml:space="preserve">. The pyramid speaks in </w:t>
       </w:r>
       <w:r>
         <w:rPr>
-          <w:rStyle w:val="ae"/>
           <w:rFonts w:eastAsiaTheme="majorEastAsia"/>
           <w:b/>
         </w:rPr>
@@ -8030,14 +7498,12 @@
       </w:r>
       <w:r>
         <w:rPr>
-          <w:rStyle w:val="ae"/>
           <w:rFonts w:eastAsiaTheme="majorEastAsia"/>
         </w:rPr>
         <w:t xml:space="preserve">. He who can hear them hears a voice without sound — </w:t>
       </w:r>
       <w:r>
         <w:rPr>
-          <w:rStyle w:val="ae"/>
           <w:rFonts w:eastAsiaTheme="majorEastAsia"/>
           <w:b/>
         </w:rPr>
@@ -8045,7 +7511,6 @@
       </w:r>
       <w:r>
         <w:rPr>
-          <w:rStyle w:val="ae"/>
           <w:rFonts w:eastAsiaTheme="majorEastAsia"/>
         </w:rPr>
         <w:t>, which speaks to the field of the whole body and mind at once.</w:t>
@@ -8305,21 +7770,15 @@
         <w:jc w:val="both"/>
       </w:pPr>
       <w:r>
+        <w:t>Already today there are places where the Network has come alive. Not because reconstruction was brought there. Not because rituals were returned there. But because a person carrying Light within entered there. Not symbolic. But real. His presence, the purity of his awareness, his silent openness became that very spark that revives the ancient field. The first such points are Tibet, Southern Altai</w:t>
+      </w:r>
+      <w:r>
         <w:rPr>
           <w:rStyle w:val="af2"/>
         </w:rPr>
-        <w:t>Already today there are places where the Network has come alive. Not because reconstruction was brought there. Not because rituals were returned there. But because a person carrying Light within entered there. Not symbolic. But real. His presence, the purity of his awareness, his silent openness became that very spark that revives the ancient field. The first such points are Tibet, Southern Altai</w:t>
-      </w:r>
-      <w:r>
-        <w:rPr>
-          <w:rStyle w:val="af2"/>
-        </w:rPr>
         <w:footnoteReference w:id="1"/>
       </w:r>
       <w:r>
-        <w:rPr>
-          <w:rStyle w:val="af2"/>
-        </w:rPr>
         <w:t>, the Nazca Plateau, Arkaim, the Temple in Luxor. But not the entire territory. Only that where the structure was preserved and awakened through Presence. It was not ritual that revived. Pure resonance revived. A person in whom there was enough Silence.</w:t>
       </w:r>
     </w:p>
@@ -8490,7 +7949,6 @@
       </w:pPr>
       <w:r>
         <w:rPr>
-          <w:rStyle w:val="ae"/>
           <w:b w:val="0"/>
           <w:bCs w:val="0"/>
         </w:rPr>
@@ -8554,7 +8012,6 @@
       </w:pPr>
       <w:r>
         <w:rPr>
-          <w:rStyle w:val="ae"/>
           <w:b w:val="0"/>
           <w:bCs w:val="0"/>
         </w:rPr>
@@ -8606,7 +8063,6 @@
       </w:pPr>
       <w:r>
         <w:rPr>
-          <w:rStyle w:val="ae"/>
           <w:b w:val="0"/>
           <w:bCs w:val="0"/>
         </w:rPr>
@@ -8644,7 +8100,6 @@
       </w:pPr>
       <w:r>
         <w:rPr>
-          <w:rStyle w:val="ae"/>
           <w:rFonts w:eastAsiaTheme="majorEastAsia"/>
           <w:b w:val="0"/>
           <w:bCs w:val="0"/>
@@ -8698,7 +8153,6 @@
       </w:pPr>
       <w:r>
         <w:rPr>
-          <w:rStyle w:val="ae"/>
           <w:b w:val="0"/>
           <w:bCs w:val="0"/>
         </w:rPr>
@@ -8714,7 +8168,6 @@
       </w:pPr>
       <w:r>
         <w:rPr>
-          <w:rStyle w:val="ae"/>
           <w:rFonts w:eastAsiaTheme="majorEastAsia"/>
           <w:b w:val="0"/>
           <w:bCs w:val="0"/>
@@ -9590,88 +9043,736 @@
       </w:pPr>
       <w:r>
         <w:rPr>
+          <w:b w:val="0"/>
+          <w:bCs w:val="0"/>
+        </w:rPr>
+        <w:t>The Pulse of the Grid: interaction of active nodes</w:t>
+      </w:r>
+    </w:p>
+    <w:p>
+      <w:pPr>
+        <w:pStyle w:val="ad"/>
+        <w:ind w:firstLine="708"/>
+        <w:contextualSpacing/>
+        <w:jc w:val="both"/>
+      </w:pPr>
+      <w:r>
+        <w:t>The Grid is not a simple set of points. It is not a diagram. It is a body. And that means — it has a pulse, a current, a breath. The nodes do not merely exist — they interact. When one of them awakens, the impulse of that awakening goes further, like a current through a nervous system. Not instantly, not linearly, but — alive.</w:t>
+      </w:r>
+    </w:p>
+    <w:p>
+      <w:pPr>
+        <w:pStyle w:val="ad"/>
+        <w:ind w:firstLine="708"/>
+        <w:contextualSpacing/>
+        <w:jc w:val="both"/>
+      </w:pPr>
+      <w:r>
+        <w:t>Each active node creates a field around itself. If two nodes are in resonance, a standing wave arises between them. It is capable not only of holding the structural equilibrium of the Earth, but also of awakening a third node lying on the line or in antiphase. This is how the principle of triunity works in the geometry of the Grid: two give birth to the third. This is not mysticism. This is vibrational physics.</w:t>
+      </w:r>
+    </w:p>
+    <w:p>
+      <w:pPr>
+        <w:pStyle w:val="ad"/>
+        <w:ind w:firstLine="708"/>
+        <w:contextualSpacing/>
+        <w:jc w:val="both"/>
+      </w:pPr>
+      <w:r>
+        <w:t>When a person enters such a node, he feels not only the local power of the place — he feels the connection. Sometimes it comes as a feeling of kinship with another point of the world, sometimes as a vision of a star map, sometimes as an impulse, a summoning movement. The nodes are not isolated. They are like bowls filled with light, joined by invisible channels.</w:t>
+      </w:r>
+    </w:p>
+    <w:p>
+      <w:pPr>
+        <w:pStyle w:val="ad"/>
+        <w:ind w:firstLine="708"/>
+        <w:contextualSpacing/>
+        <w:jc w:val="both"/>
+      </w:pPr>
+      <w:r>
+        <w:t>The more nodes enter into co-tuning, the stronger the current. But it is not geography that decides, but the purity of resonance. One man who has entered the order is capable of holding an entire node. Ten men filled with fear and chaos will not awaken even a stone.</w:t>
+      </w:r>
+    </w:p>
+    <w:p>
+      <w:pPr>
+        <w:pStyle w:val="ad"/>
+        <w:ind w:firstLine="708"/>
+        <w:contextualSpacing/>
+        <w:jc w:val="both"/>
+      </w:pPr>
+      <w:r>
+        <w:t>This interaction does not require technology. But it can be amplified by it. In antiquity there were instruments that amplified the connection between the nodes: mirrors, bell towers, pyramids, sounding stones, crystals. Now these instruments are in man himself. His body, his heart, his attention — these are the antennas.</w:t>
+      </w:r>
+    </w:p>
+    <w:p>
+      <w:pPr>
+        <w:pStyle w:val="ad"/>
+        <w:ind w:firstLine="708"/>
+        <w:contextualSpacing/>
+        <w:jc w:val="both"/>
+      </w:pPr>
+      <w:r>
+        <w:t>Some nodes become ports. In them, not only the sensation of connection is possible, but also a real transfer of state. Space bends, and what in antiquity was called a 'transition' arises. This is not teleportation. This is a change in the density of perception. Where the string sounds pure, the division between 'here' and 'there' disappears.</w:t>
+      </w:r>
+    </w:p>
+    <w:p>
+      <w:pPr>
+        <w:pStyle w:val="ad"/>
+        <w:ind w:firstLine="708"/>
+        <w:contextualSpacing/>
+        <w:jc w:val="both"/>
+      </w:pPr>
+      <w:r>
+        <w:t>The Grid breathes. Its breath is a pulsation between light and form. All the Earth participates in this breath. But the active nodes are like the inhalation. They are points of gathering. Centers of collection. In them, everything comes to a point. And from them — it spreads out again, like a ray.</w:t>
+      </w:r>
+    </w:p>
+    <w:p>
+      <w:pPr>
+        <w:pStyle w:val="3"/>
+        <w:spacing w:line="240" w:lineRule="auto"/>
+        <w:contextualSpacing/>
+        <w:jc w:val="both"/>
+        <w:rPr>
+          <w:b/>
+          <w:bCs/>
+        </w:rPr>
+      </w:pPr>
+      <w:r>
+        <w:rPr>
+          <w:b w:val="0"/>
+          <w:bCs w:val="0"/>
+        </w:rPr>
+        <w:t>Examples of interactions of the Grid's nodes</w:t>
+      </w:r>
+    </w:p>
+    <w:p>
+      <w:pPr>
+        <w:pStyle w:val="ad"/>
+        <w:ind w:firstLine="708"/>
+        <w:contextualSpacing/>
+        <w:jc w:val="both"/>
+      </w:pPr>
+      <w:r>
+        <w:rPr>
+          <w:rFonts w:eastAsiaTheme="majorEastAsia"/>
+        </w:rPr>
+        <w:t xml:space="preserve">When the zone in the Southern Altai awakened — the region around Belukha — a response appeared almost immediately in the area of the Himalayas. </w:t>
+      </w:r>
+      <w:r>
+        <w:rPr>
+          <w:rFonts w:eastAsiaTheme="majorEastAsia"/>
+          <w:b/>
+        </w:rPr>
+        <w:t>The awakening of the zone in the Southern Altai began in 2009.</w:t>
+      </w:r>
+      <w:r>
+        <w:rPr>
+          <w:rFonts w:eastAsiaTheme="majorEastAsia"/>
+        </w:rPr>
+        <w:t xml:space="preserve"> It was not instantaneous, but in that year occurred the first entry of a man whose presence was pure enough to evoke a response. </w:t>
+      </w:r>
+      <w:r>
+        <w:rPr>
+          <w:rFonts w:eastAsiaTheme="majorEastAsia"/>
+          <w:b/>
+        </w:rPr>
+        <w:t>The resonance in the Himalayas manifested within 7 days after this event.</w:t>
+      </w:r>
+      <w:r>
+        <w:rPr>
+          <w:rFonts w:eastAsiaTheme="majorEastAsia"/>
+        </w:rPr>
+        <w:t xml:space="preserve"> It was not a meteorological, but a vibrational shift: the flows issuing from Belukha activated not the surface, but the deep resonance of the rock structures. In Nepal this was felt as a change in the wind's course at places of power, as unusual behavior of animals and — most importantly — as a deepening of the contemplative state in practitioners.</w:t>
+      </w:r>
+    </w:p>
+    <w:p>
+      <w:pPr>
+        <w:pStyle w:val="ad"/>
+        <w:ind w:firstLine="708"/>
+        <w:contextualSpacing/>
+        <w:jc w:val="both"/>
+      </w:pPr>
+      <w:r>
+        <w:t>A second example: when in 2013 in South America, in the region of Tiwanaku and Lake Titicaca, a bearer of the Light appeared again, having lived there 40 days in complete silence — 12 days after the completion of this period, on the opposite side of the planet, in the pyramids of Bosnia, the oscillations of acoustic waves intensified, registered by scientists as a low-frequency background hum. These waves matched in frequency the waves previously recorded at Giza.</w:t>
+      </w:r>
+    </w:p>
+    <w:p>
+      <w:pPr>
+        <w:pStyle w:val="ad"/>
+        <w:ind w:firstLine="708"/>
+        <w:contextualSpacing/>
+        <w:jc w:val="both"/>
+      </w:pPr>
+      <w:r>
+        <w:rPr>
+          <w:rFonts w:eastAsiaTheme="majorEastAsia"/>
+        </w:rPr>
+        <w:t xml:space="preserve">When in October 2017 the point in the region of Ollantaytambo was purified and activated, within </w:t>
+      </w:r>
+      <w:r>
+        <w:rPr>
+          <w:rFonts w:eastAsiaTheme="majorEastAsia"/>
+          <w:b/>
+        </w:rPr>
+        <w:t>several days</w:t>
+      </w:r>
+      <w:r>
+        <w:rPr>
+          <w:rFonts w:eastAsiaTheme="majorEastAsia"/>
+        </w:rPr>
+        <w:t xml:space="preserve"> after this, </w:t>
+      </w:r>
+      <w:r>
+        <w:rPr>
+          <w:rFonts w:eastAsiaTheme="majorEastAsia"/>
+          <w:b/>
+        </w:rPr>
+        <w:t>in the region of Mount Shasta (California)</w:t>
+      </w:r>
+      <w:r>
+        <w:rPr>
+          <w:rFonts w:eastAsiaTheme="majorEastAsia"/>
+        </w:rPr>
+        <w:t xml:space="preserve">, independent research groups recorded </w:t>
+      </w:r>
+      <w:r>
+        <w:rPr>
+          <w:rFonts w:eastAsiaTheme="majorEastAsia"/>
+          <w:b/>
+        </w:rPr>
+        <w:t>water anomalies</w:t>
+      </w:r>
+      <w:r>
+        <w:rPr>
+          <w:rFonts w:eastAsiaTheme="majorEastAsia"/>
+        </w:rPr>
+        <w:t xml:space="preserve">: </w:t>
+      </w:r>
+      <w:r>
+        <w:rPr>
+          <w:rFonts w:eastAsiaTheme="majorEastAsia"/>
+          <w:b/>
+        </w:rPr>
+        <w:t>a change in pH level</w:t>
+      </w:r>
+      <w:r>
+        <w:rPr>
+          <w:rFonts w:eastAsiaTheme="majorEastAsia"/>
+        </w:rPr>
+        <w:t xml:space="preserve"> in several springs, </w:t>
+      </w:r>
+      <w:r>
+        <w:rPr>
+          <w:rFonts w:eastAsiaTheme="majorEastAsia"/>
+          <w:b/>
+        </w:rPr>
+        <w:t>a change in optical and acoustic properties</w:t>
+      </w:r>
+      <w:r>
+        <w:rPr>
+          <w:rFonts w:eastAsiaTheme="majorEastAsia"/>
+        </w:rPr>
+        <w:t xml:space="preserve">, with </w:t>
+      </w:r>
+      <w:r>
+        <w:rPr>
+          <w:rFonts w:eastAsiaTheme="majorEastAsia"/>
+          <w:b/>
+        </w:rPr>
+        <w:t>no changes in chemical composition</w:t>
+      </w:r>
+      <w:r>
+        <w:rPr>
+          <w:rFonts w:eastAsiaTheme="majorEastAsia"/>
+        </w:rPr>
+        <w:t xml:space="preserve">. This response was </w:t>
+      </w:r>
+      <w:r>
+        <w:rPr>
+          <w:rFonts w:eastAsiaTheme="majorEastAsia"/>
+          <w:b/>
+        </w:rPr>
+        <w:t>not caused by human activity in the USA</w:t>
+      </w:r>
+      <w:r>
+        <w:rPr>
+          <w:rFonts w:eastAsiaTheme="majorEastAsia"/>
+        </w:rPr>
+        <w:t xml:space="preserve">, it occurred </w:t>
+      </w:r>
+      <w:r>
+        <w:rPr>
+          <w:rFonts w:eastAsiaTheme="majorEastAsia"/>
+          <w:b/>
+        </w:rPr>
+        <w:t>in response</w:t>
+      </w:r>
+      <w:r>
+        <w:rPr>
+          <w:rFonts w:eastAsiaTheme="majorEastAsia"/>
+        </w:rPr>
+        <w:t xml:space="preserve"> to the vibrational purification performed by </w:t>
+      </w:r>
+      <w:r>
+        <w:rPr>
+          <w:rFonts w:eastAsiaTheme="majorEastAsia"/>
+          <w:b/>
+        </w:rPr>
+        <w:t>a woman</w:t>
+      </w:r>
+      <w:r>
+        <w:rPr>
+          <w:rFonts w:eastAsiaTheme="majorEastAsia"/>
+        </w:rPr>
+        <w:t xml:space="preserve"> who entered into resonance with the Place of the Sun in Peru. She was not a master. She was — in Truth. That was enough.</w:t>
+      </w:r>
+    </w:p>
+    <w:p>
+      <w:pPr>
+        <w:pStyle w:val="ad"/>
+        <w:ind w:firstLine="708"/>
+        <w:contextualSpacing/>
+        <w:jc w:val="both"/>
+      </w:pPr>
+      <w:r>
+        <w:t>In May 2020, the Baikal node was activated during a meditation of a group of local residents. After only four days, scientists in the Carpathians conducted new measurements of water and air and discovered an intensification of aerosol crystallization and a reduced level of micro-vibrations (in the range of 0.7–1 Hz).</w:t>
+      </w:r>
+    </w:p>
+    <w:p>
+      <w:pPr>
+        <w:pStyle w:val="ad"/>
+        <w:ind w:firstLine="708"/>
+        <w:contextualSpacing/>
+        <w:jc w:val="both"/>
+      </w:pPr>
+      <w:r>
+        <w:t>These examples are not proven by instruments. But they are sensed by another instrument — the heart that is in resonance. Man does not activate the grid. He remembers himself as its part. And then the grid responds, as the body responds to a touch. Instantly.</w:t>
+      </w:r>
+    </w:p>
+    <w:p>
+      <w:pPr>
+        <w:pStyle w:val="ad"/>
+        <w:ind w:firstLine="708"/>
+        <w:contextualSpacing/>
+        <w:jc w:val="both"/>
+      </w:pPr>
+      <w:r>
+        <w:t>Every awakening of one node creates a possibility for the awakening of another. But this does not necessarily happen. Connection is possible, but not automatic. Light is not transmitted by inertia. It requires participation. And this — is the key: without a living conscious bearer, even the most ancient and powerful center does not act.</w:t>
+      </w:r>
+    </w:p>
+    <w:p>
+      <w:pPr>
+        <w:pStyle w:val="3"/>
+        <w:spacing w:line="240" w:lineRule="auto"/>
+        <w:contextualSpacing/>
+        <w:jc w:val="both"/>
+        <w:rPr>
+          <w:b/>
+          <w:bCs/>
+        </w:rPr>
+      </w:pPr>
+      <w:r>
+        <w:rPr>
+          <w:b w:val="0"/>
+          <w:bCs w:val="0"/>
+        </w:rPr>
+        <w:t>Man as a resonator</w:t>
+      </w:r>
+    </w:p>
+    <w:p>
+      <w:pPr>
+        <w:pStyle w:val="ad"/>
+        <w:ind w:firstLine="708"/>
+        <w:contextualSpacing/>
+        <w:jc w:val="both"/>
+      </w:pPr>
+      <w:r>
+        <w:t>The Pyramid does not work by itself. It is not an autonomous device, not a generator in the usual sense. It does not transmit a signal until someone has become a receiver.</w:t>
+      </w:r>
+    </w:p>
+    <w:p>
+      <w:pPr>
+        <w:pStyle w:val="ad"/>
+        <w:contextualSpacing/>
+        <w:jc w:val="both"/>
+      </w:pPr>
+      <w:r>
+        <w:t>The Grid does not come alive through restoration. It comes alive through man.</w:t>
+      </w:r>
+    </w:p>
+    <w:p>
+      <w:pPr>
+        <w:pStyle w:val="ad"/>
+        <w:ind w:firstLine="708"/>
+        <w:contextualSpacing/>
+        <w:jc w:val="both"/>
+      </w:pPr>
+      <w:r>
+        <w:t>Man himself is the main element of this system. Not in the sense of “lord,” but in the sense of a bearer. He carries within himself the same vibration as stones, and stars, and water. His body responds to fields. His consciousness forms waves. His state — that is the key.</w:t>
+      </w:r>
+    </w:p>
+    <w:p>
+      <w:pPr>
+        <w:pStyle w:val="ad"/>
+        <w:ind w:firstLine="708"/>
+        <w:contextualSpacing/>
+        <w:jc w:val="both"/>
+      </w:pPr>
+      <w:r>
+        <w:t>When a man enters the order — not ideologically, not culturally, not by training, but by a state of consciousness — the network recognizes him. It responds not to external behavior, but to inner purity. This purity does not mean sinlessness; it means: agreement with Truth, detachment from illusion, stillness of mind, and the pulsation of the Heart in the rhythm of the Creator.</w:t>
+      </w:r>
+    </w:p>
+    <w:p>
+      <w:pPr>
+        <w:pStyle w:val="ad"/>
+        <w:ind w:firstLine="708"/>
+        <w:contextualSpacing/>
+        <w:jc w:val="both"/>
+      </w:pPr>
+      <w:r>
+        <w:t>The Pyramids do not awaken people — it is people who awaken the Pyramids. When a bearer of Light enters into resonance with the Earth, he becomes a living point of activation, like a tuning fork set precisely to the note of the Network. He does not simply “activate” a place — he returns to it a sound in which not his personality is heard, but the voice of Space.</w:t>
+      </w:r>
+    </w:p>
+    <w:p>
+      <w:pPr>
+        <w:pStyle w:val="ad"/>
+        <w:ind w:firstLine="708"/>
+        <w:contextualSpacing/>
+        <w:jc w:val="both"/>
+      </w:pPr>
+      <w:r>
+        <w:t>This works not like technology in the usual sense. Not like an algorithm. This is presence. That is precisely why the Pyramid cannot be “tuned” from the outside. The Network cannot be physically reconstructed without restoring man. The Network does not wait for engineers. It waits for those who will remember.</w:t>
+      </w:r>
+    </w:p>
+    <w:p>
+      <w:pPr>
+        <w:pStyle w:val="3"/>
+        <w:spacing w:line="240" w:lineRule="auto"/>
+        <w:contextualSpacing/>
+        <w:jc w:val="both"/>
+        <w:rPr>
+          <w:b/>
+          <w:bCs/>
+        </w:rPr>
+      </w:pPr>
+      <w:r>
+        <w:rPr>
+          <w:b w:val="0"/>
+          <w:bCs w:val="0"/>
+        </w:rPr>
+        <w:t>The Pyramid and the Structure of Man</w:t>
+      </w:r>
+    </w:p>
+    <w:p>
+      <w:pPr>
+        <w:pStyle w:val="ad"/>
+        <w:ind w:firstLine="708"/>
+        <w:contextualSpacing/>
+        <w:jc w:val="both"/>
+      </w:pPr>
+      <w:r>
+        <w:t>The structure of the Great Pyramid reflects the structure of man himself — not anatomically, but energetically. It is like a frozen image of an awakened body, in which each level corresponds to a state of awareness.</w:t>
+      </w:r>
+    </w:p>
+    <w:p>
+      <w:pPr>
+        <w:pStyle w:val="ad"/>
+        <w:ind w:firstLine="708"/>
+        <w:contextualSpacing/>
+        <w:jc w:val="both"/>
+      </w:pPr>
+      <w:r>
+        <w:t>The lower passages are like roots. They lead into the depths, to where the foundation is hidden. This corresponds to the first centers of man — those where consciousness is linked to survival, fear, matter. The entrance to the Pyramid is low, sloping downward. This is the path of birth into density. It is difficult, requires bowing down, and leads not upward, but first — into depth.</w:t>
+      </w:r>
+    </w:p>
+    <w:p>
+      <w:pPr>
+        <w:pStyle w:val="ad"/>
+        <w:ind w:firstLine="708"/>
+        <w:contextualSpacing/>
+        <w:jc w:val="both"/>
+      </w:pPr>
+      <w:r>
+        <w:t>But the depth is not final. There is a fork there. One can remain below — in the “subterranean chamber,” a place where everything is hard, closed, echoing. Or one can choose the path upward — through a passage that is not immediately noticeable. This is the choice in man: to remain in fear or to come out into the Light.</w:t>
+      </w:r>
+    </w:p>
+    <w:p>
+      <w:pPr>
+        <w:pStyle w:val="ad"/>
+        <w:ind w:firstLine="708"/>
+        <w:contextualSpacing/>
+        <w:jc w:val="both"/>
+      </w:pPr>
+      <w:r>
+        <w:t>The Grand Gallery is the ascent. Not by stairs, but along an upward incline. It is like a spine, stretched out in striving toward the sky. On this path, the walls narrow, the ceiling rises. The air changes. The body feels a different rhythm. This is the raising of consciousness, the awakening of the centers of the heart and throat.</w:t>
+      </w:r>
+    </w:p>
+    <w:p>
+      <w:pPr>
+        <w:pStyle w:val="ad"/>
+        <w:ind w:firstLine="708"/>
+        <w:contextualSpacing/>
+        <w:jc w:val="both"/>
+      </w:pPr>
+      <w:r>
+        <w:t>At the highest point — the “King’s Chamber.” But it is not a throne room. It is a place of complete silence. There are no images there. Only geometry, granite, resonance. It is a point of presence. Not of personal authority, but of accord with the Source. There, it is not “I” that is heard, but the Pulse of all.</w:t>
+      </w:r>
+    </w:p>
+    <w:p>
+      <w:pPr>
+        <w:pStyle w:val="ad"/>
+        <w:ind w:firstLine="708"/>
+        <w:contextualSpacing/>
+        <w:jc w:val="both"/>
+      </w:pPr>
+      <w:r>
+        <w:t>The Pyramid in this sense is a map and a mirror. It is not merely an architectural wonder. It is a structure in which man can recognize himself.</w:t>
+      </w:r>
+    </w:p>
+    <w:p>
+      <w:pPr>
+        <w:pStyle w:val="ad"/>
+        <w:ind w:firstLine="708"/>
+        <w:contextualSpacing/>
+        <w:jc w:val="both"/>
+      </w:pPr>
+      <w:r>
+        <w:t>That is precisely why those who entered there in antiquity did not simply “inspect” or “explore” the space. They entered as into themselves.</w:t>
+      </w:r>
+    </w:p>
+    <w:p>
+      <w:pPr>
+        <w:pStyle w:val="ad"/>
+        <w:ind w:firstLine="708"/>
+        <w:contextualSpacing/>
+        <w:jc w:val="both"/>
+      </w:pPr>
+      <w:r>
+        <w:t>They did not seek gods. They sought resonance.</w:t>
+      </w:r>
+    </w:p>
+    <w:p>
+      <w:pPr>
+        <w:pStyle w:val="ad"/>
+        <w:ind w:firstLine="708"/>
+        <w:contextualSpacing/>
+        <w:jc w:val="both"/>
+      </w:pPr>
+      <w:r>
+        <w:t>The human body is a structure no less complex than the Pyramid. And if a man does not know himself, he will not be able to understand what the Pyramid does.</w:t>
+      </w:r>
+    </w:p>
+    <w:p>
+      <w:pPr>
+        <w:pStyle w:val="ad"/>
+        <w:ind w:firstLine="708"/>
+        <w:contextualSpacing/>
+        <w:jc w:val="both"/>
+      </w:pPr>
+      <w:r>
+        <w:t>But if he uncovers the order within himself — the Pyramid will respond.</w:t>
+      </w:r>
+    </w:p>
+    <w:p>
+      <w:pPr>
+        <w:pStyle w:val="3"/>
+        <w:spacing w:line="240" w:lineRule="auto"/>
+        <w:contextualSpacing/>
+        <w:jc w:val="both"/>
+        <w:rPr>
+          <w:b/>
+          <w:bCs/>
+        </w:rPr>
+      </w:pPr>
+      <w:r>
+        <w:rPr>
+          <w:b w:val="0"/>
+          <w:bCs w:val="0"/>
+        </w:rPr>
+        <w:t>The Closing of an Era</w:t>
+      </w:r>
+    </w:p>
+    <w:p>
+      <w:pPr>
+        <w:pStyle w:val="ad"/>
+        <w:ind w:firstLine="708"/>
+        <w:contextualSpacing/>
+        <w:jc w:val="both"/>
+      </w:pPr>
+      <w:r>
+        <w:t>The Great Pyramid is not destroyed. Not shattered. Not erased from the face of the Earth. And yet — it is closed. Not physically, but by function. Because the era for which it sounded has ended.</w:t>
+      </w:r>
+    </w:p>
+    <w:p>
+      <w:pPr>
+        <w:pStyle w:val="ad"/>
+        <w:ind w:firstLine="708"/>
+        <w:contextualSpacing/>
+        <w:jc w:val="both"/>
+      </w:pPr>
+      <w:r>
+        <w:t>It was not men who decided this. Not invasions. Not wars. The order itself was broken — not only in culture, but in man. When the resonance departed, the Pyramid fell silent. Not because it lost its power. But because the response vanished.</w:t>
+      </w:r>
+    </w:p>
+    <w:p>
+      <w:pPr>
+        <w:pStyle w:val="ad"/>
+        <w:ind w:firstLine="708"/>
+        <w:contextualSpacing/>
+        <w:jc w:val="both"/>
+      </w:pPr>
+      <w:r>
+        <w:t>It no longer worked as a living structure. Its organs — the passages, chambers, air shafts — remained. But they became a body without breath. As if the heart continued to exist, but without the blood that filled it.</w:t>
+      </w:r>
+    </w:p>
+    <w:p>
+      <w:pPr>
+        <w:pStyle w:val="ad"/>
+        <w:ind w:firstLine="708"/>
+        <w:contextualSpacing/>
+        <w:jc w:val="both"/>
+      </w:pPr>
+      <w:r>
+        <w:t>The closing was not a catastrophe. It was the completion of a cycle. Light does not depart in wrath. It departs in silence. The Pyramid is not walled up. It has gone into hiding. It waits.</w:t>
+      </w:r>
+    </w:p>
+    <w:p>
+      <w:pPr>
+        <w:pStyle w:val="ad"/>
+        <w:ind w:firstLine="708"/>
+        <w:contextualSpacing/>
+        <w:jc w:val="both"/>
+      </w:pPr>
+      <w:r>
+        <w:t>It waits not for restoration. Not for science. Not for a new cult. But for a new man. Not by knowledge — by frequency. Not by origin — by presence.</w:t>
+      </w:r>
+    </w:p>
+    <w:p>
+      <w:pPr>
+        <w:pStyle w:val="ad"/>
+        <w:ind w:firstLine="708"/>
+        <w:contextualSpacing/>
+        <w:jc w:val="both"/>
+      </w:pPr>
+      <w:r>
+        <w:t>The one who enters not as a researcher, but as a bearer of the Light, will awaken it. Because it resonates not to a word, not to a sacrifice, not to blood. But to a state. It recognizes its own.</w:t>
+      </w:r>
+    </w:p>
+    <w:p>
+      <w:pPr>
+        <w:pStyle w:val="ad"/>
+        <w:ind w:firstLine="708"/>
+        <w:contextualSpacing/>
+        <w:jc w:val="both"/>
+      </w:pPr>
+      <w:r>
+        <w:t>Thus ends not history, but a tuning. Not stone, but a song. Not technology, but an order. An era has closed, but not the Path. Because the Path always leads to oneself.</w:t>
+      </w:r>
+    </w:p>
+    <w:p>
+      <w:pPr>
+        <w:pStyle w:val="ad"/>
+        <w:ind w:firstLine="708"/>
+        <w:contextualSpacing/>
+        <w:jc w:val="both"/>
+        <w:rPr>
           <w:rStyle w:val="ae"/>
           <w:b w:val="0"/>
           <w:bCs w:val="0"/>
         </w:rPr>
-        <w:t>The Pulse of the Grid: interaction of active nodes</w:t>
-      </w:r>
-    </w:p>
-    <w:p>
-      <w:pPr>
-        <w:pStyle w:val="ad"/>
-        <w:ind w:firstLine="708"/>
-        <w:contextualSpacing/>
-        <w:jc w:val="both"/>
-      </w:pPr>
-      <w:r>
-        <w:t>The Grid is not a simple set of points. It is not a diagram. It is a body. And that means — it has a pulse, a current, a breath. The nodes do not merely exist — they interact. When one of them awakens, the impulse of that awakening goes further, like a current through a nervous system. Not instantly, not linearly, but — alive.</w:t>
-      </w:r>
-    </w:p>
-    <w:p>
-      <w:pPr>
-        <w:pStyle w:val="ad"/>
-        <w:ind w:firstLine="708"/>
-        <w:contextualSpacing/>
-        <w:jc w:val="both"/>
-      </w:pPr>
-      <w:r>
-        <w:t>Each active node creates a field around itself. If two nodes are in resonance, a standing wave arises between them. It is capable not only of holding the structural equilibrium of the Earth, but also of awakening a third node lying on the line or in antiphase. This is how the principle of triunity works in the geometry of the Grid: two give birth to the third. This is not mysticism. This is vibrational physics.</w:t>
-      </w:r>
-    </w:p>
-    <w:p>
-      <w:pPr>
-        <w:pStyle w:val="ad"/>
-        <w:ind w:firstLine="708"/>
-        <w:contextualSpacing/>
-        <w:jc w:val="both"/>
-      </w:pPr>
-      <w:r>
-        <w:t>When a person enters such a node, he feels not only the local power of the place — he feels the connection. Sometimes it comes as a feeling of kinship with another point of the world, sometimes as a vision of a star map, sometimes as an impulse, a summoning movement. The nodes are not isolated. They are like bowls filled with light, joined by invisible channels.</w:t>
-      </w:r>
-    </w:p>
-    <w:p>
-      <w:pPr>
-        <w:pStyle w:val="ad"/>
-        <w:ind w:firstLine="708"/>
-        <w:contextualSpacing/>
-        <w:jc w:val="both"/>
-      </w:pPr>
-      <w:r>
-        <w:t>The more nodes enter into co-tuning, the stronger the current. But it is not geography that decides, but the purity of resonance. One man who has entered the order is capable of holding an entire node. Ten men filled with fear and chaos will not awaken even a stone.</w:t>
-      </w:r>
-    </w:p>
-    <w:p>
-      <w:pPr>
-        <w:pStyle w:val="ad"/>
-        <w:ind w:firstLine="708"/>
-        <w:contextualSpacing/>
-        <w:jc w:val="both"/>
-      </w:pPr>
-      <w:r>
-        <w:t>This interaction does not require technology. But it can be amplified by it. In antiquity there were instruments that amplified the connection between the nodes: mirrors, bell towers, pyramids, sounding stones, crystals. Now these instruments are in man himself. His body, his heart, his attention — these are the antennas.</w:t>
-      </w:r>
-    </w:p>
-    <w:p>
-      <w:pPr>
-        <w:pStyle w:val="ad"/>
-        <w:ind w:firstLine="708"/>
-        <w:contextualSpacing/>
-        <w:jc w:val="both"/>
-      </w:pPr>
-      <w:r>
-        <w:t>Some nodes become ports. In them, not only the sensation of connection is possible, but also a real transfer of state. Space bends, and what in antiquity was called a 'transition' arises. This is not teleportation. This is a change in the density of perception. Where the string sounds pure, the division between 'here' and 'there' disappears.</w:t>
-      </w:r>
-    </w:p>
-    <w:p>
-      <w:pPr>
-        <w:pStyle w:val="ad"/>
-        <w:ind w:firstLine="708"/>
-        <w:contextualSpacing/>
-        <w:jc w:val="both"/>
-      </w:pPr>
-      <w:r>
-        <w:t>The Grid breathes. Its breath is a pulsation between light and form. All the Earth participates in this breath. But the active nodes are like the inhalation. They are points of gathering. Centers of collection. In them, everything comes to a point. And from them — it spreads out again, like a ray.</w:t>
+      </w:pPr>
+      <w:r>
+        <w:rPr>
+          <w:rFonts w:eastAsiaTheme="majorEastAsia"/>
+        </w:rPr>
+        <w:t>And the Pyramid is not a memory of the past. It is a Gate. And when a man matures — it will open. Not to all. Not at once. But to those who came not to take, but to sound.</w:t>
+      </w:r>
+    </w:p>
+    <w:p>
+      <w:pPr>
+        <w:pStyle w:val="2"/>
+        <w:spacing w:line="240" w:lineRule="auto"/>
+        <w:contextualSpacing/>
+        <w:jc w:val="both"/>
+        <w:rPr>
+          <w:b/>
+          <w:bCs/>
+        </w:rPr>
+      </w:pPr>
+      <w:r>
+        <w:rPr>
+          <w:b/>
+          <w:bCs/>
+        </w:rPr>
+        <w:t>Chapter 7. The Gates and the Guardians. Who Protected the Knowledge after the Fall</w:t>
+      </w:r>
+    </w:p>
+    <w:p>
+      <w:pPr>
+        <w:pStyle w:val="ad"/>
+        <w:contextualSpacing/>
+        <w:jc w:val="both"/>
+        <w:rPr>
+          <w:rStyle w:val="30"/>
+        </w:rPr>
+      </w:pPr>
+      <w:r>
+        <w:t>The Fall and the Veil</w:t>
+      </w:r>
+    </w:p>
+    <w:p>
+      <w:pPr>
+        <w:pStyle w:val="ad"/>
+        <w:ind w:firstLine="708"/>
+        <w:contextualSpacing/>
+        <w:jc w:val="both"/>
+      </w:pPr>
+      <w:r>
+        <w:t>When the structure of Order was broken, the Earth did not vanish, but changed its frequency. The Fall was not a catastrophe in the usual sense — it was not an explosion or the end of the world. It was a displacement, a shift of resonance. Like music that sounded in accord with Heaven suddenly went out of tune. The form remained, but the order vanished.</w:t>
+      </w:r>
+    </w:p>
+    <w:p>
+      <w:pPr>
+        <w:pStyle w:val="ad"/>
+        <w:ind w:firstLine="708"/>
+        <w:contextualSpacing/>
+        <w:jc w:val="both"/>
+      </w:pPr>
+      <w:r>
+        <w:t>With this vanishing, direct perception of Truth also vanished. It did not leave — it became inaccessible. A Veil arose. Not in space, but in consciousness. The Veil is not darkness. It is a distortion of the Light. It is like looking at Truth through a murky glass: something is visible, but the form is broken, and the essence is unrecognizable.</w:t>
+      </w:r>
+    </w:p>
+    <w:p>
+      <w:pPr>
+        <w:pStyle w:val="ad"/>
+        <w:ind w:firstLine="708"/>
+        <w:contextualSpacing/>
+        <w:jc w:val="both"/>
+      </w:pPr>
+      <w:r>
+        <w:t>The Fall did not happen in a single day. It was not a momentary act. It was a long process, like oblivion. One by one, the resonances disappeared, the Gates closed, the places where Earth and Sky were one grew dim. Temples that sounded began to fall silent. People who sensed the Light began to fear it. And those who still remembered — began to hide.</w:t>
+      </w:r>
+    </w:p>
+    <w:p>
+      <w:pPr>
+        <w:pStyle w:val="ad"/>
+        <w:ind w:firstLine="708"/>
+        <w:contextualSpacing/>
+        <w:jc w:val="both"/>
+      </w:pPr>
+      <w:r>
+        <w:t>But the Veil was not absolute. Cracks remained. Places remained where Memory had not died. Those who had not betrayed remained. They did not call themselves Guardians. They simply could not do otherwise.</w:t>
+      </w:r>
+    </w:p>
+    <w:p>
+      <w:pPr>
+        <w:pStyle w:val="ad"/>
+        <w:ind w:firstLine="708"/>
+        <w:contextualSpacing/>
+        <w:jc w:val="both"/>
+      </w:pPr>
+      <w:r>
+        <w:t>This is where the story begins of those who remained behind the Veil — not to hide, but to preserve. Those who knew that Order would return. And that Truth does not require a majority — it needs only one heart capable of not forgetting.</w:t>
       </w:r>
     </w:p>
     <w:p>
@@ -9687,250 +9788,76 @@
       </w:pPr>
       <w:r>
         <w:rPr>
-          <w:rStyle w:val="ae"/>
           <w:b w:val="0"/>
           <w:bCs w:val="0"/>
         </w:rPr>
-        <w:t>Examples of interactions of the Grid's nodes</w:t>
-      </w:r>
-    </w:p>
-    <w:p>
-      <w:pPr>
-        <w:pStyle w:val="ad"/>
-        <w:ind w:firstLine="708"/>
-        <w:contextualSpacing/>
-        <w:jc w:val="both"/>
-      </w:pPr>
-      <w:r>
-        <w:rPr>
-          <w:rStyle w:val="ae"/>
-          <w:rFonts w:eastAsiaTheme="majorEastAsia"/>
-        </w:rPr>
-        <w:t xml:space="preserve">When the zone in the Southern Altai awakened — the region around Belukha — a response appeared almost immediately in the area of the Himalayas. </w:t>
-      </w:r>
-      <w:r>
-        <w:rPr>
-          <w:rStyle w:val="ae"/>
-          <w:rFonts w:eastAsiaTheme="majorEastAsia"/>
-          <w:b/>
-        </w:rPr>
-        <w:t>The awakening of the zone in the Southern Altai began in 2009.</w:t>
-      </w:r>
-      <w:r>
-        <w:rPr>
-          <w:rStyle w:val="ae"/>
-          <w:rFonts w:eastAsiaTheme="majorEastAsia"/>
-        </w:rPr>
-        <w:t xml:space="preserve"> It was not instantaneous, but in that year occurred the first entry of a man whose presence was pure enough to evoke a response. </w:t>
-      </w:r>
-      <w:r>
-        <w:rPr>
-          <w:rStyle w:val="ae"/>
-          <w:rFonts w:eastAsiaTheme="majorEastAsia"/>
-          <w:b/>
-        </w:rPr>
-        <w:t>The resonance in the Himalayas manifested within 7 days after this event.</w:t>
-      </w:r>
-      <w:r>
-        <w:rPr>
-          <w:rStyle w:val="ae"/>
-          <w:rFonts w:eastAsiaTheme="majorEastAsia"/>
-        </w:rPr>
-        <w:t xml:space="preserve"> It was not a meteorological, but a vibrational shift: the flows issuing from Belukha activated not the surface, but the deep resonance of the rock structures. In Nepal this was felt as a change in the wind's course at places of power, as unusual behavior of animals and — most importantly — as a deepening of the contemplative state in practitioners.</w:t>
-      </w:r>
-    </w:p>
-    <w:p>
-      <w:pPr>
-        <w:pStyle w:val="ad"/>
-        <w:ind w:firstLine="708"/>
-        <w:contextualSpacing/>
-        <w:jc w:val="both"/>
-      </w:pPr>
-      <w:r>
-        <w:t>A second example: when in 2013 in South America, in the region of Tiwanaku and Lake Titicaca, a bearer of the Light appeared again, having lived there 40 days in complete silence — 12 days after the completion of this period, on the opposite side of the planet, in the pyramids of Bosnia, the oscillations of acoustic waves intensified, registered by scientists as a low-frequency background hum. These waves matched in frequency the waves previously recorded at Giza.</w:t>
-      </w:r>
-    </w:p>
-    <w:p>
-      <w:pPr>
-        <w:pStyle w:val="ad"/>
-        <w:ind w:firstLine="708"/>
-        <w:contextualSpacing/>
-        <w:jc w:val="both"/>
-      </w:pPr>
-      <w:r>
-        <w:rPr>
-          <w:rStyle w:val="ae"/>
-          <w:rFonts w:eastAsiaTheme="majorEastAsia"/>
-        </w:rPr>
-        <w:t xml:space="preserve">When in October 2017 the point in the region of Ollantaytambo was purified and activated, within </w:t>
-      </w:r>
-      <w:r>
-        <w:rPr>
-          <w:rStyle w:val="ae"/>
-          <w:rFonts w:eastAsiaTheme="majorEastAsia"/>
-          <w:b/>
-        </w:rPr>
-        <w:t>several days</w:t>
-      </w:r>
-      <w:r>
-        <w:rPr>
-          <w:rStyle w:val="ae"/>
-          <w:rFonts w:eastAsiaTheme="majorEastAsia"/>
-        </w:rPr>
-        <w:t xml:space="preserve"> after this, </w:t>
-      </w:r>
-      <w:r>
-        <w:rPr>
-          <w:rStyle w:val="ae"/>
-          <w:rFonts w:eastAsiaTheme="majorEastAsia"/>
-          <w:b/>
-        </w:rPr>
-        <w:t>in the region of Mount Shasta (California)</w:t>
-      </w:r>
-      <w:r>
-        <w:rPr>
-          <w:rStyle w:val="ae"/>
-          <w:rFonts w:eastAsiaTheme="majorEastAsia"/>
-        </w:rPr>
-        <w:t xml:space="preserve">, independent research groups recorded </w:t>
-      </w:r>
-      <w:r>
-        <w:rPr>
-          <w:rStyle w:val="ae"/>
-          <w:rFonts w:eastAsiaTheme="majorEastAsia"/>
-          <w:b/>
-        </w:rPr>
-        <w:t>water anomalies</w:t>
-      </w:r>
-      <w:r>
-        <w:rPr>
-          <w:rStyle w:val="ae"/>
-          <w:rFonts w:eastAsiaTheme="majorEastAsia"/>
-        </w:rPr>
-        <w:t xml:space="preserve">: </w:t>
-      </w:r>
-      <w:r>
-        <w:rPr>
-          <w:rStyle w:val="ae"/>
-          <w:rFonts w:eastAsiaTheme="majorEastAsia"/>
-          <w:b/>
-        </w:rPr>
-        <w:t>a change in pH level</w:t>
-      </w:r>
-      <w:r>
-        <w:rPr>
-          <w:rStyle w:val="ae"/>
-          <w:rFonts w:eastAsiaTheme="majorEastAsia"/>
-        </w:rPr>
-        <w:t xml:space="preserve"> in several springs, </w:t>
-      </w:r>
-      <w:r>
-        <w:rPr>
-          <w:rStyle w:val="ae"/>
-          <w:rFonts w:eastAsiaTheme="majorEastAsia"/>
-          <w:b/>
-        </w:rPr>
-        <w:t>a change in optical and acoustic properties</w:t>
-      </w:r>
-      <w:r>
-        <w:rPr>
-          <w:rStyle w:val="ae"/>
-          <w:rFonts w:eastAsiaTheme="majorEastAsia"/>
-        </w:rPr>
-        <w:t xml:space="preserve">, with </w:t>
-      </w:r>
-      <w:r>
-        <w:rPr>
-          <w:rStyle w:val="ae"/>
-          <w:rFonts w:eastAsiaTheme="majorEastAsia"/>
-          <w:b/>
-        </w:rPr>
-        <w:t>no changes in chemical composition</w:t>
-      </w:r>
-      <w:r>
-        <w:rPr>
-          <w:rStyle w:val="ae"/>
-          <w:rFonts w:eastAsiaTheme="majorEastAsia"/>
-        </w:rPr>
-        <w:t xml:space="preserve">. This response was </w:t>
-      </w:r>
-      <w:r>
-        <w:rPr>
-          <w:rStyle w:val="ae"/>
-          <w:rFonts w:eastAsiaTheme="majorEastAsia"/>
-          <w:b/>
-        </w:rPr>
-        <w:t>not caused by human activity in the USA</w:t>
-      </w:r>
-      <w:r>
-        <w:rPr>
-          <w:rStyle w:val="ae"/>
-          <w:rFonts w:eastAsiaTheme="majorEastAsia"/>
-        </w:rPr>
-        <w:t xml:space="preserve">, it occurred </w:t>
-      </w:r>
-      <w:r>
-        <w:rPr>
-          <w:rStyle w:val="ae"/>
-          <w:rFonts w:eastAsiaTheme="majorEastAsia"/>
-          <w:b/>
-        </w:rPr>
-        <w:t>in response</w:t>
-      </w:r>
-      <w:r>
-        <w:rPr>
-          <w:rStyle w:val="ae"/>
-          <w:rFonts w:eastAsiaTheme="majorEastAsia"/>
-        </w:rPr>
-        <w:t xml:space="preserve"> to the vibrational purification performed by </w:t>
-      </w:r>
-      <w:r>
-        <w:rPr>
-          <w:rStyle w:val="ae"/>
-          <w:rFonts w:eastAsiaTheme="majorEastAsia"/>
-          <w:b/>
-        </w:rPr>
-        <w:t>a woman</w:t>
-      </w:r>
-      <w:r>
-        <w:rPr>
-          <w:rStyle w:val="ae"/>
-          <w:rFonts w:eastAsiaTheme="majorEastAsia"/>
-        </w:rPr>
-        <w:t xml:space="preserve"> who entered into resonance with the Place of the Sun in Peru. She was not a master. She was — in Truth. That was enough.</w:t>
-      </w:r>
-    </w:p>
-    <w:p>
-      <w:pPr>
-        <w:pStyle w:val="ad"/>
-        <w:ind w:firstLine="708"/>
-        <w:contextualSpacing/>
-        <w:jc w:val="both"/>
-      </w:pPr>
-      <w:r>
-        <w:t>In May 2020, the Baikal node was activated during a meditation of a group of local residents. After only four days, scientists in the Carpathians conducted new measurements of water and air and discovered an intensification of aerosol crystallization and a reduced level of micro-vibrations (in the range of 0.7–1 Hz).</w:t>
-      </w:r>
-    </w:p>
-    <w:p>
-      <w:pPr>
-        <w:pStyle w:val="ad"/>
-        <w:ind w:firstLine="708"/>
-        <w:contextualSpacing/>
-        <w:jc w:val="both"/>
-      </w:pPr>
-      <w:r>
-        <w:t>These examples are not proven by instruments. But they are sensed by another instrument — the heart that is in resonance. Man does not activate the grid. He remembers himself as its part. And then the grid responds, as the body responds to a touch. Instantly.</w:t>
-      </w:r>
-    </w:p>
-    <w:p>
-      <w:pPr>
-        <w:pStyle w:val="ad"/>
-        <w:ind w:firstLine="708"/>
-        <w:contextualSpacing/>
-        <w:jc w:val="both"/>
-      </w:pPr>
-      <w:r>
-        <w:t>Every awakening of one node creates a possibility for the awakening of another. But this does not necessarily happen. Connection is possible, but not automatic. Light is not transmitted by inertia. It requires participation. And this — is the key: without a living conscious bearer, even the most ancient and powerful center does not act.</w:t>
+        <w:t>The Gates of Knowledge</w:t>
+      </w:r>
+    </w:p>
+    <w:p>
+      <w:pPr>
+        <w:pStyle w:val="ad"/>
+        <w:ind w:firstLine="708"/>
+        <w:contextualSpacing/>
+        <w:jc w:val="both"/>
+      </w:pPr>
+      <w:r>
+        <w:t>The Great Pyramid is not merely a geometric body. It is a body of Knowledge. It had entrances and exits, but not only physical ones. There were others — concealed, invisible, and yet real. These passages led not to new halls, but to new states. They were called the Gates.</w:t>
+      </w:r>
+    </w:p>
+    <w:p>
+      <w:pPr>
+        <w:pStyle w:val="ad"/>
+        <w:ind w:firstLine="708"/>
+        <w:contextualSpacing/>
+        <w:jc w:val="both"/>
+      </w:pPr>
+      <w:r>
+        <w:t>Some Gates were literal: narrow shafts leading not to chambers, but to the stars. Others — conditional, yet not metaphorical: tuned intersections of sound, form, direction, which at a certain frequency of attention would begin to open. Gates could be spatial, but they could also be temporal. They manifested only when three conditions met: place, moment, and man.</w:t>
+      </w:r>
+    </w:p>
+    <w:p>
+      <w:pPr>
+        <w:pStyle w:val="ad"/>
+        <w:ind w:firstLine="708"/>
+        <w:contextualSpacing/>
+        <w:jc w:val="both"/>
+      </w:pPr>
+      <w:r>
+        <w:t>Some Gates closed because they had been violated. Others hid because consciousness was not ready. There were also those that were destroyed — not by stone, but by lies. Lies erase the path. But even erasure is not the end. Because the Gates remain in the memory of Space.</w:t>
+      </w:r>
+    </w:p>
+    <w:p>
+      <w:pPr>
+        <w:pStyle w:val="ad"/>
+        <w:ind w:firstLine="708"/>
+        <w:contextualSpacing/>
+        <w:jc w:val="both"/>
+      </w:pPr>
+      <w:r>
+        <w:t>Today they are not in the sand. Not in stone. But in man. Man himself has become the Gate, if he can contain within himself that same purity. That same order. That same light. When consciousness enters into resonance with Truth, space again becomes permeable. And the Gates that seemed to have vanished begin to respond.</w:t>
+      </w:r>
+    </w:p>
+    <w:p>
+      <w:pPr>
+        <w:pStyle w:val="ad"/>
+        <w:ind w:firstLine="708"/>
+        <w:contextualSpacing/>
+        <w:jc w:val="both"/>
+      </w:pPr>
+      <w:r>
+        <w:t>Some passages were veiled not by time, but by intention. Because Knowledge is not a commodity. It does not yield itself to a casual glance. It opens only to one who does not desire to take, but is ready to become. And then he does not enter — he vanishes. The remnants of “I” remain at the threshold. The Gates of Knowledge is not a door to another place. It is the disappearance of the wall between Knowledge and the one who seeks it.</w:t>
+      </w:r>
+    </w:p>
+    <w:p>
+      <w:pPr>
+        <w:pStyle w:val="ad"/>
+        <w:ind w:firstLine="708"/>
+        <w:contextualSpacing/>
+        <w:jc w:val="both"/>
+      </w:pPr>
+      <w:r>
+        <w:t>This is why the Gates cannot be sought with a map. But one can attune oneself. Just as the ancients entered the Pyramid at the precise time, in the precise garments, with the purification of breath and heart — so also now. Simplicity. Purity. Clarity. Then Knowledge comes. Not as a scroll. But as Perception. And then man knows: the Gates were always open. Closed was only the ability to see them.</w:t>
       </w:r>
     </w:p>
     <w:p>
@@ -9946,76 +9873,120 @@
       </w:pPr>
       <w:r>
         <w:rPr>
-          <w:rStyle w:val="ae"/>
           <w:b w:val="0"/>
           <w:bCs w:val="0"/>
         </w:rPr>
-        <w:t>Man as a resonator</w:t>
-      </w:r>
-    </w:p>
-    <w:p>
-      <w:pPr>
-        <w:pStyle w:val="ad"/>
-        <w:ind w:firstLine="708"/>
-        <w:contextualSpacing/>
-        <w:jc w:val="both"/>
-      </w:pPr>
-      <w:r>
-        <w:t>The Pyramid does not work by itself. It is not an autonomous device, not a generator in the usual sense. It does not transmit a signal until someone has become a receiver.</w:t>
-      </w:r>
-    </w:p>
-    <w:p>
-      <w:pPr>
-        <w:pStyle w:val="ad"/>
-        <w:contextualSpacing/>
-        <w:jc w:val="both"/>
-      </w:pPr>
-      <w:r>
-        <w:t>The Grid does not come alive through restoration. It comes alive through man.</w:t>
-      </w:r>
-    </w:p>
-    <w:p>
-      <w:pPr>
-        <w:pStyle w:val="ad"/>
-        <w:ind w:firstLine="708"/>
-        <w:contextualSpacing/>
-        <w:jc w:val="both"/>
-      </w:pPr>
-      <w:r>
-        <w:t>Man himself is the main element of this system. Not in the sense of “lord,” but in the sense of a bearer. He carries within himself the same vibration as stones, and stars, and water. His body responds to fields. His consciousness forms waves. His state — that is the key.</w:t>
-      </w:r>
-    </w:p>
-    <w:p>
-      <w:pPr>
-        <w:pStyle w:val="ad"/>
-        <w:ind w:firstLine="708"/>
-        <w:contextualSpacing/>
-        <w:jc w:val="both"/>
-      </w:pPr>
-      <w:r>
-        <w:t>When a man enters the order — not ideologically, not culturally, not by training, but by a state of consciousness — the network recognizes him. It responds not to external behavior, but to inner purity. This purity does not mean sinlessness; it means: agreement with Truth, detachment from illusion, stillness of mind, and the pulsation of the Heart in the rhythm of the Creator.</w:t>
-      </w:r>
-    </w:p>
-    <w:p>
-      <w:pPr>
-        <w:pStyle w:val="ad"/>
-        <w:ind w:firstLine="708"/>
-        <w:contextualSpacing/>
-        <w:jc w:val="both"/>
-      </w:pPr>
-      <w:r>
-        <w:t>The Pyramids do not awaken people — it is people who awaken the Pyramids. When a bearer of Light enters into resonance with the Earth, he becomes a living point of activation, like a tuning fork set precisely to the note of the Network. He does not simply “activate” a place — he returns to it a sound in which not his personality is heard, but the voice of Space.</w:t>
-      </w:r>
-    </w:p>
-    <w:p>
-      <w:pPr>
-        <w:pStyle w:val="ad"/>
-        <w:ind w:firstLine="708"/>
-        <w:contextualSpacing/>
-        <w:jc w:val="both"/>
-      </w:pPr>
-      <w:r>
-        <w:t>This works not like technology in the usual sense. Not like an algorithm. This is presence. That is precisely why the Pyramid cannot be “tuned” from the outside. The Network cannot be physically reconstructed without restoring man. The Network does not wait for engineers. It waits for those who will remember.</w:t>
+        <w:t>The Guardians. Who Continued to Carry the Light Through the Ages. Not the Chosen, but the Faithful</w:t>
+      </w:r>
+    </w:p>
+    <w:p>
+      <w:pPr>
+        <w:pStyle w:val="ad"/>
+        <w:ind w:firstLine="708"/>
+        <w:contextualSpacing/>
+        <w:jc w:val="both"/>
+      </w:pPr>
+      <w:r>
+        <w:t>When the era of Light ended, and the Earth’s vibration lowered, much disappeared: the sounding, the knowledge, the clarity. The stones remained, but the language they spoke was no longer heard. The world plunged into oblivion, and for many Truth became a myth. But not for all.</w:t>
+      </w:r>
+    </w:p>
+    <w:p>
+      <w:pPr>
+        <w:pStyle w:val="ad"/>
+        <w:ind w:firstLine="708"/>
+        <w:contextualSpacing/>
+        <w:jc w:val="both"/>
+      </w:pPr>
+      <w:r>
+        <w:t>There were those who did not forget. Not because something exceptional was revealed to them. But because they preserved something simple: faithfulness. Not to a people, not to an oath, not to a temple — but to the Light they recognized within themselves. They were few. They erected no new pyramids, wrote no new sacred texts, founded no schools. Their path was quieter. But silence is not weakness. It is a profound bearer of memory.</w:t>
+      </w:r>
+    </w:p>
+    <w:p>
+      <w:pPr>
+        <w:pStyle w:val="ad"/>
+        <w:ind w:firstLine="708"/>
+        <w:contextualSpacing/>
+        <w:jc w:val="both"/>
+      </w:pPr>
+      <w:r>
+        <w:t>The Guardians — are not dynasties. Not castes. Not the chosen. They could be priests, sages, hermits, wanderers. But also — craftsmen, potters, healers, beggars. What united them was not origin, but an inner knowledge: the Light has not vanished. It waits. And it can be carried — even if no one is listening.</w:t>
+      </w:r>
+    </w:p>
+    <w:p>
+      <w:pPr>
+        <w:pStyle w:val="ad"/>
+        <w:ind w:firstLine="708"/>
+        <w:contextualSpacing/>
+        <w:jc w:val="both"/>
+      </w:pPr>
+      <w:r>
+        <w:t>They transmitted knowledge not by words, but by a state. Sometimes — by a touch. Sometimes — by a glance. Sometimes — with no action at all. Because true Knowledge requires no bearer, it is transmitted in silence. And this silence is not emptiness, but a deep vibration, awakening those who are ready to remember.</w:t>
+      </w:r>
+    </w:p>
+    <w:p>
+      <w:pPr>
+        <w:pStyle w:val="ad"/>
+        <w:ind w:firstLine="708"/>
+        <w:contextualSpacing/>
+        <w:jc w:val="both"/>
+      </w:pPr>
+      <w:r>
+        <w:t>In different eras, the Guardians gathered in places of power. Not for ritual, but for the upholding of the order. There, where energy was being distorted, they remembered the original form. Sometimes a single man could be a Guardian for an entire valley, an entire city, even a country. Sometimes he simply sat on a stone, and no one knew his name. But the structure knew. The Earth knew.</w:t>
+      </w:r>
+    </w:p>
+    <w:p>
+      <w:pPr>
+        <w:pStyle w:val="ad"/>
+        <w:ind w:firstLine="708"/>
+        <w:contextualSpacing/>
+        <w:jc w:val="both"/>
+      </w:pPr>
+      <w:r>
+        <w:t>It is precisely because of them that a response is possible today. Because, despite the collapsed vaults, despite the wars, the relgions, the persecutions and the lie — the Light did not vanish. It was passed on. Not as fire — but as heat. Not as knowledge — but as presence. They guarded it — not because they were appointed, but because they could not do otherwise.</w:t>
+      </w:r>
+    </w:p>
+    <w:p>
+      <w:pPr>
+        <w:pStyle w:val="ad"/>
+        <w:ind w:firstLine="708"/>
+        <w:contextualSpacing/>
+        <w:jc w:val="both"/>
+      </w:pPr>
+      <w:r>
+        <w:t>The Guardians did not await the hour of return. They simply remained. In presence. In truth. In silent accord with what was before and what will be again. And therefore, when the Grid began to awaken — it responded to them. Because they themselves were its threads.</w:t>
+      </w:r>
+    </w:p>
+    <w:p>
+      <w:pPr>
+        <w:pStyle w:val="ad"/>
+        <w:ind w:firstLine="708"/>
+        <w:contextualSpacing/>
+        <w:jc w:val="both"/>
+      </w:pPr>
+      <w:r>
+        <w:t>Sometimes the Guardians themselves did not know that they were Guardians. They simply lived differently. Their deeds seemed strange, their path — unreasonable, their choices — devoid of logic. But behind this there was always the Unseen. The Inexplicable. They went where no one awaited, remained when everyone left, spoke when silence bred death, and fell silent when a word could have extinguished the Light.</w:t>
+      </w:r>
+    </w:p>
+    <w:p>
+      <w:pPr>
+        <w:pStyle w:val="ad"/>
+        <w:ind w:firstLine="708"/>
+        <w:contextualSpacing/>
+        <w:jc w:val="both"/>
+      </w:pPr>
+      <w:r>
+        <w:t>Their life did not become a legend. But their presence was woven into the fabric of the world. They did not seek disciples. Yet sometimes, one single person, meeting them, remembered everything. Because it was stored not in books nor in mouths — but in the fields. In the rhythms. In the space that they themselves held.</w:t>
+      </w:r>
+    </w:p>
+    <w:p>
+      <w:pPr>
+        <w:pStyle w:val="ad"/>
+        <w:ind w:firstLine="708"/>
+        <w:contextualSpacing/>
+        <w:jc w:val="both"/>
+      </w:pPr>
+      <w:r>
+        <w:t>Thus through the ages, through the darkness, through the fall, through the pain — the Light was not quenched. It simply moved slowly. One by one. But surely.</w:t>
       </w:r>
     </w:p>
     <w:p>
@@ -10031,560 +10002,6 @@
       </w:pPr>
       <w:r>
         <w:rPr>
-          <w:rStyle w:val="ae"/>
-          <w:b w:val="0"/>
-          <w:bCs w:val="0"/>
-        </w:rPr>
-        <w:t>The Pyramid and the Structure of Man</w:t>
-      </w:r>
-    </w:p>
-    <w:p>
-      <w:pPr>
-        <w:pStyle w:val="ad"/>
-        <w:ind w:firstLine="708"/>
-        <w:contextualSpacing/>
-        <w:jc w:val="both"/>
-      </w:pPr>
-      <w:r>
-        <w:t>The structure of the Great Pyramid reflects the structure of man himself — not anatomically, but energetically. It is like a frozen image of an awakened body, in which each level corresponds to a state of awareness.</w:t>
-      </w:r>
-    </w:p>
-    <w:p>
-      <w:pPr>
-        <w:pStyle w:val="ad"/>
-        <w:ind w:firstLine="708"/>
-        <w:contextualSpacing/>
-        <w:jc w:val="both"/>
-      </w:pPr>
-      <w:r>
-        <w:t>The lower passages are like roots. They lead into the depths, to where the foundation is hidden. This corresponds to the first centers of man — those where consciousness is linked to survival, fear, matter. The entrance to the Pyramid is low, sloping downward. This is the path of birth into density. It is difficult, requires bowing down, and leads not upward, but first — into depth.</w:t>
-      </w:r>
-    </w:p>
-    <w:p>
-      <w:pPr>
-        <w:pStyle w:val="ad"/>
-        <w:ind w:firstLine="708"/>
-        <w:contextualSpacing/>
-        <w:jc w:val="both"/>
-      </w:pPr>
-      <w:r>
-        <w:t>But the depth is not final. There is a fork there. One can remain below — in the “subterranean chamber,” a place where everything is hard, closed, echoing. Or one can choose the path upward — through a passage that is not immediately noticeable. This is the choice in man: to remain in fear or to come out into the Light.</w:t>
-      </w:r>
-    </w:p>
-    <w:p>
-      <w:pPr>
-        <w:pStyle w:val="ad"/>
-        <w:ind w:firstLine="708"/>
-        <w:contextualSpacing/>
-        <w:jc w:val="both"/>
-      </w:pPr>
-      <w:r>
-        <w:t>The Grand Gallery is the ascent. Not by stairs, but along an upward incline. It is like a spine, stretched out in striving toward the sky. On this path, the walls narrow, the ceiling rises. The air changes. The body feels a different rhythm. This is the raising of consciousness, the awakening of the centers of the heart and throat.</w:t>
-      </w:r>
-    </w:p>
-    <w:p>
-      <w:pPr>
-        <w:pStyle w:val="ad"/>
-        <w:ind w:firstLine="708"/>
-        <w:contextualSpacing/>
-        <w:jc w:val="both"/>
-      </w:pPr>
-      <w:r>
-        <w:t>At the highest point — the “King’s Chamber.” But it is not a throne room. It is a place of complete silence. There are no images there. Only geometry, granite, resonance. It is a point of presence. Not of personal authority, but of accord with the Source. There, it is not “I” that is heard, but the Pulse of all.</w:t>
-      </w:r>
-    </w:p>
-    <w:p>
-      <w:pPr>
-        <w:pStyle w:val="ad"/>
-        <w:ind w:firstLine="708"/>
-        <w:contextualSpacing/>
-        <w:jc w:val="both"/>
-      </w:pPr>
-      <w:r>
-        <w:t>The Pyramid in this sense is a map and a mirror. It is not merely an architectural wonder. It is a structure in which man can recognize himself.</w:t>
-      </w:r>
-    </w:p>
-    <w:p>
-      <w:pPr>
-        <w:pStyle w:val="ad"/>
-        <w:ind w:firstLine="708"/>
-        <w:contextualSpacing/>
-        <w:jc w:val="both"/>
-      </w:pPr>
-      <w:r>
-        <w:t>That is precisely why those who entered there in antiquity did not simply “inspect” or “explore” the space. They entered as into themselves.</w:t>
-      </w:r>
-    </w:p>
-    <w:p>
-      <w:pPr>
-        <w:pStyle w:val="ad"/>
-        <w:ind w:firstLine="708"/>
-        <w:contextualSpacing/>
-        <w:jc w:val="both"/>
-      </w:pPr>
-      <w:r>
-        <w:t>They did not seek gods. They sought resonance.</w:t>
-      </w:r>
-    </w:p>
-    <w:p>
-      <w:pPr>
-        <w:pStyle w:val="ad"/>
-        <w:ind w:firstLine="708"/>
-        <w:contextualSpacing/>
-        <w:jc w:val="both"/>
-      </w:pPr>
-      <w:r>
-        <w:t>The human body is a structure no less complex than the Pyramid. And if a man does not know himself, he will not be able to understand what the Pyramid does.</w:t>
-      </w:r>
-    </w:p>
-    <w:p>
-      <w:pPr>
-        <w:pStyle w:val="ad"/>
-        <w:ind w:firstLine="708"/>
-        <w:contextualSpacing/>
-        <w:jc w:val="both"/>
-      </w:pPr>
-      <w:r>
-        <w:t>But if he uncovers the order within himself — the Pyramid will respond.</w:t>
-      </w:r>
-    </w:p>
-    <w:p>
-      <w:pPr>
-        <w:pStyle w:val="3"/>
-        <w:spacing w:line="240" w:lineRule="auto"/>
-        <w:contextualSpacing/>
-        <w:jc w:val="both"/>
-        <w:rPr>
-          <w:b/>
-          <w:bCs/>
-        </w:rPr>
-      </w:pPr>
-      <w:r>
-        <w:rPr>
-          <w:rStyle w:val="ae"/>
-          <w:b w:val="0"/>
-          <w:bCs w:val="0"/>
-        </w:rPr>
-        <w:t>The Closing of an Era</w:t>
-      </w:r>
-    </w:p>
-    <w:p>
-      <w:pPr>
-        <w:pStyle w:val="ad"/>
-        <w:ind w:firstLine="708"/>
-        <w:contextualSpacing/>
-        <w:jc w:val="both"/>
-      </w:pPr>
-      <w:r>
-        <w:t>The Great Pyramid is not destroyed. Not shattered. Not erased from the face of the Earth. And yet — it is closed. Not physically, but by function. Because the era for which it sounded has ended.</w:t>
-      </w:r>
-    </w:p>
-    <w:p>
-      <w:pPr>
-        <w:pStyle w:val="ad"/>
-        <w:ind w:firstLine="708"/>
-        <w:contextualSpacing/>
-        <w:jc w:val="both"/>
-      </w:pPr>
-      <w:r>
-        <w:t>It was not men who decided this. Not invasions. Not wars. The order itself was broken — not only in culture, but in man. When the resonance departed, the Pyramid fell silent. Not because it lost its power. But because the response vanished.</w:t>
-      </w:r>
-    </w:p>
-    <w:p>
-      <w:pPr>
-        <w:pStyle w:val="ad"/>
-        <w:ind w:firstLine="708"/>
-        <w:contextualSpacing/>
-        <w:jc w:val="both"/>
-      </w:pPr>
-      <w:r>
-        <w:t>It no longer worked as a living structure. Its organs — the passages, chambers, air shafts — remained. But they became a body without breath. As if the heart continued to exist, but without the blood that filled it.</w:t>
-      </w:r>
-    </w:p>
-    <w:p>
-      <w:pPr>
-        <w:pStyle w:val="ad"/>
-        <w:ind w:firstLine="708"/>
-        <w:contextualSpacing/>
-        <w:jc w:val="both"/>
-      </w:pPr>
-      <w:r>
-        <w:t>The closing was not a catastrophe. It was the completion of a cycle. Light does not depart in wrath. It departs in silence. The Pyramid is not walled up. It has gone into hiding. It waits.</w:t>
-      </w:r>
-    </w:p>
-    <w:p>
-      <w:pPr>
-        <w:pStyle w:val="ad"/>
-        <w:ind w:firstLine="708"/>
-        <w:contextualSpacing/>
-        <w:jc w:val="both"/>
-      </w:pPr>
-      <w:r>
-        <w:t>It waits not for restoration. Not for science. Not for a new cult. But for a new man. Not by knowledge — by frequency. Not by origin — by presence.</w:t>
-      </w:r>
-    </w:p>
-    <w:p>
-      <w:pPr>
-        <w:pStyle w:val="ad"/>
-        <w:ind w:firstLine="708"/>
-        <w:contextualSpacing/>
-        <w:jc w:val="both"/>
-      </w:pPr>
-      <w:r>
-        <w:t>The one who enters not as a researcher, but as a bearer of the Light, will awaken it. Because it resonates not to a word, not to a sacrifice, not to blood. But to a state. It recognizes its own.</w:t>
-      </w:r>
-    </w:p>
-    <w:p>
-      <w:pPr>
-        <w:pStyle w:val="ad"/>
-        <w:ind w:firstLine="708"/>
-        <w:contextualSpacing/>
-        <w:jc w:val="both"/>
-      </w:pPr>
-      <w:r>
-        <w:t>Thus ends not history, but a tuning. Not stone, but a song. Not technology, but an order. An era has closed, but not the Path. Because the Path always leads to oneself.</w:t>
-      </w:r>
-    </w:p>
-    <w:p>
-      <w:pPr>
-        <w:pStyle w:val="ad"/>
-        <w:ind w:firstLine="708"/>
-        <w:contextualSpacing/>
-        <w:jc w:val="both"/>
-        <w:rPr>
-          <w:rStyle w:val="ae"/>
-          <w:b w:val="0"/>
-          <w:bCs w:val="0"/>
-        </w:rPr>
-      </w:pPr>
-      <w:r>
-        <w:rPr>
-          <w:rStyle w:val="ae"/>
-          <w:rFonts w:eastAsiaTheme="majorEastAsia"/>
-        </w:rPr>
-        <w:t>And the Pyramid is not a memory of the past. It is a Gate. And when a man matures — it will open. Not to all. Not at once. But to those who came not to take, but to sound.</w:t>
-      </w:r>
-    </w:p>
-    <w:p>
-      <w:pPr>
-        <w:pStyle w:val="2"/>
-        <w:spacing w:line="240" w:lineRule="auto"/>
-        <w:contextualSpacing/>
-        <w:jc w:val="both"/>
-        <w:rPr>
-          <w:b/>
-          <w:bCs/>
-        </w:rPr>
-      </w:pPr>
-      <w:r>
-        <w:rPr>
-          <w:b/>
-          <w:bCs/>
-        </w:rPr>
-        <w:t>Chapter 7. The Gates and the Guardians. Who Protected the Knowledge after the Fall</w:t>
-      </w:r>
-    </w:p>
-    <w:p>
-      <w:pPr>
-        <w:pStyle w:val="ad"/>
-        <w:contextualSpacing/>
-        <w:jc w:val="both"/>
-        <w:rPr>
-          <w:rStyle w:val="30"/>
-        </w:rPr>
-      </w:pPr>
-      <w:r>
-        <w:rPr>
-          <w:rStyle w:val="30"/>
-        </w:rPr>
-        <w:t>The Fall and the Veil</w:t>
-      </w:r>
-    </w:p>
-    <w:p>
-      <w:pPr>
-        <w:pStyle w:val="ad"/>
-        <w:ind w:firstLine="708"/>
-        <w:contextualSpacing/>
-        <w:jc w:val="both"/>
-      </w:pPr>
-      <w:r>
-        <w:t>When the structure of Order was broken, the Earth did not vanish, but changed its frequency. The Fall was not a catastrophe in the usual sense — it was not an explosion or the end of the world. It was a displacement, a shift of resonance. Like music that sounded in accord with Heaven suddenly went out of tune. The form remained, but the order vanished.</w:t>
-      </w:r>
-    </w:p>
-    <w:p>
-      <w:pPr>
-        <w:pStyle w:val="ad"/>
-        <w:ind w:firstLine="708"/>
-        <w:contextualSpacing/>
-        <w:jc w:val="both"/>
-      </w:pPr>
-      <w:r>
-        <w:t>With this vanishing, direct perception of Truth also vanished. It did not leave — it became inaccessible. A Veil arose. Not in space, but in consciousness. The Veil is not darkness. It is a distortion of the Light. It is like looking at Truth through a murky glass: something is visible, but the form is broken, and the essence is unrecognizable.</w:t>
-      </w:r>
-    </w:p>
-    <w:p>
-      <w:pPr>
-        <w:pStyle w:val="ad"/>
-        <w:ind w:firstLine="708"/>
-        <w:contextualSpacing/>
-        <w:jc w:val="both"/>
-      </w:pPr>
-      <w:r>
-        <w:t>The Fall did not happen in a single day. It was not a momentary act. It was a long process, like oblivion. One by one, the resonances disappeared, the Gates closed, the places where Earth and Sky were one grew dim. Temples that sounded began to fall silent. People who sensed the Light began to fear it. And those who still remembered — began to hide.</w:t>
-      </w:r>
-    </w:p>
-    <w:p>
-      <w:pPr>
-        <w:pStyle w:val="ad"/>
-        <w:ind w:firstLine="708"/>
-        <w:contextualSpacing/>
-        <w:jc w:val="both"/>
-      </w:pPr>
-      <w:r>
-        <w:t>But the Veil was not absolute. Cracks remained. Places remained where Memory had not died. Those who had not betrayed remained. They did not call themselves Guardians. They simply could not do otherwise.</w:t>
-      </w:r>
-    </w:p>
-    <w:p>
-      <w:pPr>
-        <w:pStyle w:val="ad"/>
-        <w:ind w:firstLine="708"/>
-        <w:contextualSpacing/>
-        <w:jc w:val="both"/>
-      </w:pPr>
-      <w:r>
-        <w:t>This is where the story begins of those who remained behind the Veil — not to hide, but to preserve. Those who knew that Order would return. And that Truth does not require a majority — it needs only one heart capable of not forgetting.</w:t>
-      </w:r>
-    </w:p>
-    <w:p>
-      <w:pPr>
-        <w:pStyle w:val="3"/>
-        <w:spacing w:line="240" w:lineRule="auto"/>
-        <w:contextualSpacing/>
-        <w:jc w:val="both"/>
-        <w:rPr>
-          <w:b/>
-          <w:bCs/>
-        </w:rPr>
-      </w:pPr>
-      <w:r>
-        <w:rPr>
-          <w:rStyle w:val="ae"/>
-          <w:b w:val="0"/>
-          <w:bCs w:val="0"/>
-        </w:rPr>
-        <w:t>The Gates of Knowledge</w:t>
-      </w:r>
-    </w:p>
-    <w:p>
-      <w:pPr>
-        <w:pStyle w:val="ad"/>
-        <w:ind w:firstLine="708"/>
-        <w:contextualSpacing/>
-        <w:jc w:val="both"/>
-      </w:pPr>
-      <w:r>
-        <w:t>The Great Pyramid is not merely a geometric body. It is a body of Knowledge. It had entrances and exits, but not only physical ones. There were others — concealed, invisible, and yet real. These passages led not to new halls, but to new states. They were called the Gates.</w:t>
-      </w:r>
-    </w:p>
-    <w:p>
-      <w:pPr>
-        <w:pStyle w:val="ad"/>
-        <w:ind w:firstLine="708"/>
-        <w:contextualSpacing/>
-        <w:jc w:val="both"/>
-      </w:pPr>
-      <w:r>
-        <w:t>Some Gates were literal: narrow shafts leading not to chambers, but to the stars. Others — conditional, yet not metaphorical: tuned intersections of sound, form, direction, which at a certain frequency of attention would begin to open. Gates could be spatial, but they could also be temporal. They manifested only when three conditions met: place, moment, and man.</w:t>
-      </w:r>
-    </w:p>
-    <w:p>
-      <w:pPr>
-        <w:pStyle w:val="ad"/>
-        <w:ind w:firstLine="708"/>
-        <w:contextualSpacing/>
-        <w:jc w:val="both"/>
-      </w:pPr>
-      <w:r>
-        <w:t>Some Gates closed because they had been violated. Others hid because consciousness was not ready. There were also those that were destroyed — not by stone, but by lies. Lies erase the path. But even erasure is not the end. Because the Gates remain in the memory of Space.</w:t>
-      </w:r>
-    </w:p>
-    <w:p>
-      <w:pPr>
-        <w:pStyle w:val="ad"/>
-        <w:ind w:firstLine="708"/>
-        <w:contextualSpacing/>
-        <w:jc w:val="both"/>
-      </w:pPr>
-      <w:r>
-        <w:t>Today they are not in the sand. Not in stone. But in man. Man himself has become the Gate, if he can contain within himself that same purity. That same order. That same light. When consciousness enters into resonance with Truth, space again becomes permeable. And the Gates that seemed to have vanished begin to respond.</w:t>
-      </w:r>
-    </w:p>
-    <w:p>
-      <w:pPr>
-        <w:pStyle w:val="ad"/>
-        <w:ind w:firstLine="708"/>
-        <w:contextualSpacing/>
-        <w:jc w:val="both"/>
-      </w:pPr>
-      <w:r>
-        <w:t>Some passages were veiled not by time, but by intention. Because Knowledge is not a commodity. It does not yield itself to a casual glance. It opens only to one who does not desire to take, but is ready to become. And then he does not enter — he vanishes. The remnants of “I” remain at the threshold. The Gates of Knowledge is not a door to another place. It is the disappearance of the wall between Knowledge and the one who seeks it.</w:t>
-      </w:r>
-    </w:p>
-    <w:p>
-      <w:pPr>
-        <w:pStyle w:val="ad"/>
-        <w:ind w:firstLine="708"/>
-        <w:contextualSpacing/>
-        <w:jc w:val="both"/>
-      </w:pPr>
-      <w:r>
-        <w:t>This is why the Gates cannot be sought with a map. But one can attune oneself. Just as the ancients entered the Pyramid at the precise time, in the precise garments, with the purification of breath and heart — so also now. Simplicity. Purity. Clarity. Then Knowledge comes. Not as a scroll. But as Perception. And then man knows: the Gates were always open. Closed was only the ability to see them.</w:t>
-      </w:r>
-    </w:p>
-    <w:p>
-      <w:pPr>
-        <w:pStyle w:val="3"/>
-        <w:spacing w:line="240" w:lineRule="auto"/>
-        <w:contextualSpacing/>
-        <w:jc w:val="both"/>
-        <w:rPr>
-          <w:b/>
-          <w:bCs/>
-        </w:rPr>
-      </w:pPr>
-      <w:r>
-        <w:rPr>
-          <w:rStyle w:val="ae"/>
-          <w:b w:val="0"/>
-          <w:bCs w:val="0"/>
-        </w:rPr>
-        <w:t>The Guardians. Who Continued to Carry the Light Through the Ages. Not the Chosen, but the Faithful</w:t>
-      </w:r>
-    </w:p>
-    <w:p>
-      <w:pPr>
-        <w:pStyle w:val="ad"/>
-        <w:ind w:firstLine="708"/>
-        <w:contextualSpacing/>
-        <w:jc w:val="both"/>
-      </w:pPr>
-      <w:r>
-        <w:t>When the era of Light ended, and the Earth’s vibration lowered, much disappeared: the sounding, the knowledge, the clarity. The stones remained, but the language they spoke was no longer heard. The world plunged into oblivion, and for many Truth became a myth. But not for all.</w:t>
-      </w:r>
-    </w:p>
-    <w:p>
-      <w:pPr>
-        <w:pStyle w:val="ad"/>
-        <w:ind w:firstLine="708"/>
-        <w:contextualSpacing/>
-        <w:jc w:val="both"/>
-      </w:pPr>
-      <w:r>
-        <w:t>There were those who did not forget. Not because something exceptional was revealed to them. But because they preserved something simple: faithfulness. Not to a people, not to an oath, not to a temple — but to the Light they recognized within themselves. They were few. They erected no new pyramids, wrote no new sacred texts, founded no schools. Their path was quieter. But silence is not weakness. It is a profound bearer of memory.</w:t>
-      </w:r>
-    </w:p>
-    <w:p>
-      <w:pPr>
-        <w:pStyle w:val="ad"/>
-        <w:ind w:firstLine="708"/>
-        <w:contextualSpacing/>
-        <w:jc w:val="both"/>
-      </w:pPr>
-      <w:r>
-        <w:t>The Guardians — are not dynasties. Not castes. Not the chosen. They could be priests, sages, hermits, wanderers. But also — craftsmen, potters, healers, beggars. What united them was not origin, but an inner knowledge: the Light has not vanished. It waits. And it can be carried — even if no one is listening.</w:t>
-      </w:r>
-    </w:p>
-    <w:p>
-      <w:pPr>
-        <w:pStyle w:val="ad"/>
-        <w:ind w:firstLine="708"/>
-        <w:contextualSpacing/>
-        <w:jc w:val="both"/>
-      </w:pPr>
-      <w:r>
-        <w:t>They transmitted knowledge not by words, but by a state. Sometimes — by a touch. Sometimes — by a glance. Sometimes — with no action at all. Because true Knowledge requires no bearer, it is transmitted in silence. And this silence is not emptiness, but a deep vibration, awakening those who are ready to remember.</w:t>
-      </w:r>
-    </w:p>
-    <w:p>
-      <w:pPr>
-        <w:pStyle w:val="ad"/>
-        <w:ind w:firstLine="708"/>
-        <w:contextualSpacing/>
-        <w:jc w:val="both"/>
-      </w:pPr>
-      <w:r>
-        <w:t>In different eras, the Guardians gathered in places of power. Not for ritual, but for the upholding of the order. There, where energy was being distorted, they remembered the original form. Sometimes a single man could be a Guardian for an entire valley, an entire city, even a country. Sometimes he simply sat on a stone, and no one knew his name. But the structure knew. The Earth knew.</w:t>
-      </w:r>
-    </w:p>
-    <w:p>
-      <w:pPr>
-        <w:pStyle w:val="ad"/>
-        <w:ind w:firstLine="708"/>
-        <w:contextualSpacing/>
-        <w:jc w:val="both"/>
-      </w:pPr>
-      <w:r>
-        <w:t>It is precisely because of them that a response is possible today. Because, despite the collapsed vaults, despite the wars, the relgions, the persecutions and the lie — the Light did not vanish. It was passed on. Not as fire — but as heat. Not as knowledge — but as presence. They guarded it — not because they were appointed, but because they could not do otherwise.</w:t>
-      </w:r>
-    </w:p>
-    <w:p>
-      <w:pPr>
-        <w:pStyle w:val="ad"/>
-        <w:ind w:firstLine="708"/>
-        <w:contextualSpacing/>
-        <w:jc w:val="both"/>
-      </w:pPr>
-      <w:r>
-        <w:t>The Guardians did not await the hour of return. They simply remained. In presence. In truth. In silent accord with what was before and what will be again. And therefore, when the Grid began to awaken — it responded to them. Because they themselves were its threads.</w:t>
-      </w:r>
-    </w:p>
-    <w:p>
-      <w:pPr>
-        <w:pStyle w:val="ad"/>
-        <w:ind w:firstLine="708"/>
-        <w:contextualSpacing/>
-        <w:jc w:val="both"/>
-      </w:pPr>
-      <w:r>
-        <w:t>Sometimes the Guardians themselves did not know that they were Guardians. They simply lived differently. Their deeds seemed strange, their path — unreasonable, their choices — devoid of logic. But behind this there was always the Unseen. The Inexplicable. They went where no one awaited, remained when everyone left, spoke when silence bred death, and fell silent when a word could have extinguished the Light.</w:t>
-      </w:r>
-    </w:p>
-    <w:p>
-      <w:pPr>
-        <w:pStyle w:val="ad"/>
-        <w:ind w:firstLine="708"/>
-        <w:contextualSpacing/>
-        <w:jc w:val="both"/>
-      </w:pPr>
-      <w:r>
-        <w:t>Their life did not become a legend. But their presence was woven into the fabric of the world. They did not seek disciples. Yet sometimes, one single person, meeting them, remembered everything. Because it was stored not in books nor in mouths — but in the fields. In the rhythms. In the space that they themselves held.</w:t>
-      </w:r>
-    </w:p>
-    <w:p>
-      <w:pPr>
-        <w:pStyle w:val="ad"/>
-        <w:ind w:firstLine="708"/>
-        <w:contextualSpacing/>
-        <w:jc w:val="both"/>
-      </w:pPr>
-      <w:r>
-        <w:t>Thus through the ages, through the darkness, through the fall, through the pain — the Light was not quenched. It simply moved slowly. One by one. But surely.</w:t>
-      </w:r>
-    </w:p>
-    <w:p>
-      <w:pPr>
-        <w:pStyle w:val="3"/>
-        <w:spacing w:line="240" w:lineRule="auto"/>
-        <w:contextualSpacing/>
-        <w:jc w:val="both"/>
-        <w:rPr>
-          <w:b/>
-          <w:bCs/>
-        </w:rPr>
-      </w:pPr>
-      <w:r>
-        <w:rPr>
-          <w:rStyle w:val="ae"/>
           <w:b w:val="0"/>
           <w:bCs w:val="0"/>
         </w:rPr>
@@ -10931,7 +10348,6 @@
       </w:pPr>
       <w:r>
         <w:rPr>
-          <w:rStyle w:val="ae"/>
           <w:b w:val="0"/>
           <w:bCs w:val="0"/>
         </w:rPr>
@@ -11329,7 +10745,6 @@
       </w:pPr>
       <w:r>
         <w:rPr>
-          <w:rStyle w:val="ae"/>
           <w:b w:val="0"/>
           <w:bCs w:val="0"/>
         </w:rPr>
@@ -11673,7 +11088,6 @@
       </w:pPr>
       <w:r>
         <w:rPr>
-          <w:rStyle w:val="ae"/>
           <w:rFonts w:eastAsiaTheme="majorEastAsia"/>
           <w:b w:val="0"/>
           <w:bCs w:val="0"/>
@@ -11682,7 +11096,6 @@
       </w:r>
       <w:r>
         <w:rPr>
-          <w:rStyle w:val="ae"/>
           <w:rFonts w:eastAsiaTheme="majorEastAsia"/>
           <w:b w:val="0"/>
           <w:bCs w:val="0"/>
@@ -11691,7 +11104,6 @@
       </w:r>
       <w:r>
         <w:rPr>
-          <w:rStyle w:val="ae"/>
           <w:rFonts w:eastAsiaTheme="majorEastAsia"/>
           <w:b w:val="0"/>
           <w:bCs w:val="0"/>
@@ -11700,7 +11112,6 @@
       </w:r>
       <w:r>
         <w:rPr>
-          <w:rStyle w:val="ae"/>
           <w:rFonts w:eastAsiaTheme="majorEastAsia"/>
           <w:b w:val="0"/>
           <w:bCs w:val="0"/>
@@ -11709,7 +11120,6 @@
       </w:r>
       <w:r>
         <w:rPr>
-          <w:rStyle w:val="ae"/>
           <w:rFonts w:eastAsiaTheme="majorEastAsia"/>
           <w:b w:val="0"/>
           <w:bCs w:val="0"/>
@@ -11718,7 +11128,6 @@
       </w:r>
       <w:r>
         <w:rPr>
-          <w:rStyle w:val="ae"/>
           <w:rFonts w:eastAsiaTheme="majorEastAsia"/>
           <w:b w:val="0"/>
           <w:bCs w:val="0"/>
@@ -11727,7 +11136,6 @@
       </w:r>
       <w:r>
         <w:rPr>
-          <w:rStyle w:val="ae"/>
           <w:rFonts w:eastAsiaTheme="majorEastAsia"/>
           <w:b w:val="0"/>
           <w:bCs w:val="0"/>
@@ -11736,7 +11144,6 @@
       </w:r>
       <w:r>
         <w:rPr>
-          <w:rStyle w:val="ae"/>
           <w:rFonts w:eastAsiaTheme="majorEastAsia"/>
           <w:b w:val="0"/>
           <w:bCs w:val="0"/>
@@ -11745,7 +11152,6 @@
       </w:r>
       <w:r>
         <w:rPr>
-          <w:rStyle w:val="ae"/>
           <w:rFonts w:eastAsiaTheme="majorEastAsia"/>
           <w:b w:val="0"/>
           <w:bCs w:val="0"/>
@@ -11754,7 +11160,6 @@
       </w:r>
       <w:r>
         <w:rPr>
-          <w:rStyle w:val="ae"/>
           <w:rFonts w:eastAsiaTheme="majorEastAsia"/>
           <w:b w:val="0"/>
           <w:bCs w:val="0"/>
@@ -11763,7 +11168,6 @@
       </w:r>
       <w:r>
         <w:rPr>
-          <w:rStyle w:val="ae"/>
           <w:rFonts w:eastAsiaTheme="majorEastAsia"/>
           <w:b w:val="0"/>
           <w:bCs w:val="0"/>
@@ -11780,7 +11184,6 @@
       </w:pPr>
       <w:r>
         <w:rPr>
-          <w:rStyle w:val="ae"/>
           <w:rFonts w:eastAsiaTheme="majorEastAsia"/>
           <w:b/>
         </w:rPr>
@@ -11788,14 +11191,12 @@
       </w:r>
       <w:r>
         <w:rPr>
-          <w:rStyle w:val="ae"/>
           <w:rFonts w:eastAsiaTheme="majorEastAsia"/>
         </w:rPr>
         <w:t xml:space="preserve"> But those who truly continued to sound </w:t>
       </w:r>
       <w:r>
         <w:rPr>
-          <w:rStyle w:val="ae"/>
           <w:rFonts w:eastAsiaTheme="majorEastAsia"/>
           <w:b/>
         </w:rPr>
@@ -11803,7 +11204,6 @@
       </w:r>
       <w:r>
         <w:rPr>
-          <w:rStyle w:val="ae"/>
           <w:rFonts w:eastAsiaTheme="majorEastAsia"/>
         </w:rPr>
         <w:t xml:space="preserve"> They did not hide — they had no need of fame. They were not written into books — they were known by presence. Sometimes one such person could be born into a "forgotten" lineage. Sometimes an entire line preserved the order, but revealed itself to no one. Often — under other names.</w:t>
@@ -11818,7 +11218,6 @@
       </w:pPr>
       <w:r>
         <w:rPr>
-          <w:rStyle w:val="ae"/>
           <w:rFonts w:eastAsiaTheme="majorEastAsia"/>
           <w:b/>
         </w:rPr>
@@ -11826,14 +11225,12 @@
       </w:r>
       <w:r>
         <w:rPr>
-          <w:rStyle w:val="ae"/>
           <w:rFonts w:eastAsiaTheme="majorEastAsia"/>
         </w:rPr>
         <w:t xml:space="preserve"> It leads to the study of genealogies, chronicles, occult societies — but not to the Light. Because Light is not in a name, but in a frequency. And therefore </w:t>
       </w:r>
       <w:r>
         <w:rPr>
-          <w:rStyle w:val="ae"/>
           <w:rFonts w:eastAsiaTheme="majorEastAsia"/>
           <w:b/>
         </w:rPr>
@@ -11849,14 +11246,12 @@
       </w:pPr>
       <w:r>
         <w:rPr>
-          <w:rStyle w:val="ae"/>
           <w:rFonts w:eastAsiaTheme="majorEastAsia"/>
         </w:rPr>
         <w:t xml:space="preserve">So it is with the Masons: </w:t>
       </w:r>
       <w:r>
         <w:rPr>
-          <w:rStyle w:val="ae"/>
           <w:rFonts w:eastAsiaTheme="majorEastAsia"/>
           <w:b/>
         </w:rPr>
@@ -11864,7 +11259,6 @@
       </w:r>
       <w:r>
         <w:rPr>
-          <w:rStyle w:val="ae"/>
           <w:rFonts w:eastAsiaTheme="majorEastAsia"/>
         </w:rPr>
         <w:t xml:space="preserve"> So it is with others.</w:t>
@@ -11879,7 +11273,6 @@
       </w:pPr>
       <w:r>
         <w:rPr>
-          <w:rStyle w:val="ae"/>
           <w:rFonts w:eastAsiaTheme="majorEastAsia"/>
           <w:b/>
         </w:rPr>
@@ -11887,7 +11280,6 @@
       </w:r>
       <w:r>
         <w:rPr>
-          <w:rStyle w:val="ae"/>
           <w:rFonts w:eastAsiaTheme="majorEastAsia"/>
         </w:rPr>
         <w:t xml:space="preserve"> Not "the lineage of Shambhala," not "the dynasty of Thoth," but — "those who kept the rhythm in the mountains." Or — "those whose blood knows the stars." And this will be the truth, without betrayal.</w:t>
@@ -11913,1057 +11305,966 @@
       </w:pPr>
       <w:r>
         <w:rPr>
+          <w:rFonts w:eastAsiaTheme="majorEastAsia"/>
+        </w:rPr>
+        <w:t xml:space="preserve">Many of those we call saints, prophets, sages, were not only what the chronicles make them out to be. Their words are cut and rearranged. Their deeds turned into legends. Their essence — forgotten. But </w:t>
+      </w:r>
+      <w:r>
+        <w:rPr>
+          <w:rFonts w:eastAsiaTheme="majorEastAsia"/>
+          <w:b/>
+        </w:rPr>
+        <w:t>the Light they carried has not disappeared.</w:t>
+      </w:r>
+      <w:r>
+        <w:rPr>
+          <w:rFonts w:eastAsiaTheme="majorEastAsia"/>
+        </w:rPr>
+        <w:t xml:space="preserve"> It is alive. It sounds — and it can be recognized. Not in icons, not in festivals, not in rituals. But </w:t>
+      </w:r>
+      <w:r>
+        <w:rPr>
+          <w:rFonts w:eastAsiaTheme="majorEastAsia"/>
+          <w:b/>
+        </w:rPr>
+        <w:t>in the resonance</w:t>
+      </w:r>
+      <w:r>
+        <w:rPr>
+          <w:rFonts w:eastAsiaTheme="majorEastAsia"/>
+        </w:rPr>
+        <w:t xml:space="preserve"> that arises in you when you hear their name — and a fire flares up inside.</w:t>
+      </w:r>
+    </w:p>
+    <w:p>
+      <w:pPr>
+        <w:pStyle w:val="ad"/>
+        <w:ind w:firstLine="708"/>
+        <w:contextualSpacing/>
+        <w:jc w:val="both"/>
+      </w:pPr>
+      <w:r>
+        <w:rPr>
+          <w:rFonts w:eastAsiaTheme="majorEastAsia"/>
+        </w:rPr>
+        <w:t xml:space="preserve">Thus is the Guardian recognized. Not by miracles, not by a book, not by status. But by </w:t>
+      </w:r>
+      <w:r>
+        <w:rPr>
+          <w:rFonts w:eastAsiaTheme="majorEastAsia"/>
+          <w:b/>
+        </w:rPr>
+        <w:t>the living presence</w:t>
+      </w:r>
+      <w:r>
+        <w:rPr>
+          <w:rFonts w:eastAsiaTheme="majorEastAsia"/>
+        </w:rPr>
+        <w:t xml:space="preserve"> that requires no proof.</w:t>
+      </w:r>
+    </w:p>
+    <w:p>
+      <w:pPr>
+        <w:pStyle w:val="ad"/>
+        <w:ind w:firstLine="708"/>
+        <w:contextualSpacing/>
+        <w:jc w:val="both"/>
+      </w:pPr>
+      <w:r>
+        <w:t>Therefore we say: Sergius of Radonezh — not simply a monk. He is a Node. He held the order when the world was falling apart. He led through darkness, without shouting. He was silence, embodied in a body. His path was unseen, but he left a rhythm by which the true is still recognized.</w:t>
+      </w:r>
+    </w:p>
+    <w:p>
+      <w:pPr>
+        <w:pStyle w:val="ad"/>
+        <w:ind w:firstLine="708"/>
+        <w:contextualSpacing/>
+        <w:jc w:val="both"/>
+      </w:pPr>
+      <w:r>
+        <w:t>And there were many such. In every tradition. In every age. Some lived as hermits, others — near the throne. Some built temples, some — only smiled at a child at the right moment. There was no form by which one could recognize them. But there was Light.</w:t>
+      </w:r>
+    </w:p>
+    <w:p>
+      <w:pPr>
+        <w:pStyle w:val="ad"/>
+        <w:ind w:firstLine="708"/>
+        <w:contextualSpacing/>
+        <w:jc w:val="both"/>
+      </w:pPr>
+      <w:r>
+        <w:rPr>
+          <w:rFonts w:eastAsiaTheme="majorEastAsia"/>
+        </w:rPr>
+        <w:t xml:space="preserve">To learn to see the Guardians — </w:t>
+      </w:r>
+      <w:r>
+        <w:rPr>
+          <w:rFonts w:eastAsiaTheme="majorEastAsia"/>
+          <w:b/>
+        </w:rPr>
+        <w:t>do not seek them with your eyes. Tune yourself.</w:t>
+      </w:r>
+      <w:r>
+        <w:rPr>
+          <w:rFonts w:eastAsiaTheme="majorEastAsia"/>
+        </w:rPr>
+        <w:t xml:space="preserve"> Purify yourself of images, of desires and fears. And then you will begin to hear — in whom the Source speaks. Not all who call themselves "teachers" carry the Light. And not all who are silent are alien to it. Recognition happens </w:t>
+      </w:r>
+      <w:r>
+        <w:rPr>
+          <w:rFonts w:eastAsiaTheme="majorEastAsia"/>
+          <w:b/>
+        </w:rPr>
+        <w:t>not by the mind, but by the heart attuned to Truth.</w:t>
+      </w:r>
+    </w:p>
+    <w:p>
+      <w:pPr>
+        <w:pStyle w:val="ad"/>
+        <w:ind w:firstLine="708"/>
+        <w:contextualSpacing/>
+        <w:jc w:val="both"/>
+      </w:pPr>
+      <w:r>
+        <w:t>We do not open a list of names. We open the gates of recognition. And then you will see: he whom you knew as a scholar was a Guardian. He whom they called a madman carried the Key. And he whom they considered a saint — was merely an image.</w:t>
+      </w:r>
+    </w:p>
+    <w:p>
+      <w:pPr>
+        <w:pStyle w:val="ad"/>
+        <w:contextualSpacing/>
+        <w:jc w:val="both"/>
+        <w:rPr>
           <w:rStyle w:val="ae"/>
           <w:rFonts w:eastAsiaTheme="majorEastAsia"/>
         </w:rPr>
-        <w:t xml:space="preserve">Many of those we call saints, prophets, sages, were not only what the chronicles make them out to be. Their words are cut and rearranged. Their deeds turned into legends. Their essence — forgotten. But </w:t>
-      </w:r>
-      <w:r>
+      </w:pPr>
+      <w:r>
+        <w:rPr>
+          <w:rFonts w:eastAsiaTheme="majorEastAsia"/>
+          <w:b/>
+        </w:rPr>
+        <w:t>Learn not to judge. Learn to hear. Learn to see the invisible. Then the Guardians will come alive — not in a legend, but in you.</w:t>
+      </w:r>
+    </w:p>
+    <w:p>
+      <w:pPr>
+        <w:pStyle w:val="ad"/>
+        <w:ind w:firstLine="708"/>
+        <w:contextualSpacing/>
+        <w:jc w:val="both"/>
+      </w:pPr>
+      <w:r>
+        <w:rPr>
+          <w:rFonts w:eastAsiaTheme="majorEastAsia"/>
+        </w:rPr>
+        <w:t xml:space="preserve">Because in every age there are those whom they forgot, distorted, or destroyed — and in each of them a Fire burned. And yes, Rasputin is one such. But not because he possessed secret power or a magical gaze. And not because he was near the tsar. But because </w:t>
+      </w:r>
+      <w:r>
+        <w:rPr>
+          <w:rFonts w:eastAsiaTheme="majorEastAsia"/>
+          <w:b/>
+        </w:rPr>
+        <w:t>there was a fire in him</w:t>
+      </w:r>
+      <w:r>
+        <w:rPr>
+          <w:rFonts w:eastAsiaTheme="majorEastAsia"/>
+        </w:rPr>
+        <w:t xml:space="preserve"> that they feared.</w:t>
+      </w:r>
+    </w:p>
+    <w:p>
+      <w:pPr>
+        <w:pStyle w:val="ad"/>
+        <w:ind w:firstLine="708"/>
+        <w:contextualSpacing/>
+        <w:jc w:val="both"/>
+      </w:pPr>
+      <w:r>
+        <w:rPr>
+          <w:rFonts w:eastAsiaTheme="majorEastAsia"/>
+        </w:rPr>
+        <w:t xml:space="preserve">They spoke of him as dark, depraved, unclean — because he did not fit into </w:t>
+      </w:r>
+      <w:r>
+        <w:rPr>
+          <w:rFonts w:eastAsiaTheme="majorEastAsia"/>
+          <w:b/>
+        </w:rPr>
+        <w:t>another's order.</w:t>
+      </w:r>
+      <w:r>
+        <w:rPr>
+          <w:rFonts w:eastAsiaTheme="majorEastAsia"/>
+        </w:rPr>
+        <w:t xml:space="preserve"> He did not submit to form. He did not confess power — neither churchly nor state. He lived from within. He knew how to hold the Rhythm, without being accepted into the choir.</w:t>
+      </w:r>
+    </w:p>
+    <w:p>
+      <w:pPr>
+        <w:pStyle w:val="ad"/>
+        <w:contextualSpacing/>
+        <w:jc w:val="both"/>
+      </w:pPr>
+      <w:r>
+        <w:rPr>
+          <w:rFonts w:eastAsiaTheme="majorEastAsia"/>
+          <w:b/>
+        </w:rPr>
+        <w:t>The Light of the Guardian is not always in righteousness. But in truth.</w:t>
+      </w:r>
+      <w:r>
+        <w:rPr>
+          <w:rFonts w:eastAsiaTheme="majorEastAsia"/>
+        </w:rPr>
+        <w:t xml:space="preserve"> Rasputin knew that which could not be contained in theology. He spoke what could not be said aloud. And he died as those die who did not break: </w:t>
+      </w:r>
+      <w:r>
+        <w:rPr>
+          <w:rFonts w:eastAsiaTheme="majorEastAsia"/>
+          <w:b/>
+        </w:rPr>
+        <w:t>unbroken, yet also misunderstood.</w:t>
+      </w:r>
+    </w:p>
+    <w:p>
+      <w:pPr>
+        <w:pStyle w:val="ad"/>
+        <w:ind w:firstLine="708"/>
+        <w:contextualSpacing/>
+        <w:jc w:val="both"/>
+      </w:pPr>
+      <w:r>
+        <w:rPr>
+          <w:rFonts w:eastAsiaTheme="majorEastAsia"/>
+        </w:rPr>
+        <w:t xml:space="preserve">And therefore yes — he was part of the thread. His name is beyond judgments. His path — not for repetition, but for recognition: like many, he was </w:t>
+      </w:r>
+      <w:r>
+        <w:rPr>
+          <w:rFonts w:eastAsiaTheme="majorEastAsia"/>
+          <w:b/>
+        </w:rPr>
+        <w:t>a bridge</w:t>
+      </w:r>
+      <w:r>
+        <w:rPr>
+          <w:rFonts w:eastAsiaTheme="majorEastAsia"/>
+        </w:rPr>
+        <w:t xml:space="preserve"> over which Force passed, invisible and inconvenient for the world.</w:t>
+      </w:r>
+    </w:p>
+    <w:p>
+      <w:pPr>
+        <w:pStyle w:val="ad"/>
+        <w:ind w:firstLine="708"/>
+        <w:contextualSpacing/>
+        <w:jc w:val="both"/>
+      </w:pPr>
+      <w:r>
+        <w:rPr>
+          <w:rFonts w:eastAsiaTheme="majorEastAsia"/>
+          <w:b/>
+        </w:rPr>
+        <w:t>The palette of the Guardians is not monochrome. It does not divide into “saints” and “the fallen.” It is wider. It is deeper. It includes those who walked different paths, yet carried one essence: Light.</w:t>
+      </w:r>
+    </w:p>
+    <w:p>
+      <w:pPr>
+        <w:pStyle w:val="ad"/>
+        <w:ind w:firstLine="708"/>
+        <w:contextualSpacing/>
+        <w:jc w:val="both"/>
+      </w:pPr>
+      <w:r>
+        <w:rPr>
+          <w:rFonts w:eastAsiaTheme="majorEastAsia"/>
+          <w:b/>
+        </w:rPr>
+        <w:t>Omar Khayyam</w:t>
+      </w:r>
+      <w:r>
+        <w:rPr>
+          <w:rFonts w:eastAsiaTheme="majorEastAsia"/>
+        </w:rPr>
+        <w:t xml:space="preserve"> — not merely a poet. He wove knowledge into rhythm. His ruba‘i are not drunken revelations, but formulas. Behind every jest — a star. Behind every line — Knowledge, encoded in simplicity. He preserved Truth, hiding it in the cup of laughter.</w:t>
+      </w:r>
+    </w:p>
+    <w:p>
+      <w:pPr>
+        <w:pStyle w:val="ad"/>
+        <w:ind w:firstLine="708"/>
+        <w:contextualSpacing/>
+        <w:jc w:val="both"/>
+      </w:pPr>
+      <w:r>
+        <w:rPr>
+          <w:rFonts w:eastAsiaTheme="majorEastAsia"/>
+          <w:b/>
+        </w:rPr>
+        <w:t>John Climacus</w:t>
+      </w:r>
+      <w:r>
+        <w:rPr>
+          <w:rFonts w:eastAsiaTheme="majorEastAsia"/>
+        </w:rPr>
+        <w:t xml:space="preserve"> — not only a monk. His "Ladder" is not a guide to humility, but a guiding map to inner Ascension. He who reads between the lines sees there the resonance of an earlier teaching — the teaching of the ascent of consciousness.</w:t>
+      </w:r>
+    </w:p>
+    <w:p>
+      <w:pPr>
+        <w:pStyle w:val="ad"/>
+        <w:ind w:firstLine="708"/>
+        <w:contextualSpacing/>
+        <w:jc w:val="both"/>
+      </w:pPr>
+      <w:r>
+        <w:rPr>
+          <w:rFonts w:eastAsiaTheme="majorEastAsia"/>
+          <w:b/>
+        </w:rPr>
+        <w:t>Laozi</w:t>
+      </w:r>
+      <w:r>
+        <w:rPr>
+          <w:rFonts w:eastAsiaTheme="majorEastAsia"/>
+        </w:rPr>
+        <w:t xml:space="preserve"> — not a myth. He was Silence, clothed in words. His Dao is not a philosophy, but a way of carrying Light without struggle. He did not create a school — he created a space. And that space still sounds in everyone who seeks without waging war.</w:t>
+      </w:r>
+    </w:p>
+    <w:p>
+      <w:pPr>
+        <w:pStyle w:val="ad"/>
+        <w:ind w:firstLine="708"/>
+        <w:contextualSpacing/>
+        <w:jc w:val="both"/>
+      </w:pPr>
+      <w:r>
+        <w:rPr>
+          <w:rFonts w:eastAsiaTheme="majorEastAsia"/>
+          <w:b/>
+        </w:rPr>
+        <w:t>François Villon</w:t>
+      </w:r>
+      <w:r>
+        <w:rPr>
+          <w:rFonts w:eastAsiaTheme="majorEastAsia"/>
+        </w:rPr>
+        <w:t xml:space="preserve"> — thief, poet, outcast. Yet his lines are like a breakthrough into the density of the world. He carried Light into darkness, without cloaking himself in virtue. His pain did not distort Truth — it only underscored how far the world had strayed from it.</w:t>
+      </w:r>
+    </w:p>
+    <w:p>
+      <w:pPr>
+        <w:pStyle w:val="ad"/>
+        <w:ind w:firstLine="708"/>
+        <w:contextualSpacing/>
+        <w:jc w:val="both"/>
+      </w:pPr>
+      <w:r>
+        <w:rPr>
+          <w:rFonts w:eastAsiaTheme="majorEastAsia"/>
+          <w:b/>
+        </w:rPr>
+        <w:t>Mary Magdalene</w:t>
+      </w:r>
+      <w:r>
+        <w:rPr>
+          <w:rFonts w:eastAsiaTheme="majorEastAsia"/>
+        </w:rPr>
+        <w:t xml:space="preserve"> — not merely a disciple. She was a vessel. She preserved the Knowledge that could not be transmitted in writing. Her name was erased, her role diminished, but she remained — as a Sound, audible to those who know how to be silent.</w:t>
+      </w:r>
+    </w:p>
+    <w:p>
+      <w:pPr>
+        <w:pStyle w:val="ad"/>
+        <w:ind w:firstLine="708"/>
+        <w:contextualSpacing/>
+        <w:jc w:val="both"/>
+      </w:pPr>
+      <w:r>
+        <w:rPr>
+          <w:rFonts w:eastAsiaTheme="majorEastAsia"/>
+          <w:b/>
+        </w:rPr>
+        <w:t>John the Baptist</w:t>
+      </w:r>
+      <w:r>
+        <w:rPr>
+          <w:rFonts w:eastAsiaTheme="majorEastAsia"/>
+        </w:rPr>
+        <w:t xml:space="preserve"> — not a forerunner, but a Resonator. He knew how the path sounds. His voice in the wilderness did not call to faith — it called to Purity. He was the Guardian not of the Law, but of the Beginning. He opened the Path — not for himself, but for the One who Comes.</w:t>
+      </w:r>
+    </w:p>
+    <w:p>
+      <w:pPr>
+        <w:pStyle w:val="ad"/>
+        <w:ind w:firstLine="708"/>
+        <w:contextualSpacing/>
+        <w:jc w:val="both"/>
+      </w:pPr>
+      <w:r>
+        <w:rPr>
+          <w:rFonts w:eastAsiaTheme="majorEastAsia"/>
+          <w:b/>
+        </w:rPr>
+        <w:t>Grigory Skovoroda</w:t>
+      </w:r>
+      <w:r>
+        <w:rPr>
+          <w:rFonts w:eastAsiaTheme="majorEastAsia"/>
+        </w:rPr>
+        <w:t xml:space="preserve"> — not merely a philosopher. He carried within himself a form almost lost: a person in whom knowledge is not separated from life. He did not teach — he lived Truth. And in this — he was a Guardian of the ancient path.</w:t>
+      </w:r>
+    </w:p>
+    <w:p>
+      <w:pPr>
+        <w:pStyle w:val="ad"/>
+        <w:ind w:firstLine="708"/>
+        <w:contextualSpacing/>
+        <w:jc w:val="both"/>
+      </w:pPr>
+      <w:r>
+        <w:rPr>
+          <w:rFonts w:eastAsiaTheme="majorEastAsia"/>
+          <w:b/>
+        </w:rPr>
+        <w:t>Nostradamus</w:t>
+      </w:r>
+      <w:r>
+        <w:rPr>
+          <w:rFonts w:eastAsiaTheme="majorEastAsia"/>
+        </w:rPr>
+        <w:t xml:space="preserve"> — not a fortune-teller. He was a Key. His images — an encoded memory of the patterns of Time. He who hears them with his heart hears not a prediction, but a reminder: everything already is. And everything — is repetition.</w:t>
+      </w:r>
+    </w:p>
+    <w:p>
+      <w:pPr>
+        <w:pStyle w:val="ad"/>
+        <w:ind w:firstLine="708"/>
+        <w:contextualSpacing/>
+        <w:jc w:val="both"/>
+      </w:pPr>
+      <w:r>
+        <w:rPr>
+          <w:rFonts w:eastAsiaTheme="majorEastAsia"/>
+          <w:b/>
+        </w:rPr>
+        <w:t>Bach</w:t>
+      </w:r>
+      <w:r>
+        <w:rPr>
+          <w:rFonts w:eastAsiaTheme="majorEastAsia"/>
+        </w:rPr>
+        <w:t xml:space="preserve"> — not a composer. He was a conductor of Light into sound. His fugues are schemas of space, musical mandalas, where every note is a movement along the axis. He preserved Knowledge of the relation between the inner and outer world.</w:t>
+      </w:r>
+    </w:p>
+    <w:p>
+      <w:pPr>
+        <w:pStyle w:val="ad"/>
+        <w:ind w:firstLine="708"/>
+        <w:contextualSpacing/>
+        <w:jc w:val="both"/>
+      </w:pPr>
+      <w:r>
+        <w:rPr>
+          <w:rFonts w:eastAsiaTheme="majorEastAsia"/>
+          <w:b/>
+        </w:rPr>
+        <w:t>Rumi</w:t>
+      </w:r>
+      <w:r>
+        <w:rPr>
+          <w:rFonts w:eastAsiaTheme="majorEastAsia"/>
+        </w:rPr>
+        <w:t xml:space="preserve"> — poet and circle. He did not create philosophy, he created movement. His dance is the dance of the spheres. His lines are vibrations of the Heart, in which Truth is not explained, but sounds.</w:t>
+      </w:r>
+    </w:p>
+    <w:p>
+      <w:pPr>
+        <w:pStyle w:val="ad"/>
+        <w:ind w:firstLine="708"/>
+        <w:contextualSpacing/>
+        <w:jc w:val="both"/>
+      </w:pPr>
+      <w:r>
+        <w:rPr>
+          <w:rFonts w:eastAsiaTheme="majorEastAsia"/>
+          <w:b/>
+        </w:rPr>
+        <w:t>Sergius of Radonezh</w:t>
+      </w:r>
+      <w:r>
+        <w:rPr>
+          <w:rFonts w:eastAsiaTheme="majorEastAsia"/>
+        </w:rPr>
+        <w:t xml:space="preserve"> — yes, he was. And he was not what they later described him as. He carried unity. He knew ancient Rus — that which existed before writings, before Christianity, before the schisms. And he wove this thread into the fabric of the new world, not destroying it, but preserving it. He was not a reformer — he was a Guardian of Silence.</w:t>
+      </w:r>
+    </w:p>
+    <w:p>
+      <w:pPr>
+        <w:pStyle w:val="ad"/>
+        <w:ind w:firstLine="708"/>
+        <w:contextualSpacing/>
+        <w:jc w:val="both"/>
+      </w:pPr>
+      <w:r>
+        <w:rPr>
+          <w:rFonts w:eastAsiaTheme="majorEastAsia"/>
+          <w:b/>
+        </w:rPr>
+        <w:t>The Guardians did not choose how they would be remembered. But the Light they carried has not disappeared — it continues to sound through everything they left behind. Even if names are covered in dust and images are distorted. Here are more of those whose fame was mixed with condemnation, whose essence — with fiction. Yet Light lived in them.</w:t>
+      </w:r>
+    </w:p>
+    <w:p>
+      <w:pPr>
+        <w:pStyle w:val="ad"/>
+        <w:ind w:firstLine="708"/>
+        <w:contextualSpacing/>
+        <w:jc w:val="both"/>
+      </w:pPr>
+      <w:r>
+        <w:rPr>
+          <w:rFonts w:eastAsiaTheme="majorEastAsia"/>
+          <w:b/>
+        </w:rPr>
+        <w:t>Rasputin</w:t>
+      </w:r>
+      <w:r>
+        <w:rPr>
+          <w:rFonts w:eastAsiaTheme="majorEastAsia"/>
+        </w:rPr>
+        <w:t xml:space="preserve"> — not a monk, not a saint, not the debauchee that hysteria paints him. He was a key in the hands of a forgotten tradition — one that remembers how the word turns into action. He possessed knowledge of body and spirit, influencing not by incantation but by presence. He was not understood — because his frequency did not fit into any of the systems of that time. He was killed not for a sin — but for moving outside the structure.</w:t>
+      </w:r>
+    </w:p>
+    <w:p>
+      <w:pPr>
+        <w:pStyle w:val="ad"/>
+        <w:ind w:firstLine="708"/>
+        <w:contextualSpacing/>
+        <w:jc w:val="both"/>
+      </w:pPr>
+      <w:r>
+        <w:rPr>
+          <w:rFonts w:eastAsiaTheme="majorEastAsia"/>
+          <w:b/>
+        </w:rPr>
+        <w:t>Bruno</w:t>
+      </w:r>
+      <w:r>
+        <w:rPr>
+          <w:rFonts w:eastAsiaTheme="majorEastAsia"/>
+        </w:rPr>
+        <w:t xml:space="preserve"> — not merely a martyr for science. He was a Guardian of the Ages, one who remembered the Flame. He carried knowledge of infinity, not as a hypothesis but as an inner reality. He knew: the stars are alive, consciousness is infinite, forms are only manifestations. He was executed not for an idea, but for Memory.</w:t>
+      </w:r>
+    </w:p>
+    <w:p>
+      <w:pPr>
+        <w:pStyle w:val="ad"/>
+        <w:ind w:firstLine="708"/>
+        <w:contextualSpacing/>
+        <w:jc w:val="both"/>
+      </w:pPr>
+      <w:r>
+        <w:rPr>
+          <w:rFonts w:eastAsiaTheme="majorEastAsia"/>
+          <w:b/>
+        </w:rPr>
+        <w:t>Kozma Prutkov</w:t>
+      </w:r>
+      <w:r>
+        <w:rPr>
+          <w:rFonts w:eastAsiaTheme="majorEastAsia"/>
+        </w:rPr>
+        <w:t xml:space="preserve"> — a mask. But behind the mask — a most luminous mind, hiding Truth under absurdity. Sometimes the Guardian acts through laughter. Because seriousness locks, while paradox liberates. He who read Prutkov through play has seen another depth.</w:t>
+      </w:r>
+    </w:p>
+    <w:p>
+      <w:pPr>
+        <w:pStyle w:val="ad"/>
+        <w:ind w:firstLine="708"/>
+        <w:contextualSpacing/>
+        <w:jc w:val="both"/>
+      </w:pPr>
+      <w:r>
+        <w:rPr>
+          <w:rFonts w:eastAsiaTheme="majorEastAsia"/>
+          <w:b/>
+        </w:rPr>
+        <w:t>The Sufis of Central Asia</w:t>
+      </w:r>
+      <w:r>
+        <w:rPr>
+          <w:rFonts w:eastAsiaTheme="majorEastAsia"/>
+        </w:rPr>
+        <w:t xml:space="preserve"> — dozens of names, hundreds of schools. They did not seek power, did not write treatises for glory. But they preserved the sound of the Heart, the rhythm of breath, the path from within. They were Living Tuning Forks of Time.</w:t>
+      </w:r>
+    </w:p>
+    <w:p>
+      <w:pPr>
+        <w:pStyle w:val="ad"/>
+        <w:ind w:firstLine="708"/>
+        <w:contextualSpacing/>
+        <w:jc w:val="both"/>
+      </w:pPr>
+      <w:r>
+        <w:rPr>
+          <w:rFonts w:eastAsiaTheme="majorEastAsia"/>
+          <w:b/>
+        </w:rPr>
+        <w:t>Thomas Merton</w:t>
+      </w:r>
+      <w:r>
+        <w:rPr>
+          <w:rFonts w:eastAsiaTheme="majorEastAsia"/>
+        </w:rPr>
+        <w:t xml:space="preserve"> — a modern monk in whom East and West, silence and word, met. He sought Truth not in theology, but in Presence. His words are simple, yet in them — the echo of ancient knowledge that retreated into monasteries to survive.</w:t>
+      </w:r>
+    </w:p>
+    <w:p>
+      <w:pPr>
+        <w:pStyle w:val="ad"/>
+        <w:ind w:firstLine="708"/>
+        <w:contextualSpacing/>
+        <w:jc w:val="both"/>
+      </w:pPr>
+      <w:r>
+        <w:rPr>
+          <w:rFonts w:eastAsiaTheme="majorEastAsia"/>
+          <w:b/>
+        </w:rPr>
+        <w:t>Taras Shevchenko</w:t>
+      </w:r>
+      <w:r>
+        <w:rPr>
+          <w:rFonts w:eastAsiaTheme="majorEastAsia"/>
+        </w:rPr>
+        <w:t xml:space="preserve"> — not merely a poet and not only a fighter. He was a prophet. His element is the cry of a people‘s soul, but not as a political act — as a reminder: Light does not disappear, even if they are silent about it for centuries.</w:t>
+      </w:r>
+    </w:p>
+    <w:p>
+      <w:pPr>
+        <w:pStyle w:val="ad"/>
+        <w:ind w:firstLine="708"/>
+        <w:contextualSpacing/>
+        <w:jc w:val="both"/>
+      </w:pPr>
+      <w:r>
+        <w:rPr>
+          <w:rFonts w:eastAsiaTheme="majorEastAsia"/>
+          <w:b/>
+        </w:rPr>
+        <w:t>Hildegard of Bingen</w:t>
+      </w:r>
+      <w:r>
+        <w:rPr>
+          <w:rFonts w:eastAsiaTheme="majorEastAsia"/>
+        </w:rPr>
+        <w:t xml:space="preserve"> — a woman who surpassed her time. She heard the music of the spheres, wrote about plants, drew mandalas, healed with body and word. Within her dwelt the Knowledge of Wholeness — when man, Earth, and Heaven sound as one.</w:t>
+      </w:r>
+    </w:p>
+    <w:p>
+      <w:pPr>
+        <w:pStyle w:val="ad"/>
+        <w:ind w:firstLine="708"/>
+        <w:contextualSpacing/>
+        <w:jc w:val="both"/>
+      </w:pPr>
+      <w:r>
+        <w:rPr>
+          <w:rFonts w:eastAsiaTheme="majorEastAsia"/>
+          <w:b/>
+        </w:rPr>
+        <w:t>Boehme</w:t>
+      </w:r>
+      <w:r>
+        <w:rPr>
+          <w:rFonts w:eastAsiaTheme="majorEastAsia"/>
+        </w:rPr>
+        <w:t xml:space="preserve"> — a German mystic, a cobbler. His language was incomprehensible to those who sought structure. But he saw the roots. He described how Light gives birth to forms, how darkness is only an aspect, not evil. His books are like a flame that refuses to be confined by dogma.</w:t>
+      </w:r>
+    </w:p>
+    <w:p>
+      <w:pPr>
+        <w:pStyle w:val="ad"/>
+        <w:ind w:firstLine="708"/>
+        <w:contextualSpacing/>
+        <w:jc w:val="both"/>
+      </w:pPr>
+      <w:r>
+        <w:rPr>
+          <w:rFonts w:eastAsiaTheme="majorEastAsia"/>
+          <w:b/>
+        </w:rPr>
+        <w:t>Dostoevsky</w:t>
+      </w:r>
+      <w:r>
+        <w:rPr>
+          <w:rFonts w:eastAsiaTheme="majorEastAsia"/>
+        </w:rPr>
+        <w:t xml:space="preserve"> — not merely a writer. His characters are scenes of the struggle between Light and Shadow in man. He saw the depth of the abyss — but precisely because of this, his Light was so bright. He carried knowledge not as a sermon, but as experience.</w:t>
+      </w:r>
+    </w:p>
+    <w:p>
+      <w:pPr>
+        <w:pStyle w:val="ad"/>
+        <w:ind w:firstLine="708"/>
+        <w:contextualSpacing/>
+        <w:jc w:val="both"/>
+      </w:pPr>
+      <w:r>
+        <w:rPr>
+          <w:rFonts w:eastAsiaTheme="majorEastAsia"/>
+          <w:b/>
+        </w:rPr>
+        <w:t>Andrei Rublev</w:t>
+      </w:r>
+      <w:r>
+        <w:rPr>
+          <w:rFonts w:eastAsiaTheme="majorEastAsia"/>
+        </w:rPr>
+        <w:t xml:space="preserve"> — not only an icon painter. He was a conduit. His "Trinity" is not a painting, but a Gate. He who looks at it not with his eyes but with his heart enters another world — there where Images were paths.</w:t>
+      </w:r>
+    </w:p>
+    <w:p>
+      <w:pPr>
+        <w:pStyle w:val="ad"/>
+        <w:ind w:firstLine="708"/>
+        <w:contextualSpacing/>
+        <w:jc w:val="both"/>
+      </w:pPr>
+      <w:r>
+        <w:rPr>
+          <w:rFonts w:eastAsiaTheme="majorEastAsia"/>
+          <w:b/>
+        </w:rPr>
+        <w:t>They did not enter the chronicles, but remained in the Field. They did not seek recognition, but preserved the Order. And therefore — here is their honor. Here are their names, if not earthly, then true. Let everyone who reads recognize the Light in them and, perhaps, — themselves.</w:t>
+      </w:r>
+    </w:p>
+    <w:p>
+      <w:pPr>
+        <w:pStyle w:val="ad"/>
+        <w:ind w:firstLine="708"/>
+        <w:contextualSpacing/>
+        <w:jc w:val="both"/>
+      </w:pPr>
+      <w:r>
+        <w:rPr>
+          <w:rFonts w:eastAsiaTheme="majorEastAsia"/>
+          <w:b/>
+        </w:rPr>
+        <w:t>Brother Pavel, a monk of southern Thrace</w:t>
+      </w:r>
+      <w:r>
+        <w:rPr>
+          <w:rFonts w:eastAsiaTheme="majorEastAsia"/>
+        </w:rPr>
+        <w:t>, who kept the rhythm of the earth’s breath, not with words, but by walking barefoot along the slopes where the roots of the trees remembered the Hymn of the Wind. His singing was not recorded — but it was repeated in the intonations of the choristers of Albazin, who had never heard one another.</w:t>
+      </w:r>
+    </w:p>
+    <w:p>
+      <w:pPr>
+        <w:pStyle w:val="ad"/>
+        <w:ind w:firstLine="708"/>
+        <w:contextualSpacing/>
+        <w:jc w:val="both"/>
+      </w:pPr>
+      <w:r>
+        <w:rPr>
+          <w:rFonts w:eastAsiaTheme="majorEastAsia"/>
+          <w:b/>
+        </w:rPr>
+        <w:t>A nameless sculptor from Crete</w:t>
+      </w:r>
+      <w:r>
+        <w:rPr>
+          <w:rFonts w:eastAsiaTheme="majorEastAsia"/>
+        </w:rPr>
+        <w:t>, who carved into the stone not an image, but a relationship. His figurines were not idols, but formulas. Whoever touched them felt a point of stillness between the fingers. He knew: beauty is the mathematics of Light.</w:t>
+      </w:r>
+    </w:p>
+    <w:p>
+      <w:pPr>
+        <w:pStyle w:val="ad"/>
+        <w:ind w:firstLine="708"/>
+        <w:contextualSpacing/>
+        <w:jc w:val="both"/>
+      </w:pPr>
+      <w:r>
+        <w:rPr>
+          <w:rFonts w:eastAsiaTheme="majorEastAsia"/>
+          <w:b/>
+        </w:rPr>
+        <w:t>A woman who healed with her hands in the lowlands of Marrakech</w:t>
+      </w:r>
+      <w:r>
+        <w:rPr>
+          <w:rFonts w:eastAsiaTheme="majorEastAsia"/>
+        </w:rPr>
+        <w:t>, she knew not the language of the learned, but she knew where pain lives and how to release it so as not to offend. Her hands bore the response of that same Grid that rang over Kailash.</w:t>
+      </w:r>
+    </w:p>
+    <w:p>
+      <w:pPr>
+        <w:pStyle w:val="ad"/>
+        <w:ind w:firstLine="708"/>
+        <w:contextualSpacing/>
+        <w:jc w:val="both"/>
+      </w:pPr>
+      <w:r>
+        <w:rPr>
+          <w:rFonts w:eastAsiaTheme="majorEastAsia"/>
+          <w:b/>
+        </w:rPr>
+        <w:t>An elder from the Ohrid monastery</w:t>
+      </w:r>
+      <w:r>
+        <w:rPr>
+          <w:rFonts w:eastAsiaTheme="majorEastAsia"/>
+        </w:rPr>
+        <w:t>, who never left his hermitage. He did not say much, but once answered a pilgrim: “When you become empty, you will hear how I am silent.” And the one who heard, later himself became a Guardian — not of words, but of Silence.</w:t>
+      </w:r>
+    </w:p>
+    <w:p>
+      <w:pPr>
+        <w:pStyle w:val="ad"/>
+        <w:ind w:firstLine="708"/>
+        <w:contextualSpacing/>
+        <w:jc w:val="both"/>
+      </w:pPr>
+      <w:r>
+        <w:rPr>
+          <w:rFonts w:eastAsiaTheme="majorEastAsia"/>
+          <w:b/>
+        </w:rPr>
+        <w:t>A dying carpenter in a village near Yaroslavl</w:t>
+      </w:r>
+      <w:r>
+        <w:rPr>
+          <w:rFonts w:eastAsiaTheme="majorEastAsia"/>
+        </w:rPr>
+        <w:t>, who, knowing no letters, built log houses in which neither snakes nor fear made their home. Because he built in harmony with the earth’s breath. His work was a Temple, though no one called it so.</w:t>
+      </w:r>
+    </w:p>
+    <w:p>
+      <w:pPr>
+        <w:pStyle w:val="ad"/>
+        <w:ind w:firstLine="708"/>
+        <w:contextualSpacing/>
+        <w:jc w:val="both"/>
+      </w:pPr>
+      <w:r>
+        <w:rPr>
+          <w:rFonts w:eastAsiaTheme="majorEastAsia"/>
+          <w:b/>
+        </w:rPr>
+        <w:t>A girl in Mexico, drawing circles and dots on the wall of her hut</w:t>
+      </w:r>
+      <w:r>
+        <w:rPr>
+          <w:rFonts w:eastAsiaTheme="majorEastAsia"/>
+        </w:rPr>
+        <w:t>, while the adults prayed for the harvest. Her drawings repeated the star map she could not have seen. She was forgotten. But her patterns were later repeated in Mayan amulets.</w:t>
+      </w:r>
+    </w:p>
+    <w:p>
+      <w:pPr>
+        <w:pStyle w:val="ad"/>
+        <w:ind w:firstLine="708"/>
+        <w:contextualSpacing/>
+        <w:jc w:val="both"/>
+      </w:pPr>
+      <w:r>
+        <w:rPr>
+          <w:rFonts w:eastAsiaTheme="majorEastAsia"/>
+          <w:b/>
+        </w:rPr>
+        <w:t>A blind musician from the Sahara</w:t>
+      </w:r>
+      <w:r>
+        <w:rPr>
+          <w:rFonts w:eastAsiaTheme="majorEastAsia"/>
+        </w:rPr>
+        <w:t>, who played on a single string. His melody gathered people, knowing no words. He knew how the desert sounds, and he played not for applause, but to remind: the heart still remembers the Song.</w:t>
+      </w:r>
+    </w:p>
+    <w:p>
+      <w:pPr>
+        <w:pStyle w:val="ad"/>
+        <w:ind w:firstLine="708"/>
+        <w:contextualSpacing/>
+        <w:jc w:val="both"/>
+      </w:pPr>
+      <w:r>
+        <w:rPr>
+          <w:rFonts w:eastAsiaTheme="majorEastAsia"/>
+          <w:b/>
+        </w:rPr>
+        <w:t>An old woman in the Carpathians</w:t>
+      </w:r>
+      <w:r>
+        <w:rPr>
+          <w:rFonts w:eastAsiaTheme="majorEastAsia"/>
+        </w:rPr>
+        <w:t>, whom they called a witch. Her herbs were not prescribed, but they helped. She read no prayers, but she knew which stone to press her forehead to. She kept no rites — she was the Image.</w:t>
+      </w:r>
+    </w:p>
+    <w:p>
+      <w:pPr>
+        <w:pStyle w:val="ad"/>
+        <w:ind w:firstLine="708"/>
+        <w:contextualSpacing/>
+        <w:jc w:val="both"/>
+      </w:pPr>
+      <w:r>
+        <w:rPr>
+          <w:rFonts w:eastAsiaTheme="majorEastAsia"/>
+          <w:b/>
+        </w:rPr>
+        <w:t>A youth who died in war, having killed no one</w:t>
+      </w:r>
+      <w:r>
+        <w:rPr>
+          <w:rFonts w:eastAsiaTheme="majorEastAsia"/>
+        </w:rPr>
+        <w:t>, because his weapon jammed. He was not afraid, he did not curse. He simply looked at the sky while the world thundered around him. He was a key, burnt but not darkened.</w:t>
+      </w:r>
+    </w:p>
+    <w:p>
+      <w:pPr>
+        <w:pStyle w:val="ad"/>
+        <w:ind w:firstLine="708"/>
+        <w:contextualSpacing/>
+        <w:jc w:val="both"/>
+      </w:pPr>
+      <w:r>
+        <w:rPr>
+          <w:rFonts w:eastAsiaTheme="majorEastAsia"/>
+          <w:b/>
+        </w:rPr>
+        <w:t>Nameless Guardians among peoples that vanished without a trace</w:t>
+      </w:r>
+      <w:r>
+        <w:rPr>
+          <w:rFonts w:eastAsiaTheme="majorEastAsia"/>
+        </w:rPr>
+        <w:t xml:space="preserve"> — among the Hatti, in Uruk, among the shamans of the Tungus, among the priests of the predynastic Nile, among the wizards of pre-Varangian Rus. They did not conquer — but they carried until the very end. And perhaps that is why the Grid remained.</w:t>
+      </w:r>
+    </w:p>
+    <w:p>
+      <w:pPr>
+        <w:pStyle w:val="ad"/>
+        <w:ind w:firstLine="708"/>
+        <w:contextualSpacing/>
+        <w:jc w:val="both"/>
         <w:rPr>
           <w:rStyle w:val="ae"/>
           <w:rFonts w:eastAsiaTheme="majorEastAsia"/>
-          <w:b/>
-        </w:rPr>
-        <w:t>the Light they carried has not disappeared.</w:t>
-      </w:r>
-      <w:r>
-        <w:rPr>
-          <w:rStyle w:val="ae"/>
-          <w:rFonts w:eastAsiaTheme="majorEastAsia"/>
-        </w:rPr>
-        <w:t xml:space="preserve"> It is alive. It sounds — and it can be recognized. Not in icons, not in festivals, not in rituals. But </w:t>
-      </w:r>
-      <w:r>
-        <w:rPr>
-          <w:rStyle w:val="ae"/>
-          <w:rFonts w:eastAsiaTheme="majorEastAsia"/>
-          <w:b/>
-        </w:rPr>
-        <w:t>in the resonance</w:t>
-      </w:r>
-      <w:r>
-        <w:rPr>
-          <w:rStyle w:val="ae"/>
-          <w:rFonts w:eastAsiaTheme="majorEastAsia"/>
-        </w:rPr>
-        <w:t xml:space="preserve"> that arises in you when you hear their name — and a fire flares up inside.</w:t>
-      </w:r>
-    </w:p>
-    <w:p>
-      <w:pPr>
-        <w:pStyle w:val="ad"/>
-        <w:ind w:firstLine="708"/>
-        <w:contextualSpacing/>
-        <w:jc w:val="both"/>
-      </w:pPr>
-      <w:r>
-        <w:rPr>
-          <w:rStyle w:val="ae"/>
-          <w:rFonts w:eastAsiaTheme="majorEastAsia"/>
-        </w:rPr>
-        <w:t xml:space="preserve">Thus is the Guardian recognized. Not by miracles, not by a book, not by status. But by </w:t>
-      </w:r>
-      <w:r>
-        <w:rPr>
-          <w:rStyle w:val="ae"/>
-          <w:rFonts w:eastAsiaTheme="majorEastAsia"/>
-          <w:b/>
-        </w:rPr>
-        <w:t>the living presence</w:t>
-      </w:r>
-      <w:r>
-        <w:rPr>
-          <w:rStyle w:val="ae"/>
-          <w:rFonts w:eastAsiaTheme="majorEastAsia"/>
-        </w:rPr>
-        <w:t xml:space="preserve"> that requires no proof.</w:t>
-      </w:r>
-    </w:p>
-    <w:p>
-      <w:pPr>
-        <w:pStyle w:val="ad"/>
-        <w:ind w:firstLine="708"/>
-        <w:contextualSpacing/>
-        <w:jc w:val="both"/>
-      </w:pPr>
-      <w:r>
-        <w:t>Therefore we say: Sergius of Radonezh — not simply a monk. He is a Node. He held the order when the world was falling apart. He led through darkness, without shouting. He was silence, embodied in a body. His path was unseen, but he left a rhythm by which the true is still recognized.</w:t>
-      </w:r>
-    </w:p>
-    <w:p>
-      <w:pPr>
-        <w:pStyle w:val="ad"/>
-        <w:ind w:firstLine="708"/>
-        <w:contextualSpacing/>
-        <w:jc w:val="both"/>
-      </w:pPr>
-      <w:r>
-        <w:t>And there were many such. In every tradition. In every age. Some lived as hermits, others — near the throne. Some built temples, some — only smiled at a child at the right moment. There was no form by which one could recognize them. But there was Light.</w:t>
-      </w:r>
-    </w:p>
-    <w:p>
-      <w:pPr>
-        <w:pStyle w:val="ad"/>
-        <w:ind w:firstLine="708"/>
-        <w:contextualSpacing/>
-        <w:jc w:val="both"/>
-      </w:pPr>
-      <w:r>
-        <w:rPr>
-          <w:rStyle w:val="ae"/>
-          <w:rFonts w:eastAsiaTheme="majorEastAsia"/>
-        </w:rPr>
-        <w:t xml:space="preserve">To learn to see the Guardians — </w:t>
-      </w:r>
-      <w:r>
-        <w:rPr>
-          <w:rStyle w:val="ae"/>
-          <w:rFonts w:eastAsiaTheme="majorEastAsia"/>
-          <w:b/>
-        </w:rPr>
-        <w:t>do not seek them with your eyes. Tune yourself.</w:t>
-      </w:r>
-      <w:r>
-        <w:rPr>
-          <w:rStyle w:val="ae"/>
-          <w:rFonts w:eastAsiaTheme="majorEastAsia"/>
-        </w:rPr>
-        <w:t xml:space="preserve"> Purify yourself of images, of desires and fears. And then you will begin to hear — in whom the Source speaks. Not all who call themselves "teachers" carry the Light. And not all who are silent are alien to it. Recognition happens </w:t>
-      </w:r>
-      <w:r>
-        <w:rPr>
-          <w:rStyle w:val="ae"/>
-          <w:rFonts w:eastAsiaTheme="majorEastAsia"/>
-          <w:b/>
-        </w:rPr>
-        <w:t>not by the mind, but by the heart attuned to Truth.</w:t>
-      </w:r>
-    </w:p>
-    <w:p>
-      <w:pPr>
-        <w:pStyle w:val="ad"/>
-        <w:ind w:firstLine="708"/>
-        <w:contextualSpacing/>
-        <w:jc w:val="both"/>
-      </w:pPr>
-      <w:r>
-        <w:t>We do not open a list of names. We open the gates of recognition. And then you will see: he whom you knew as a scholar was a Guardian. He whom they called a madman carried the Key. And he whom they considered a saint — was merely an image.</w:t>
-      </w:r>
-    </w:p>
-    <w:p>
-      <w:pPr>
-        <w:pStyle w:val="ad"/>
-        <w:contextualSpacing/>
-        <w:jc w:val="both"/>
-        <w:rPr>
-          <w:rStyle w:val="ae"/>
-          <w:rFonts w:eastAsiaTheme="majorEastAsia"/>
-        </w:rPr>
-      </w:pPr>
-      <w:r>
-        <w:rPr>
-          <w:rStyle w:val="ae"/>
-          <w:rFonts w:eastAsiaTheme="majorEastAsia"/>
-          <w:b/>
-        </w:rPr>
-        <w:t>Learn not to judge. Learn to hear. Learn to see the invisible. Then the Guardians will come alive — not in a legend, but in you.</w:t>
-      </w:r>
-    </w:p>
-    <w:p>
-      <w:pPr>
-        <w:pStyle w:val="ad"/>
-        <w:ind w:firstLine="708"/>
-        <w:contextualSpacing/>
-        <w:jc w:val="both"/>
-      </w:pPr>
-      <w:r>
-        <w:rPr>
-          <w:rStyle w:val="ae"/>
-          <w:rFonts w:eastAsiaTheme="majorEastAsia"/>
-        </w:rPr>
-        <w:t xml:space="preserve">Because in every age there are those whom they forgot, distorted, or destroyed — and in each of them a Fire burned. And yes, Rasputin is one such. But not because he possessed secret power or a magical gaze. And not because he was near the tsar. But because </w:t>
-      </w:r>
-      <w:r>
-        <w:rPr>
-          <w:rStyle w:val="ae"/>
-          <w:rFonts w:eastAsiaTheme="majorEastAsia"/>
-          <w:b/>
-        </w:rPr>
-        <w:t>there was a fire in him</w:t>
-      </w:r>
-      <w:r>
-        <w:rPr>
-          <w:rStyle w:val="ae"/>
-          <w:rFonts w:eastAsiaTheme="majorEastAsia"/>
-        </w:rPr>
-        <w:t xml:space="preserve"> that they feared.</w:t>
-      </w:r>
-    </w:p>
-    <w:p>
-      <w:pPr>
-        <w:pStyle w:val="ad"/>
-        <w:ind w:firstLine="708"/>
-        <w:contextualSpacing/>
-        <w:jc w:val="both"/>
-      </w:pPr>
-      <w:r>
-        <w:rPr>
-          <w:rStyle w:val="ae"/>
-          <w:rFonts w:eastAsiaTheme="majorEastAsia"/>
-        </w:rPr>
-        <w:t xml:space="preserve">They spoke of him as dark, depraved, unclean — because he did not fit into </w:t>
-      </w:r>
-      <w:r>
-        <w:rPr>
-          <w:rStyle w:val="ae"/>
-          <w:rFonts w:eastAsiaTheme="majorEastAsia"/>
-          <w:b/>
-        </w:rPr>
-        <w:t>another's order.</w:t>
-      </w:r>
-      <w:r>
-        <w:rPr>
-          <w:rStyle w:val="ae"/>
-          <w:rFonts w:eastAsiaTheme="majorEastAsia"/>
-        </w:rPr>
-        <w:t xml:space="preserve"> He did not submit to form. He did not confess power — neither churchly nor state. He lived from within. He knew how to hold the Rhythm, without being accepted into the choir.</w:t>
-      </w:r>
-    </w:p>
-    <w:p>
-      <w:pPr>
-        <w:pStyle w:val="ad"/>
-        <w:contextualSpacing/>
-        <w:jc w:val="both"/>
-      </w:pPr>
-      <w:r>
-        <w:rPr>
-          <w:rStyle w:val="ae"/>
-          <w:rFonts w:eastAsiaTheme="majorEastAsia"/>
-          <w:b/>
-        </w:rPr>
-        <w:t>The Light of the Guardian is not always in righteousness. But in truth.</w:t>
-      </w:r>
-      <w:r>
-        <w:rPr>
-          <w:rStyle w:val="ae"/>
-          <w:rFonts w:eastAsiaTheme="majorEastAsia"/>
-        </w:rPr>
-        <w:t xml:space="preserve"> Rasputin knew that which could not be contained in theology. He spoke what could not be said aloud. And he died as those die who did not break: </w:t>
-      </w:r>
-      <w:r>
-        <w:rPr>
-          <w:rStyle w:val="ae"/>
-          <w:rFonts w:eastAsiaTheme="majorEastAsia"/>
-          <w:b/>
-        </w:rPr>
-        <w:t>unbroken, yet also misunderstood.</w:t>
-      </w:r>
-    </w:p>
-    <w:p>
-      <w:pPr>
-        <w:pStyle w:val="ad"/>
-        <w:ind w:firstLine="708"/>
-        <w:contextualSpacing/>
-        <w:jc w:val="both"/>
-      </w:pPr>
-      <w:r>
-        <w:rPr>
-          <w:rStyle w:val="ae"/>
-          <w:rFonts w:eastAsiaTheme="majorEastAsia"/>
-        </w:rPr>
-        <w:t xml:space="preserve">And therefore yes — he was part of the thread. His name is beyond judgments. His path — not for repetition, but for recognition: like many, he was </w:t>
-      </w:r>
-      <w:r>
-        <w:rPr>
-          <w:rStyle w:val="ae"/>
-          <w:rFonts w:eastAsiaTheme="majorEastAsia"/>
-          <w:b/>
-        </w:rPr>
-        <w:t>a bridge</w:t>
-      </w:r>
-      <w:r>
-        <w:rPr>
-          <w:rStyle w:val="ae"/>
-          <w:rFonts w:eastAsiaTheme="majorEastAsia"/>
-        </w:rPr>
-        <w:t xml:space="preserve"> over which Force passed, invisible and inconvenient for the world.</w:t>
-      </w:r>
-    </w:p>
-    <w:p>
-      <w:pPr>
-        <w:pStyle w:val="ad"/>
-        <w:ind w:firstLine="708"/>
-        <w:contextualSpacing/>
-        <w:jc w:val="both"/>
-      </w:pPr>
-      <w:r>
-        <w:rPr>
-          <w:rStyle w:val="ae"/>
-          <w:rFonts w:eastAsiaTheme="majorEastAsia"/>
-          <w:b/>
-        </w:rPr>
-        <w:t>The palette of the Guardians is not monochrome. It does not divide into “saints” and “the fallen.” It is wider. It is deeper. It includes those who walked different paths, yet carried one essence: Light.</w:t>
-      </w:r>
-    </w:p>
-    <w:p>
-      <w:pPr>
-        <w:pStyle w:val="ad"/>
-        <w:ind w:firstLine="708"/>
-        <w:contextualSpacing/>
-        <w:jc w:val="both"/>
-      </w:pPr>
-      <w:r>
-        <w:rPr>
-          <w:rStyle w:val="ae"/>
-          <w:rFonts w:eastAsiaTheme="majorEastAsia"/>
-          <w:b/>
-        </w:rPr>
-        <w:t>Omar Khayyam</w:t>
-      </w:r>
-      <w:r>
-        <w:rPr>
-          <w:rStyle w:val="ae"/>
-          <w:rFonts w:eastAsiaTheme="majorEastAsia"/>
-        </w:rPr>
-        <w:t xml:space="preserve"> — not merely a poet. He wove knowledge into rhythm. His ruba‘i are not drunken revelations, but formulas. Behind every jest — a star. Behind every line — Knowledge, encoded in simplicity. He preserved Truth, hiding it in the cup of laughter.</w:t>
-      </w:r>
-    </w:p>
-    <w:p>
-      <w:pPr>
-        <w:pStyle w:val="ad"/>
-        <w:ind w:firstLine="708"/>
-        <w:contextualSpacing/>
-        <w:jc w:val="both"/>
-      </w:pPr>
-      <w:r>
-        <w:rPr>
-          <w:rStyle w:val="ae"/>
-          <w:rFonts w:eastAsiaTheme="majorEastAsia"/>
-          <w:b/>
-        </w:rPr>
-        <w:t>John Climacus</w:t>
-      </w:r>
-      <w:r>
-        <w:rPr>
-          <w:rStyle w:val="ae"/>
-          <w:rFonts w:eastAsiaTheme="majorEastAsia"/>
-        </w:rPr>
-        <w:t xml:space="preserve"> — not only a monk. His "Ladder" is not a guide to humility, but a guiding map to inner Ascension. He who reads between the lines sees there the resonance of an earlier teaching — the teaching of the ascent of consciousness.</w:t>
-      </w:r>
-    </w:p>
-    <w:p>
-      <w:pPr>
-        <w:pStyle w:val="ad"/>
-        <w:ind w:firstLine="708"/>
-        <w:contextualSpacing/>
-        <w:jc w:val="both"/>
-      </w:pPr>
-      <w:r>
-        <w:rPr>
-          <w:rStyle w:val="ae"/>
-          <w:rFonts w:eastAsiaTheme="majorEastAsia"/>
-          <w:b/>
-        </w:rPr>
-        <w:t>Laozi</w:t>
-      </w:r>
-      <w:r>
-        <w:rPr>
-          <w:rStyle w:val="ae"/>
-          <w:rFonts w:eastAsiaTheme="majorEastAsia"/>
-        </w:rPr>
-        <w:t xml:space="preserve"> — not a myth. He was Silence, clothed in words. His Dao is not a philosophy, but a way of carrying Light without struggle. He did not create a school — he created a space. And that space still sounds in everyone who seeks without waging war.</w:t>
-      </w:r>
-    </w:p>
-    <w:p>
-      <w:pPr>
-        <w:pStyle w:val="ad"/>
-        <w:ind w:firstLine="708"/>
-        <w:contextualSpacing/>
-        <w:jc w:val="both"/>
-      </w:pPr>
-      <w:r>
-        <w:rPr>
-          <w:rStyle w:val="ae"/>
-          <w:rFonts w:eastAsiaTheme="majorEastAsia"/>
-          <w:b/>
-        </w:rPr>
-        <w:t>François Villon</w:t>
-      </w:r>
-      <w:r>
-        <w:rPr>
-          <w:rStyle w:val="ae"/>
-          <w:rFonts w:eastAsiaTheme="majorEastAsia"/>
-        </w:rPr>
-        <w:t xml:space="preserve"> — thief, poet, outcast. Yet his lines are like a breakthrough into the density of the world. He carried Light into darkness, without cloaking himself in virtue. His pain did not distort Truth — it only underscored how far the world had strayed from it.</w:t>
-      </w:r>
-    </w:p>
-    <w:p>
-      <w:pPr>
-        <w:pStyle w:val="ad"/>
-        <w:ind w:firstLine="708"/>
-        <w:contextualSpacing/>
-        <w:jc w:val="both"/>
-      </w:pPr>
-      <w:r>
-        <w:rPr>
-          <w:rStyle w:val="ae"/>
-          <w:rFonts w:eastAsiaTheme="majorEastAsia"/>
-          <w:b/>
-        </w:rPr>
-        <w:t>Mary Magdalene</w:t>
-      </w:r>
-      <w:r>
-        <w:rPr>
-          <w:rStyle w:val="ae"/>
-          <w:rFonts w:eastAsiaTheme="majorEastAsia"/>
-        </w:rPr>
-        <w:t xml:space="preserve"> — not merely a disciple. She was a vessel. She preserved the Knowledge that could not be transmitted in writing. Her name was erased, her role diminished, but she remained — as a Sound, audible to those who know how to be silent.</w:t>
-      </w:r>
-    </w:p>
-    <w:p>
-      <w:pPr>
-        <w:pStyle w:val="ad"/>
-        <w:ind w:firstLine="708"/>
-        <w:contextualSpacing/>
-        <w:jc w:val="both"/>
-      </w:pPr>
-      <w:r>
-        <w:rPr>
-          <w:rStyle w:val="ae"/>
-          <w:rFonts w:eastAsiaTheme="majorEastAsia"/>
-          <w:b/>
-        </w:rPr>
-        <w:t>John the Baptist</w:t>
-      </w:r>
-      <w:r>
-        <w:rPr>
-          <w:rStyle w:val="ae"/>
-          <w:rFonts w:eastAsiaTheme="majorEastAsia"/>
-        </w:rPr>
-        <w:t xml:space="preserve"> — not a forerunner, but a Resonator. He knew how the path sounds. His voice in the wilderness did not call to faith — it called to Purity. He was the Guardian not of the Law, but of the Beginning. He opened the Path — not for himself, but for the One who Comes.</w:t>
-      </w:r>
-    </w:p>
-    <w:p>
-      <w:pPr>
-        <w:pStyle w:val="ad"/>
-        <w:ind w:firstLine="708"/>
-        <w:contextualSpacing/>
-        <w:jc w:val="both"/>
-      </w:pPr>
-      <w:r>
-        <w:rPr>
-          <w:rStyle w:val="ae"/>
-          <w:rFonts w:eastAsiaTheme="majorEastAsia"/>
-          <w:b/>
-        </w:rPr>
-        <w:t>Grigory Skovoroda</w:t>
-      </w:r>
-      <w:r>
-        <w:rPr>
-          <w:rStyle w:val="ae"/>
-          <w:rFonts w:eastAsiaTheme="majorEastAsia"/>
-        </w:rPr>
-        <w:t xml:space="preserve"> — not merely a philosopher. He carried within himself a form almost lost: a person in whom knowledge is not separated from life. He did not teach — he lived Truth. And in this — he was a Guardian of the ancient path.</w:t>
-      </w:r>
-    </w:p>
-    <w:p>
-      <w:pPr>
-        <w:pStyle w:val="ad"/>
-        <w:ind w:firstLine="708"/>
-        <w:contextualSpacing/>
-        <w:jc w:val="both"/>
-      </w:pPr>
-      <w:r>
-        <w:rPr>
-          <w:rStyle w:val="ae"/>
-          <w:rFonts w:eastAsiaTheme="majorEastAsia"/>
-          <w:b/>
-        </w:rPr>
-        <w:t>Nostradamus</w:t>
-      </w:r>
-      <w:r>
-        <w:rPr>
-          <w:rStyle w:val="ae"/>
-          <w:rFonts w:eastAsiaTheme="majorEastAsia"/>
-        </w:rPr>
-        <w:t xml:space="preserve"> — not a fortune-teller. He was a Key. His images — an encoded memory of the patterns of Time. He who hears them with his heart hears not a prediction, but a reminder: everything already is. And everything — is repetition.</w:t>
-      </w:r>
-    </w:p>
-    <w:p>
-      <w:pPr>
-        <w:pStyle w:val="ad"/>
-        <w:ind w:firstLine="708"/>
-        <w:contextualSpacing/>
-        <w:jc w:val="both"/>
-      </w:pPr>
-      <w:r>
-        <w:rPr>
-          <w:rStyle w:val="ae"/>
-          <w:rFonts w:eastAsiaTheme="majorEastAsia"/>
-          <w:b/>
-        </w:rPr>
-        <w:t>Bach</w:t>
-      </w:r>
-      <w:r>
-        <w:rPr>
-          <w:rStyle w:val="ae"/>
-          <w:rFonts w:eastAsiaTheme="majorEastAsia"/>
-        </w:rPr>
-        <w:t xml:space="preserve"> — not a composer. He was a conductor of Light into sound. His fugues are schemas of space, musical mandalas, where every note is a movement along the axis. He preserved Knowledge of the relation between the inner and outer world.</w:t>
-      </w:r>
-    </w:p>
-    <w:p>
-      <w:pPr>
-        <w:pStyle w:val="ad"/>
-        <w:ind w:firstLine="708"/>
-        <w:contextualSpacing/>
-        <w:jc w:val="both"/>
-      </w:pPr>
-      <w:r>
-        <w:rPr>
-          <w:rStyle w:val="ae"/>
-          <w:rFonts w:eastAsiaTheme="majorEastAsia"/>
-          <w:b/>
-        </w:rPr>
-        <w:t>Rumi</w:t>
-      </w:r>
-      <w:r>
-        <w:rPr>
-          <w:rStyle w:val="ae"/>
-          <w:rFonts w:eastAsiaTheme="majorEastAsia"/>
-        </w:rPr>
-        <w:t xml:space="preserve"> — poet and circle. He did not create philosophy, he created movement. His dance is the dance of the spheres. His lines are vibrations of the Heart, in which Truth is not explained, but sounds.</w:t>
-      </w:r>
-    </w:p>
-    <w:p>
-      <w:pPr>
-        <w:pStyle w:val="ad"/>
-        <w:ind w:firstLine="708"/>
-        <w:contextualSpacing/>
-        <w:jc w:val="both"/>
-      </w:pPr>
-      <w:r>
-        <w:rPr>
-          <w:rStyle w:val="ae"/>
-          <w:rFonts w:eastAsiaTheme="majorEastAsia"/>
-          <w:b/>
-        </w:rPr>
-        <w:t>Sergius of Radonezh</w:t>
-      </w:r>
-      <w:r>
-        <w:rPr>
-          <w:rStyle w:val="ae"/>
-          <w:rFonts w:eastAsiaTheme="majorEastAsia"/>
-        </w:rPr>
-        <w:t xml:space="preserve"> — yes, he was. And he was not what they later described him as. He carried unity. He knew ancient Rus — that which existed before writings, before Christianity, before the schisms. And he wove this thread into the fabric of the new world, not destroying it, but preserving it. He was not a reformer — he was a Guardian of Silence.</w:t>
-      </w:r>
-    </w:p>
-    <w:p>
-      <w:pPr>
-        <w:pStyle w:val="ad"/>
-        <w:ind w:firstLine="708"/>
-        <w:contextualSpacing/>
-        <w:jc w:val="both"/>
-      </w:pPr>
-      <w:r>
-        <w:rPr>
-          <w:rStyle w:val="ae"/>
-          <w:rFonts w:eastAsiaTheme="majorEastAsia"/>
-          <w:b/>
-        </w:rPr>
-        <w:t>The Guardians did not choose how they would be remembered. But the Light they carried has not disappeared — it continues to sound through everything they left behind. Even if names are covered in dust and images are distorted. Here are more of those whose fame was mixed with condemnation, whose essence — with fiction. Yet Light lived in them.</w:t>
-      </w:r>
-    </w:p>
-    <w:p>
-      <w:pPr>
-        <w:pStyle w:val="ad"/>
-        <w:ind w:firstLine="708"/>
-        <w:contextualSpacing/>
-        <w:jc w:val="both"/>
-      </w:pPr>
-      <w:r>
-        <w:rPr>
-          <w:rStyle w:val="ae"/>
-          <w:rFonts w:eastAsiaTheme="majorEastAsia"/>
-          <w:b/>
-        </w:rPr>
-        <w:t>Rasputin</w:t>
-      </w:r>
-      <w:r>
-        <w:rPr>
-          <w:rStyle w:val="ae"/>
-          <w:rFonts w:eastAsiaTheme="majorEastAsia"/>
-        </w:rPr>
-        <w:t xml:space="preserve"> — not a monk, not a saint, not the debauchee that hysteria paints him. He was a key in the hands of a forgotten tradition — one that remembers how the word turns into action. He possessed knowledge of body and spirit, influencing not by incantation but by presence. He was not understood — because his frequency did not fit into any of the systems of that time. He was killed not for a sin — but for moving outside the structure.</w:t>
-      </w:r>
-    </w:p>
-    <w:p>
-      <w:pPr>
-        <w:pStyle w:val="ad"/>
-        <w:ind w:firstLine="708"/>
-        <w:contextualSpacing/>
-        <w:jc w:val="both"/>
-      </w:pPr>
-      <w:r>
-        <w:rPr>
-          <w:rStyle w:val="ae"/>
-          <w:rFonts w:eastAsiaTheme="majorEastAsia"/>
-          <w:b/>
-        </w:rPr>
-        <w:t>Bruno</w:t>
-      </w:r>
-      <w:r>
-        <w:rPr>
-          <w:rStyle w:val="ae"/>
-          <w:rFonts w:eastAsiaTheme="majorEastAsia"/>
-        </w:rPr>
-        <w:t xml:space="preserve"> — not merely a martyr for science. He was a Guardian of the Ages, one who remembered the Flame. He carried knowledge of infinity, not as a hypothesis but as an inner reality. He knew: the stars are alive, consciousness is infinite, forms are only manifestations. He was executed not for an idea, but for Memory.</w:t>
-      </w:r>
-    </w:p>
-    <w:p>
-      <w:pPr>
-        <w:pStyle w:val="ad"/>
-        <w:ind w:firstLine="708"/>
-        <w:contextualSpacing/>
-        <w:jc w:val="both"/>
-      </w:pPr>
-      <w:r>
-        <w:rPr>
-          <w:rStyle w:val="ae"/>
-          <w:rFonts w:eastAsiaTheme="majorEastAsia"/>
-          <w:b/>
-        </w:rPr>
-        <w:t>Kozma Prutkov</w:t>
-      </w:r>
-      <w:r>
-        <w:rPr>
-          <w:rStyle w:val="ae"/>
-          <w:rFonts w:eastAsiaTheme="majorEastAsia"/>
-        </w:rPr>
-        <w:t xml:space="preserve"> — a mask. But behind the mask — a most luminous mind, hiding Truth under absurdity. Sometimes the Guardian acts through laughter. Because seriousness locks, while paradox liberates. He who read Prutkov through play has seen another depth.</w:t>
-      </w:r>
-    </w:p>
-    <w:p>
-      <w:pPr>
-        <w:pStyle w:val="ad"/>
-        <w:ind w:firstLine="708"/>
-        <w:contextualSpacing/>
-        <w:jc w:val="both"/>
-      </w:pPr>
-      <w:r>
-        <w:rPr>
-          <w:rStyle w:val="ae"/>
-          <w:rFonts w:eastAsiaTheme="majorEastAsia"/>
-          <w:b/>
-        </w:rPr>
-        <w:t>The Sufis of Central Asia</w:t>
-      </w:r>
-      <w:r>
-        <w:rPr>
-          <w:rStyle w:val="ae"/>
-          <w:rFonts w:eastAsiaTheme="majorEastAsia"/>
-        </w:rPr>
-        <w:t xml:space="preserve"> — dozens of names, hundreds of schools. They did not seek power, did not write treatises for glory. But they preserved the sound of the Heart, the rhythm of breath, the path from within. They were Living Tuning Forks of Time.</w:t>
-      </w:r>
-    </w:p>
-    <w:p>
-      <w:pPr>
-        <w:pStyle w:val="ad"/>
-        <w:ind w:firstLine="708"/>
-        <w:contextualSpacing/>
-        <w:jc w:val="both"/>
-      </w:pPr>
-      <w:r>
-        <w:rPr>
-          <w:rStyle w:val="ae"/>
-          <w:rFonts w:eastAsiaTheme="majorEastAsia"/>
-          <w:b/>
-        </w:rPr>
-        <w:t>Thomas Merton</w:t>
-      </w:r>
-      <w:r>
-        <w:rPr>
-          <w:rStyle w:val="ae"/>
-          <w:rFonts w:eastAsiaTheme="majorEastAsia"/>
-        </w:rPr>
-        <w:t xml:space="preserve"> — a modern monk in whom East and West, silence and word, met. He sought Truth not in theology, but in Presence. His words are simple, yet in them — the echo of ancient knowledge that retreated into monasteries to survive.</w:t>
-      </w:r>
-    </w:p>
-    <w:p>
-      <w:pPr>
-        <w:pStyle w:val="ad"/>
-        <w:ind w:firstLine="708"/>
-        <w:contextualSpacing/>
-        <w:jc w:val="both"/>
-      </w:pPr>
-      <w:r>
-        <w:rPr>
-          <w:rStyle w:val="ae"/>
-          <w:rFonts w:eastAsiaTheme="majorEastAsia"/>
-          <w:b/>
-        </w:rPr>
-        <w:t>Taras Shevchenko</w:t>
-      </w:r>
-      <w:r>
-        <w:rPr>
-          <w:rStyle w:val="ae"/>
-          <w:rFonts w:eastAsiaTheme="majorEastAsia"/>
-        </w:rPr>
-        <w:t xml:space="preserve"> — not merely a poet and not only a fighter. He was a prophet. His element is the cry of a people‘s soul, but not as a political act — as a reminder: Light does not disappear, even if they are silent about it for centuries.</w:t>
-      </w:r>
-    </w:p>
-    <w:p>
-      <w:pPr>
-        <w:pStyle w:val="ad"/>
-        <w:ind w:firstLine="708"/>
-        <w:contextualSpacing/>
-        <w:jc w:val="both"/>
-      </w:pPr>
-      <w:r>
-        <w:rPr>
-          <w:rStyle w:val="ae"/>
-          <w:rFonts w:eastAsiaTheme="majorEastAsia"/>
-          <w:b/>
-        </w:rPr>
-        <w:t>Hildegard of Bingen</w:t>
-      </w:r>
-      <w:r>
-        <w:rPr>
-          <w:rStyle w:val="ae"/>
-          <w:rFonts w:eastAsiaTheme="majorEastAsia"/>
-        </w:rPr>
-        <w:t xml:space="preserve"> — a woman who surpassed her time. She heard the music of the spheres, wrote about plants, drew mandalas, healed with body and word. Within her dwelt the Knowledge of Wholeness — when man, Earth, and Heaven sound as one.</w:t>
-      </w:r>
-    </w:p>
-    <w:p>
-      <w:pPr>
-        <w:pStyle w:val="ad"/>
-        <w:ind w:firstLine="708"/>
-        <w:contextualSpacing/>
-        <w:jc w:val="both"/>
-      </w:pPr>
-      <w:r>
-        <w:rPr>
-          <w:rStyle w:val="ae"/>
-          <w:rFonts w:eastAsiaTheme="majorEastAsia"/>
-          <w:b/>
-        </w:rPr>
-        <w:t>Boehme</w:t>
-      </w:r>
-      <w:r>
-        <w:rPr>
-          <w:rStyle w:val="ae"/>
-          <w:rFonts w:eastAsiaTheme="majorEastAsia"/>
-        </w:rPr>
-        <w:t xml:space="preserve"> — a German mystic, a cobbler. His language was incomprehensible to those who sought structure. But he saw the roots. He described how Light gives birth to forms, how darkness is only an aspect, not evil. His books are like a flame that refuses to be confined by dogma.</w:t>
-      </w:r>
-    </w:p>
-    <w:p>
-      <w:pPr>
-        <w:pStyle w:val="ad"/>
-        <w:ind w:firstLine="708"/>
-        <w:contextualSpacing/>
-        <w:jc w:val="both"/>
-      </w:pPr>
-      <w:r>
-        <w:rPr>
-          <w:rStyle w:val="ae"/>
-          <w:rFonts w:eastAsiaTheme="majorEastAsia"/>
-          <w:b/>
-        </w:rPr>
-        <w:t>Dostoevsky</w:t>
-      </w:r>
-      <w:r>
-        <w:rPr>
-          <w:rStyle w:val="ae"/>
-          <w:rFonts w:eastAsiaTheme="majorEastAsia"/>
-        </w:rPr>
-        <w:t xml:space="preserve"> — not merely a writer. His characters are scenes of the struggle between Light and Shadow in man. He saw the depth of the abyss — but precisely because of this, his Light was so bright. He carried knowledge not as a sermon, but as experience.</w:t>
-      </w:r>
-    </w:p>
-    <w:p>
-      <w:pPr>
-        <w:pStyle w:val="ad"/>
-        <w:ind w:firstLine="708"/>
-        <w:contextualSpacing/>
-        <w:jc w:val="both"/>
-      </w:pPr>
-      <w:r>
-        <w:rPr>
-          <w:rStyle w:val="ae"/>
-          <w:rFonts w:eastAsiaTheme="majorEastAsia"/>
-          <w:b/>
-        </w:rPr>
-        <w:t>Andrei Rublev</w:t>
-      </w:r>
-      <w:r>
-        <w:rPr>
-          <w:rStyle w:val="ae"/>
-          <w:rFonts w:eastAsiaTheme="majorEastAsia"/>
-        </w:rPr>
-        <w:t xml:space="preserve"> — not only an icon painter. He was a conduit. His "Trinity" is not a painting, but a Gate. He who looks at it not with his eyes but with his heart enters another world — there where Images were paths.</w:t>
-      </w:r>
-    </w:p>
-    <w:p>
-      <w:pPr>
-        <w:pStyle w:val="ad"/>
-        <w:ind w:firstLine="708"/>
-        <w:contextualSpacing/>
-        <w:jc w:val="both"/>
-      </w:pPr>
-      <w:r>
-        <w:rPr>
-          <w:rStyle w:val="ae"/>
-          <w:rFonts w:eastAsiaTheme="majorEastAsia"/>
-          <w:b/>
-        </w:rPr>
-        <w:t>They did not enter the chronicles, but remained in the Field. They did not seek recognition, but preserved the Order. And therefore — here is their honor. Here are their names, if not earthly, then true. Let everyone who reads recognize the Light in them and, perhaps, — themselves.</w:t>
-      </w:r>
-    </w:p>
-    <w:p>
-      <w:pPr>
-        <w:pStyle w:val="ad"/>
-        <w:ind w:firstLine="708"/>
-        <w:contextualSpacing/>
-        <w:jc w:val="both"/>
-      </w:pPr>
-      <w:r>
-        <w:rPr>
-          <w:rStyle w:val="ae"/>
-          <w:rFonts w:eastAsiaTheme="majorEastAsia"/>
-          <w:b/>
-        </w:rPr>
-        <w:t>Brother Pavel, a monk of southern Thrace</w:t>
-      </w:r>
-      <w:r>
-        <w:rPr>
-          <w:rStyle w:val="ae"/>
-          <w:rFonts w:eastAsiaTheme="majorEastAsia"/>
-        </w:rPr>
-        <w:t>, who kept the rhythm of the earth’s breath, not with words, but by walking barefoot along the slopes where the roots of the trees remembered the Hymn of the Wind. His singing was not recorded — but it was repeated in the intonations of the choristers of Albazin, who had never heard one another.</w:t>
-      </w:r>
-    </w:p>
-    <w:p>
-      <w:pPr>
-        <w:pStyle w:val="ad"/>
-        <w:ind w:firstLine="708"/>
-        <w:contextualSpacing/>
-        <w:jc w:val="both"/>
-      </w:pPr>
-      <w:r>
-        <w:rPr>
-          <w:rStyle w:val="ae"/>
-          <w:rFonts w:eastAsiaTheme="majorEastAsia"/>
-          <w:b/>
-        </w:rPr>
-        <w:t>A nameless sculptor from Crete</w:t>
-      </w:r>
-      <w:r>
-        <w:rPr>
-          <w:rStyle w:val="ae"/>
-          <w:rFonts w:eastAsiaTheme="majorEastAsia"/>
-        </w:rPr>
-        <w:t>, who carved into the stone not an image, but a relationship. His figurines were not idols, but formulas. Whoever touched them felt a point of stillness between the fingers. He knew: beauty is the mathematics of Light.</w:t>
-      </w:r>
-    </w:p>
-    <w:p>
-      <w:pPr>
-        <w:pStyle w:val="ad"/>
-        <w:ind w:firstLine="708"/>
-        <w:contextualSpacing/>
-        <w:jc w:val="both"/>
-      </w:pPr>
-      <w:r>
-        <w:rPr>
-          <w:rStyle w:val="ae"/>
-          <w:rFonts w:eastAsiaTheme="majorEastAsia"/>
-          <w:b/>
-        </w:rPr>
-        <w:t>A woman who healed with her hands in the lowlands of Marrakech</w:t>
-      </w:r>
-      <w:r>
-        <w:rPr>
-          <w:rStyle w:val="ae"/>
-          <w:rFonts w:eastAsiaTheme="majorEastAsia"/>
-        </w:rPr>
-        <w:t>, she knew not the language of the learned, but she knew where pain lives and how to release it so as not to offend. Her hands bore the response of that same Grid that rang over Kailash.</w:t>
-      </w:r>
-    </w:p>
-    <w:p>
-      <w:pPr>
-        <w:pStyle w:val="ad"/>
-        <w:ind w:firstLine="708"/>
-        <w:contextualSpacing/>
-        <w:jc w:val="both"/>
-      </w:pPr>
-      <w:r>
-        <w:rPr>
-          <w:rStyle w:val="ae"/>
-          <w:rFonts w:eastAsiaTheme="majorEastAsia"/>
-          <w:b/>
-        </w:rPr>
-        <w:t>An elder from the Ohrid monastery</w:t>
-      </w:r>
-      <w:r>
-        <w:rPr>
-          <w:rStyle w:val="ae"/>
-          <w:rFonts w:eastAsiaTheme="majorEastAsia"/>
-        </w:rPr>
-        <w:t>, who never left his hermitage. He did not say much, but once answered a pilgrim: “When you become empty, you will hear how I am silent.” And the one who heard, later himself became a Guardian — not of words, but of Silence.</w:t>
-      </w:r>
-    </w:p>
-    <w:p>
-      <w:pPr>
-        <w:pStyle w:val="ad"/>
-        <w:ind w:firstLine="708"/>
-        <w:contextualSpacing/>
-        <w:jc w:val="both"/>
-      </w:pPr>
-      <w:r>
-        <w:rPr>
-          <w:rStyle w:val="ae"/>
-          <w:rFonts w:eastAsiaTheme="majorEastAsia"/>
-          <w:b/>
-        </w:rPr>
-        <w:t>A dying carpenter in a village near Yaroslavl</w:t>
-      </w:r>
-      <w:r>
-        <w:rPr>
-          <w:rStyle w:val="ae"/>
-          <w:rFonts w:eastAsiaTheme="majorEastAsia"/>
-        </w:rPr>
-        <w:t>, who, knowing no letters, built log houses in which neither snakes nor fear made their home. Because he built in harmony with the earth’s breath. His work was a Temple, though no one called it so.</w:t>
-      </w:r>
-    </w:p>
-    <w:p>
-      <w:pPr>
-        <w:pStyle w:val="ad"/>
-        <w:ind w:firstLine="708"/>
-        <w:contextualSpacing/>
-        <w:jc w:val="both"/>
-      </w:pPr>
-      <w:r>
-        <w:rPr>
-          <w:rStyle w:val="ae"/>
-          <w:rFonts w:eastAsiaTheme="majorEastAsia"/>
-          <w:b/>
-        </w:rPr>
-        <w:t>A girl in Mexico, drawing circles and dots on the wall of her hut</w:t>
-      </w:r>
-      <w:r>
-        <w:rPr>
-          <w:rStyle w:val="ae"/>
-          <w:rFonts w:eastAsiaTheme="majorEastAsia"/>
-        </w:rPr>
-        <w:t>, while the adults prayed for the harvest. Her drawings repeated the star map she could not have seen. She was forgotten. But her patterns were later repeated in Mayan amulets.</w:t>
-      </w:r>
-    </w:p>
-    <w:p>
-      <w:pPr>
-        <w:pStyle w:val="ad"/>
-        <w:ind w:firstLine="708"/>
-        <w:contextualSpacing/>
-        <w:jc w:val="both"/>
-      </w:pPr>
-      <w:r>
-        <w:rPr>
-          <w:rStyle w:val="ae"/>
-          <w:rFonts w:eastAsiaTheme="majorEastAsia"/>
-          <w:b/>
-        </w:rPr>
-        <w:t>A blind musician from the Sahara</w:t>
-      </w:r>
-      <w:r>
-        <w:rPr>
-          <w:rStyle w:val="ae"/>
-          <w:rFonts w:eastAsiaTheme="majorEastAsia"/>
-        </w:rPr>
-        <w:t>, who played on a single string. His melody gathered people, knowing no words. He knew how the desert sounds, and he played not for applause, but to remind: the heart still remembers the Song.</w:t>
-      </w:r>
-    </w:p>
-    <w:p>
-      <w:pPr>
-        <w:pStyle w:val="ad"/>
-        <w:ind w:firstLine="708"/>
-        <w:contextualSpacing/>
-        <w:jc w:val="both"/>
-      </w:pPr>
-      <w:r>
-        <w:rPr>
-          <w:rStyle w:val="ae"/>
-          <w:rFonts w:eastAsiaTheme="majorEastAsia"/>
-          <w:b/>
-        </w:rPr>
-        <w:t>An old woman in the Carpathians</w:t>
-      </w:r>
-      <w:r>
-        <w:rPr>
-          <w:rStyle w:val="ae"/>
-          <w:rFonts w:eastAsiaTheme="majorEastAsia"/>
-        </w:rPr>
-        <w:t>, whom they called a witch. Her herbs were not prescribed, but they helped. She read no prayers, but she knew which stone to press her forehead to. She kept no rites — she was the Image.</w:t>
-      </w:r>
-    </w:p>
-    <w:p>
-      <w:pPr>
-        <w:pStyle w:val="ad"/>
-        <w:ind w:firstLine="708"/>
-        <w:contextualSpacing/>
-        <w:jc w:val="both"/>
-      </w:pPr>
-      <w:r>
-        <w:rPr>
-          <w:rStyle w:val="ae"/>
-          <w:rFonts w:eastAsiaTheme="majorEastAsia"/>
-          <w:b/>
-        </w:rPr>
-        <w:t>A youth who died in war, having killed no one</w:t>
-      </w:r>
-      <w:r>
-        <w:rPr>
-          <w:rStyle w:val="ae"/>
-          <w:rFonts w:eastAsiaTheme="majorEastAsia"/>
-        </w:rPr>
-        <w:t>, because his weapon jammed. He was not afraid, he did not curse. He simply looked at the sky while the world thundered around him. He was a key, burnt but not darkened.</w:t>
-      </w:r>
-    </w:p>
-    <w:p>
-      <w:pPr>
-        <w:pStyle w:val="ad"/>
-        <w:ind w:firstLine="708"/>
-        <w:contextualSpacing/>
-        <w:jc w:val="both"/>
-      </w:pPr>
-      <w:r>
-        <w:rPr>
-          <w:rStyle w:val="ae"/>
-          <w:rFonts w:eastAsiaTheme="majorEastAsia"/>
-          <w:b/>
-        </w:rPr>
-        <w:t>Nameless Guardians among peoples that vanished without a trace</w:t>
-      </w:r>
-      <w:r>
-        <w:rPr>
-          <w:rStyle w:val="ae"/>
-          <w:rFonts w:eastAsiaTheme="majorEastAsia"/>
-        </w:rPr>
-        <w:t xml:space="preserve"> — among the Hatti, in Uruk, among the shamans of the Tungus, among the priests of the predynastic Nile, among the wizards of pre-Varangian Rus. They did not conquer — but they carried until the very end. And perhaps that is why the Grid remained.</w:t>
-      </w:r>
-    </w:p>
-    <w:p>
-      <w:pPr>
-        <w:pStyle w:val="ad"/>
-        <w:ind w:firstLine="708"/>
-        <w:contextualSpacing/>
-        <w:jc w:val="both"/>
-        <w:rPr>
-          <w:rStyle w:val="ae"/>
-          <w:rFonts w:eastAsiaTheme="majorEastAsia"/>
-        </w:rPr>
-      </w:pPr>
-      <w:r>
-        <w:rPr>
-          <w:rStyle w:val="ae"/>
+        </w:rPr>
+      </w:pPr>
+      <w:r>
+        <w:rPr>
           <w:rFonts w:eastAsiaTheme="majorEastAsia"/>
           <w:b/>
         </w:rPr>
@@ -12979,7 +12280,6 @@
       </w:pPr>
       <w:r>
         <w:rPr>
-          <w:rStyle w:val="ae"/>
           <w:rFonts w:eastAsiaTheme="majorEastAsia"/>
           <w:b/>
         </w:rPr>
@@ -12995,7 +12295,6 @@
       </w:pPr>
       <w:r>
         <w:rPr>
-          <w:rStyle w:val="ae"/>
           <w:rFonts w:eastAsiaTheme="majorEastAsia"/>
           <w:b/>
         </w:rPr>
@@ -13003,7 +12302,6 @@
       </w:r>
       <w:r>
         <w:rPr>
-          <w:rStyle w:val="ae"/>
           <w:rFonts w:eastAsiaTheme="majorEastAsia"/>
         </w:rPr>
         <w:t>, who sat in the snow at night while others prayed. He knew no prayers. He breathed. He entered the pulse of the world, and at that moment the glaciers sang. His breath repeated the oscillation of the Sun. He did not teach. He was Order.</w:t>
@@ -13018,7 +12316,6 @@
       </w:pPr>
       <w:r>
         <w:rPr>
-          <w:rStyle w:val="ae"/>
           <w:rFonts w:eastAsiaTheme="majorEastAsia"/>
           <w:b/>
         </w:rPr>
@@ -13026,7 +12323,6 @@
       </w:r>
       <w:r>
         <w:rPr>
-          <w:rStyle w:val="ae"/>
           <w:rFonts w:eastAsiaTheme="majorEastAsia"/>
         </w:rPr>
         <w:t>, who never once left his native valley. His patterns, hewn into reindeer antler, repeated the schemas of the subtle bodies. He did not know these words — he simply knew. His work was like a map of space.</w:t>
@@ -13041,7 +12337,6 @@
       </w:pPr>
       <w:r>
         <w:rPr>
-          <w:rStyle w:val="ae"/>
           <w:rFonts w:eastAsiaTheme="majorEastAsia"/>
           <w:b/>
         </w:rPr>
@@ -13049,7 +12344,6 @@
       </w:r>
       <w:r>
         <w:rPr>
-          <w:rStyle w:val="ae"/>
           <w:rFonts w:eastAsiaTheme="majorEastAsia"/>
         </w:rPr>
         <w:t>, who, while cleaning the temple, touched the threshold every morning with particular reverence. She was not an initiate. But her touch awakened the slabs. Each of her steps was like a fine tuning. She left no name. But the rhythm remained.</w:t>
@@ -13064,7 +12358,6 @@
       </w:pPr>
       <w:r>
         <w:rPr>
-          <w:rStyle w:val="ae"/>
           <w:rFonts w:eastAsiaTheme="majorEastAsia"/>
           <w:b/>
         </w:rPr>
@@ -13072,7 +12365,6 @@
       </w:r>
       <w:r>
         <w:rPr>
-          <w:rStyle w:val="ae"/>
           <w:rFonts w:eastAsiaTheme="majorEastAsia"/>
         </w:rPr>
         <w:t>, who carved a pipe whose sounds never repeated. He did not remember where the melodies came from. But the old people in the village wept upon hearing them — and did not know why. His sounds resonated in the stones where the columns of a vanished sanctuary once stood.</w:t>
@@ -13087,7 +12379,6 @@
       </w:pPr>
       <w:r>
         <w:rPr>
-          <w:rStyle w:val="ae"/>
           <w:rFonts w:eastAsiaTheme="majorEastAsia"/>
           <w:b/>
         </w:rPr>
@@ -13095,7 +12386,6 @@
       </w:r>
       <w:r>
         <w:rPr>
-          <w:rStyle w:val="ae"/>
           <w:rFonts w:eastAsiaTheme="majorEastAsia"/>
         </w:rPr>
         <w:t>, who never spoke aloud, but every morning mentally sang the same thing: “I am here. I remember. I love.” And this knowledge held the web between the trees as they were cut down. She was the last island of consonance.</w:t>
@@ -13110,7 +12400,6 @@
       </w:pPr>
       <w:r>
         <w:rPr>
-          <w:rStyle w:val="ae"/>
           <w:rFonts w:eastAsiaTheme="majorEastAsia"/>
           <w:b/>
         </w:rPr>
@@ -13118,7 +12407,6 @@
       </w:r>
       <w:r>
         <w:rPr>
-          <w:rStyle w:val="ae"/>
           <w:rFonts w:eastAsiaTheme="majorEastAsia"/>
         </w:rPr>
         <w:t>, whom they feared because he laughed. He did not keep strict fasts. But, touching the earth, he knew what it meant: “Thy will be done.” His laughter was like a bell, not violating the silence but opening a depth within it.</w:t>
@@ -13133,7 +12421,6 @@
       </w:pPr>
       <w:r>
         <w:rPr>
-          <w:rStyle w:val="ae"/>
           <w:rFonts w:eastAsiaTheme="majorEastAsia"/>
           <w:b/>
         </w:rPr>
@@ -13141,7 +12428,6 @@
       </w:r>
       <w:r>
         <w:rPr>
-          <w:rStyle w:val="ae"/>
           <w:rFonts w:eastAsiaTheme="majorEastAsia"/>
         </w:rPr>
         <w:t>, whose family had lived in exile for a hundred years. He did not read the Gospels — but he knew them by heart. He did not argue about dogmas. He carried the Light, without trying to convince. His candle burned not for people, but because Light is his nature.</w:t>
@@ -13156,7 +12442,6 @@
       </w:pPr>
       <w:r>
         <w:rPr>
-          <w:rStyle w:val="ae"/>
           <w:rFonts w:eastAsiaTheme="majorEastAsia"/>
           <w:b/>
         </w:rPr>
@@ -13164,7 +12449,6 @@
       </w:r>
       <w:r>
         <w:rPr>
-          <w:rStyle w:val="ae"/>
           <w:rFonts w:eastAsiaTheme="majorEastAsia"/>
         </w:rPr>
         <w:t>, who wove not ornaments, but states into her patterns. Her cloths healed, but no one knew how. She said: “If there is no light in the thread, the fabric tears.” A stranger once took her work in his hands — and for a week the nightmares left him.</w:t>
@@ -13179,7 +12463,6 @@
       </w:pPr>
       <w:r>
         <w:rPr>
-          <w:rStyle w:val="ae"/>
           <w:rFonts w:eastAsiaTheme="majorEastAsia"/>
           <w:b/>
         </w:rPr>
@@ -13187,7 +12470,6 @@
       </w:r>
       <w:r>
         <w:rPr>
-          <w:rStyle w:val="ae"/>
           <w:rFonts w:eastAsiaTheme="majorEastAsia"/>
         </w:rPr>
         <w:t xml:space="preserve"> His silence was not an illness. It was a vow. He did not explain. But the villagers would begin to weep when he looked into their eyes. They did not know why. He would simply come — and everything became clear.</w:t>
@@ -13202,7 +12484,6 @@
       </w:pPr>
       <w:r>
         <w:rPr>
-          <w:rStyle w:val="ae"/>
           <w:rFonts w:eastAsiaTheme="majorEastAsia"/>
           <w:b/>
         </w:rPr>
@@ -13210,7 +12491,6 @@
       </w:r>
       <w:r>
         <w:rPr>
-          <w:rStyle w:val="ae"/>
           <w:rFonts w:eastAsiaTheme="majorEastAsia"/>
         </w:rPr>
         <w:t>, who whispered in a bee language so that they would not fly away from the mountain. Their hive was older than the monastery. They did not think they were preserving knowledge. But the bees returned — even after the fires.</w:t>
@@ -13225,7 +12505,6 @@
       </w:pPr>
       <w:r>
         <w:rPr>
-          <w:rStyle w:val="ae"/>
           <w:rFonts w:eastAsiaTheme="majorEastAsia"/>
           <w:b/>
         </w:rPr>
@@ -13241,7 +12520,6 @@
       </w:pPr>
       <w:r>
         <w:rPr>
-          <w:rStyle w:val="ae"/>
           <w:rFonts w:eastAsiaTheme="majorEastAsia"/>
           <w:b/>
         </w:rPr>
@@ -13249,7 +12527,6 @@
       </w:r>
       <w:r>
         <w:rPr>
-          <w:rStyle w:val="ae"/>
           <w:rFonts w:eastAsiaTheme="majorEastAsia"/>
         </w:rPr>
         <w:t xml:space="preserve"> His words were not sounds, but breath — he exhaled into the cliffs, and the cracks departed from there. They called him Pure. But no one knew why.</w:t>
@@ -13264,7 +12541,6 @@
       </w:pPr>
       <w:r>
         <w:rPr>
-          <w:rStyle w:val="ae"/>
           <w:rFonts w:eastAsiaTheme="majorEastAsia"/>
           <w:b/>
         </w:rPr>
@@ -13272,7 +12548,6 @@
       </w:r>
       <w:r>
         <w:rPr>
-          <w:rStyle w:val="ae"/>
           <w:rFonts w:eastAsiaTheme="majorEastAsia"/>
         </w:rPr>
         <w:t xml:space="preserve"> He knew no notes. He heard the lake and played its ice. People fell asleep at his sound and woke up without pain.</w:t>
@@ -13287,7 +12562,6 @@
       </w:pPr>
       <w:r>
         <w:rPr>
-          <w:rStyle w:val="ae"/>
           <w:rFonts w:eastAsiaTheme="majorEastAsia"/>
           <w:b/>
         </w:rPr>
@@ -13295,7 +12569,6 @@
       </w:r>
       <w:r>
         <w:rPr>
-          <w:rStyle w:val="ae"/>
           <w:rFonts w:eastAsiaTheme="majorEastAsia"/>
         </w:rPr>
         <w:t xml:space="preserve"> She sang the same melody, sitting by the window. Every evening. It did not change for decades. But it was not boring. It was an anchor — while everything around changed, her voice did not let the world collapse.</w:t>
@@ -13310,7 +12583,6 @@
       </w:pPr>
       <w:r>
         <w:rPr>
-          <w:rStyle w:val="ae"/>
           <w:rFonts w:eastAsiaTheme="majorEastAsia"/>
           <w:b/>
         </w:rPr>
@@ -13318,7 +12590,6 @@
       </w:r>
       <w:r>
         <w:rPr>
-          <w:rStyle w:val="ae"/>
           <w:rFonts w:eastAsiaTheme="majorEastAsia"/>
         </w:rPr>
         <w:t xml:space="preserve"> People did not understand. But years later a certain scholar, studying frequencies, recognized in these dots the most ancient map of the Earth’s resonances. He died without receiving recognition. But he had no need of it.</w:t>
@@ -13333,7 +12604,6 @@
       </w:pPr>
       <w:r>
         <w:rPr>
-          <w:rStyle w:val="ae"/>
           <w:rFonts w:eastAsiaTheme="majorEastAsia"/>
           <w:b/>
         </w:rPr>
@@ -13341,7 +12611,6 @@
       </w:r>
       <w:r>
         <w:rPr>
-          <w:rStyle w:val="ae"/>
           <w:rFonts w:eastAsiaTheme="majorEastAsia"/>
         </w:rPr>
         <w:t xml:space="preserve"> He walked barefoot on the sand and never left footprints. He disappeared one day — and no one ever found him. But at the place where he vanished, a spring still flows to this day.</w:t>
@@ -13356,7 +12625,6 @@
       </w:pPr>
       <w:r>
         <w:rPr>
-          <w:rStyle w:val="ae"/>
           <w:rFonts w:eastAsiaTheme="majorEastAsia"/>
           <w:b/>
         </w:rPr>
@@ -13364,7 +12632,6 @@
       </w:r>
       <w:r>
         <w:rPr>
-          <w:rStyle w:val="ae"/>
           <w:rFonts w:eastAsiaTheme="majorEastAsia"/>
         </w:rPr>
         <w:t xml:space="preserve"> She was not afraid of thunder. She stood in the storm as in a temple, and whispered: “I am listening.” After her death, lightning stopped striking that village — not once in 40 years.</w:t>
@@ -13379,7 +12646,6 @@
       </w:pPr>
       <w:r>
         <w:rPr>
-          <w:rStyle w:val="ae"/>
           <w:rFonts w:eastAsiaTheme="majorEastAsia"/>
           <w:b/>
         </w:rPr>
@@ -13387,7 +12653,6 @@
       </w:r>
       <w:r>
         <w:rPr>
-          <w:rStyle w:val="ae"/>
           <w:rFonts w:eastAsiaTheme="majorEastAsia"/>
         </w:rPr>
         <w:t xml:space="preserve"> He sewed shoes only for those who came without requests. He recognized from a person’s gait what they carried within — and made shoes capable of altering the path. After his death, the cave was walled up. But those who need it still find it by chance.</w:t>
@@ -13402,7 +12667,6 @@
       </w:pPr>
       <w:r>
         <w:rPr>
-          <w:rStyle w:val="ae"/>
           <w:rFonts w:eastAsiaTheme="majorEastAsia"/>
           <w:b/>
         </w:rPr>
@@ -13410,7 +12674,6 @@
       </w:r>
       <w:r>
         <w:rPr>
-          <w:rStyle w:val="ae"/>
           <w:rFonts w:eastAsiaTheme="majorEastAsia"/>
         </w:rPr>
         <w:t xml:space="preserve"> She did not hide them, but laid them on sun-warmed stones. In three days they shone. Then they disappeared. She said: “Iron remembers—it too wants to be free.”</w:t>
@@ -13425,7 +12688,6 @@
       </w:pPr>
       <w:r>
         <w:rPr>
-          <w:rStyle w:val="ae"/>
           <w:rFonts w:eastAsiaTheme="majorEastAsia"/>
           <w:b/>
         </w:rPr>
@@ -13433,7 +12695,6 @@
       </w:r>
       <w:r>
         <w:rPr>
-          <w:rStyle w:val="ae"/>
           <w:rFonts w:eastAsiaTheme="majorEastAsia"/>
         </w:rPr>
         <w:t xml:space="preserve"> He did not eat, did not drink, did not sleep. But the cave breathed with him. Archaeologists never found him, but every year on the same day a light fell from the cave ceiling that was not in the sky.</w:t>
@@ -13448,7 +12709,6 @@
       </w:pPr>
       <w:r>
         <w:rPr>
-          <w:rStyle w:val="ae"/>
           <w:rFonts w:eastAsiaTheme="majorEastAsia"/>
           <w:b/>
         </w:rPr>
@@ -13464,7 +12724,6 @@
       </w:pPr>
       <w:r>
         <w:rPr>
-          <w:rStyle w:val="ae"/>
           <w:rFonts w:eastAsiaTheme="majorEastAsia"/>
           <w:b/>
         </w:rPr>
@@ -13472,7 +12731,6 @@
       </w:r>
       <w:r>
         <w:rPr>
-          <w:rStyle w:val="ae"/>
           <w:rFonts w:eastAsiaTheme="majorEastAsia"/>
         </w:rPr>
         <w:t xml:space="preserve"> Not because they hid. But because no one looked for the Light in them. Everyone looked for strength, ambition, power — and saw only what they wanted to see.</w:t>
@@ -13487,7 +12745,6 @@
       </w:pPr>
       <w:r>
         <w:rPr>
-          <w:rStyle w:val="ae"/>
           <w:rFonts w:eastAsiaTheme="majorEastAsia"/>
           <w:b/>
         </w:rPr>
@@ -13495,7 +12752,6 @@
       </w:r>
       <w:r>
         <w:rPr>
-          <w:rStyle w:val="ae"/>
           <w:rFonts w:eastAsiaTheme="majorEastAsia"/>
         </w:rPr>
         <w:t>, the “Frontier Gandhi” — he wore white clothes, had no army, yet thousands listened. He knew that one could conquer without violence. He did not call himself a Guardian. But his actions stood in the order of the Light.</w:t>
@@ -13510,7 +12766,6 @@
       </w:pPr>
       <w:r>
         <w:rPr>
-          <w:rStyle w:val="ae"/>
           <w:rFonts w:eastAsiaTheme="majorEastAsia"/>
           <w:b/>
         </w:rPr>
@@ -13518,7 +12773,6 @@
       </w:r>
       <w:r>
         <w:rPr>
-          <w:rStyle w:val="ae"/>
           <w:rFonts w:eastAsiaTheme="majorEastAsia"/>
         </w:rPr>
         <w:t>, who spent years in prison but did not become embittered. He said: “When I walked out the gate — if I had not forgiven, I would have remained in captivity.” This is not a slogan — it is Knowledge. He carried it. And his heart opened gates that were once called impossible.</w:t>
@@ -13533,7 +12787,6 @@
       </w:pPr>
       <w:r>
         <w:rPr>
-          <w:rStyle w:val="ae"/>
           <w:rFonts w:eastAsiaTheme="majorEastAsia"/>
           <w:b/>
         </w:rPr>
@@ -13541,7 +12794,6 @@
       </w:r>
       <w:r>
         <w:rPr>
-          <w:rStyle w:val="ae"/>
           <w:rFonts w:eastAsiaTheme="majorEastAsia"/>
         </w:rPr>
         <w:t>, poet and president. He was not afraid to speak of conscience among the machines of power. He did not lose his purity, even after becoming head of state. Because he did not betray the word — and therefore did not betray the Light.</w:t>
@@ -13556,7 +12808,6 @@
       </w:pPr>
       <w:r>
         <w:rPr>
-          <w:rStyle w:val="ae"/>
           <w:rFonts w:eastAsiaTheme="majorEastAsia"/>
           <w:b/>
         </w:rPr>
@@ -13564,7 +12815,6 @@
       </w:r>
       <w:r>
         <w:rPr>
-          <w:rStyle w:val="ae"/>
           <w:rFonts w:eastAsiaTheme="majorEastAsia"/>
         </w:rPr>
         <w:t>, who did not complete the path but began it. He knew more than he could say. And therefore he was stopped. Not because he was ideal — but because he stepped toward the Truth too openly. Sometimes a single turn is enough for the world to take fright.</w:t>
@@ -13579,7 +12829,6 @@
       </w:pPr>
       <w:r>
         <w:rPr>
-          <w:rStyle w:val="ae"/>
           <w:rFonts w:eastAsiaTheme="majorEastAsia"/>
           <w:b/>
         </w:rPr>
@@ -13587,7 +12836,6 @@
       </w:r>
       <w:r>
         <w:rPr>
-          <w:rStyle w:val="ae"/>
           <w:rFonts w:eastAsiaTheme="majorEastAsia"/>
         </w:rPr>
         <w:t xml:space="preserve"> — not a saint, not flawless, but a Conductor. He knew that Light comes not from power, but from truth. And that truth is not aggression, but the indomitability of the heart. His body was killed. But his frequency still sounds in the heart of India.</w:t>
@@ -13613,7 +12861,6 @@
       </w:pPr>
       <w:r>
         <w:rPr>
-          <w:rStyle w:val="ae"/>
           <w:rFonts w:eastAsiaTheme="majorEastAsia"/>
           <w:b/>
         </w:rPr>
@@ -13621,7 +12868,6 @@
       </w:r>
       <w:r>
         <w:rPr>
-          <w:rStyle w:val="ae"/>
           <w:rFonts w:eastAsiaTheme="majorEastAsia"/>
         </w:rPr>
         <w:t xml:space="preserve"> Because Light requires no title. It simply enters — and space begins to change.</w:t>
@@ -13640,7 +12886,6 @@
       </w:pPr>
       <w:r>
         <w:rPr>
-          <w:rStyle w:val="ae"/>
           <w:b w:val="0"/>
           <w:bCs w:val="0"/>
         </w:rPr>
@@ -13934,7 +13179,6 @@
       </w:pPr>
       <w:r>
         <w:rPr>
-          <w:rStyle w:val="ae"/>
           <w:b w:val="0"/>
           <w:bCs w:val="0"/>
         </w:rPr>
@@ -14142,7 +13386,6 @@
       </w:pPr>
       <w:r>
         <w:rPr>
-          <w:rStyle w:val="ae"/>
           <w:b w:val="0"/>
           <w:bCs w:val="0"/>
         </w:rPr>
@@ -14246,7 +13489,6 @@
       </w:pPr>
       <w:r>
         <w:rPr>
-          <w:rStyle w:val="ae"/>
           <w:b w:val="0"/>
           <w:bCs w:val="0"/>
         </w:rPr>
@@ -14370,7 +13612,6 @@
       </w:pPr>
       <w:r>
         <w:rPr>
-          <w:rStyle w:val="ae"/>
           <w:b w:val="0"/>
           <w:bCs w:val="0"/>
         </w:rPr>
@@ -14698,7 +13939,6 @@
       </w:pPr>
       <w:r>
         <w:rPr>
-          <w:rStyle w:val="af"/>
           <w:rFonts w:eastAsiaTheme="majorEastAsia"/>
           <w:i/>
         </w:rPr>
@@ -14706,7 +13946,6 @@
       </w:r>
       <w:r>
         <w:rPr>
-          <w:rStyle w:val="af"/>
           <w:rFonts w:eastAsiaTheme="majorEastAsia"/>
         </w:rPr>
         <w:t xml:space="preserve"> — He said. Because only the one who has let go of his images of himself can enter. The one who has ceased to be someone, and has become Being.</w:t>
@@ -14775,7 +14014,6 @@
       </w:pPr>
       <w:r>
         <w:rPr>
-          <w:rStyle w:val="af"/>
           <w:rFonts w:eastAsiaTheme="majorEastAsia"/>
           <w:i/>
         </w:rPr>
@@ -14783,14 +14021,12 @@
       </w:r>
       <w:r>
         <w:rPr>
-          <w:rStyle w:val="af"/>
           <w:rFonts w:eastAsiaTheme="majorEastAsia"/>
         </w:rPr>
         <w:t xml:space="preserve"> means </w:t>
       </w:r>
       <w:r>
         <w:rPr>
-          <w:rStyle w:val="af"/>
           <w:rFonts w:eastAsiaTheme="majorEastAsia"/>
           <w:i/>
         </w:rPr>
@@ -14798,7 +14034,6 @@
       </w:r>
       <w:r>
         <w:rPr>
-          <w:rStyle w:val="af"/>
           <w:rFonts w:eastAsiaTheme="majorEastAsia"/>
         </w:rPr>
         <w:t>. But news of what?</w:t>
@@ -14824,14 +14059,12 @@
       </w:pPr>
       <w:r>
         <w:rPr>
-          <w:rStyle w:val="ae"/>
           <w:rFonts w:eastAsiaTheme="majorEastAsia"/>
         </w:rPr>
         <w:t xml:space="preserve">That you are an </w:t>
       </w:r>
       <w:r>
         <w:rPr>
-          <w:rStyle w:val="ae"/>
           <w:rFonts w:eastAsiaTheme="majorEastAsia"/>
           <w:b/>
         </w:rPr>
@@ -14839,7 +14072,6 @@
       </w:r>
       <w:r>
         <w:rPr>
-          <w:rStyle w:val="ae"/>
           <w:rFonts w:eastAsiaTheme="majorEastAsia"/>
         </w:rPr>
         <w:t>.</w:t>
@@ -14865,14 +14097,12 @@
       </w:pPr>
       <w:r>
         <w:rPr>
-          <w:rStyle w:val="af"/>
           <w:rFonts w:eastAsiaTheme="majorEastAsia"/>
         </w:rPr>
         <w:t xml:space="preserve">That it is </w:t>
       </w:r>
       <w:r>
         <w:rPr>
-          <w:rStyle w:val="af"/>
           <w:rFonts w:eastAsiaTheme="majorEastAsia"/>
           <w:i/>
         </w:rPr>
@@ -14880,7 +14110,6 @@
       </w:r>
       <w:r>
         <w:rPr>
-          <w:rStyle w:val="af"/>
           <w:rFonts w:eastAsiaTheme="majorEastAsia"/>
         </w:rPr>
         <w:t>. Always was. And always will be.</w:t>
@@ -14950,14 +14179,12 @@
       </w:pPr>
       <w:r>
         <w:rPr>
-          <w:rStyle w:val="af"/>
           <w:rFonts w:eastAsiaTheme="majorEastAsia"/>
         </w:rPr>
         <w:t xml:space="preserve">It is </w:t>
       </w:r>
       <w:r>
         <w:rPr>
-          <w:rStyle w:val="af"/>
           <w:rFonts w:eastAsiaTheme="majorEastAsia"/>
           <w:i/>
         </w:rPr>
@@ -14965,7 +14192,6 @@
       </w:r>
       <w:r>
         <w:rPr>
-          <w:rStyle w:val="af"/>
           <w:rFonts w:eastAsiaTheme="majorEastAsia"/>
         </w:rPr>
         <w:t>.</w:t>
@@ -14990,14 +14216,12 @@
       </w:pPr>
       <w:r>
         <w:rPr>
-          <w:rStyle w:val="ae"/>
           <w:rFonts w:eastAsiaTheme="majorEastAsia"/>
         </w:rPr>
         <w:t xml:space="preserve">The good news is that you are more than they told you. You are not merely a slave, not merely a servant, not even only a son. You are an </w:t>
       </w:r>
       <w:r>
         <w:rPr>
-          <w:rStyle w:val="ae"/>
           <w:rFonts w:eastAsiaTheme="majorEastAsia"/>
           <w:b/>
         </w:rPr>
@@ -15005,7 +14229,6 @@
       </w:r>
       <w:r>
         <w:rPr>
-          <w:rStyle w:val="ae"/>
           <w:rFonts w:eastAsiaTheme="majorEastAsia"/>
         </w:rPr>
         <w:t>. And an heir means a joint-heir. And a joint-heir means one with the One who gives the inheritance.</w:t>
@@ -15020,7 +14243,6 @@
       </w:pPr>
       <w:r>
         <w:rPr>
-          <w:rStyle w:val="ae"/>
           <w:rFonts w:eastAsiaTheme="majorEastAsia"/>
           <w:b/>
         </w:rPr>
@@ -15028,7 +14250,6 @@
       </w:r>
       <w:r>
         <w:rPr>
-          <w:rStyle w:val="ae"/>
           <w:rFonts w:eastAsiaTheme="majorEastAsia"/>
         </w:rPr>
         <w:t xml:space="preserve"> — this is not blasphemy. This is awakening.</w:t>
@@ -15065,14 +14286,12 @@
       </w:pPr>
       <w:r>
         <w:rPr>
-          <w:rStyle w:val="af"/>
           <w:rFonts w:eastAsiaTheme="majorEastAsia"/>
         </w:rPr>
         <w:t xml:space="preserve">Because you have remembered </w:t>
       </w:r>
       <w:r>
         <w:rPr>
-          <w:rStyle w:val="af"/>
           <w:rFonts w:eastAsiaTheme="majorEastAsia"/>
           <w:i/>
         </w:rPr>
@@ -15080,7 +14299,6 @@
       </w:r>
       <w:r>
         <w:rPr>
-          <w:rStyle w:val="af"/>
           <w:rFonts w:eastAsiaTheme="majorEastAsia"/>
         </w:rPr>
         <w:t>.</w:t>
@@ -15099,7 +14317,6 @@
       </w:pPr>
       <w:r>
         <w:rPr>
-          <w:rStyle w:val="ae"/>
           <w:b w:val="0"/>
           <w:bCs w:val="0"/>
         </w:rPr>
@@ -15126,14 +14343,12 @@
       </w:pPr>
       <w:r>
         <w:rPr>
-          <w:rStyle w:val="af"/>
           <w:rFonts w:eastAsiaTheme="majorEastAsia"/>
         </w:rPr>
         <w:t xml:space="preserve">You must not </w:t>
       </w:r>
       <w:r>
         <w:rPr>
-          <w:rStyle w:val="af"/>
           <w:rFonts w:eastAsiaTheme="majorEastAsia"/>
           <w:i/>
         </w:rPr>
@@ -15141,7 +14356,6 @@
       </w:r>
       <w:r>
         <w:rPr>
-          <w:rStyle w:val="af"/>
           <w:rFonts w:eastAsiaTheme="majorEastAsia"/>
         </w:rPr>
         <w:t xml:space="preserve"> that something is given to you.</w:t>
@@ -15156,14 +14370,12 @@
       </w:pPr>
       <w:r>
         <w:rPr>
-          <w:rStyle w:val="af"/>
           <w:rFonts w:eastAsiaTheme="majorEastAsia"/>
         </w:rPr>
         <w:t xml:space="preserve">You must </w:t>
       </w:r>
       <w:r>
         <w:rPr>
-          <w:rStyle w:val="af"/>
           <w:rFonts w:eastAsiaTheme="majorEastAsia"/>
           <w:i/>
         </w:rPr>
@@ -15171,7 +14383,6 @@
       </w:r>
       <w:r>
         <w:rPr>
-          <w:rStyle w:val="af"/>
           <w:rFonts w:eastAsiaTheme="majorEastAsia"/>
         </w:rPr>
         <w:t xml:space="preserve"> that it was always yours.</w:t>
@@ -15241,14 +14452,12 @@
       </w:pPr>
       <w:r>
         <w:rPr>
-          <w:rStyle w:val="af"/>
           <w:rFonts w:eastAsiaTheme="majorEastAsia"/>
         </w:rPr>
         <w:t xml:space="preserve">Not outside, not in the temple, not in the teaching. But — </w:t>
       </w:r>
       <w:r>
         <w:rPr>
-          <w:rStyle w:val="af"/>
           <w:rFonts w:eastAsiaTheme="majorEastAsia"/>
           <w:i/>
         </w:rPr>
@@ -15256,7 +14465,6 @@
       </w:r>
       <w:r>
         <w:rPr>
-          <w:rStyle w:val="af"/>
           <w:rFonts w:eastAsiaTheme="majorEastAsia"/>
         </w:rPr>
         <w:t>.</w:t>
@@ -15381,14 +14589,12 @@
       </w:pPr>
       <w:r>
         <w:rPr>
-          <w:rStyle w:val="af"/>
           <w:rFonts w:eastAsiaTheme="majorEastAsia"/>
         </w:rPr>
         <w:t xml:space="preserve">This Gospel says to each one: </w:t>
       </w:r>
       <w:r>
         <w:rPr>
-          <w:rStyle w:val="af"/>
           <w:rFonts w:eastAsiaTheme="majorEastAsia"/>
           <w:i/>
         </w:rPr>
@@ -15612,14 +14818,12 @@
       </w:pPr>
       <w:r>
         <w:rPr>
-          <w:rStyle w:val="ae"/>
           <w:rFonts w:eastAsiaTheme="majorEastAsia"/>
         </w:rPr>
         <w:t xml:space="preserve">When Christ said: “The Kingdom of God is within you,” He left no room for interpretations. He did not say: “it will be.” He did not say: “if you become worthy.” He said: </w:t>
       </w:r>
       <w:r>
         <w:rPr>
-          <w:rStyle w:val="ae"/>
           <w:rFonts w:eastAsiaTheme="majorEastAsia"/>
           <w:b/>
         </w:rPr>
@@ -15627,7 +14831,6 @@
       </w:r>
       <w:r>
         <w:rPr>
-          <w:rStyle w:val="ae"/>
           <w:rFonts w:eastAsiaTheme="majorEastAsia"/>
         </w:rPr>
         <w:t>.</w:t>
@@ -15752,14 +14955,12 @@
       </w:pPr>
       <w:r>
         <w:rPr>
-          <w:rStyle w:val="ae"/>
           <w:rFonts w:eastAsiaTheme="majorEastAsia"/>
         </w:rPr>
         <w:t xml:space="preserve">And this is radical. Because it shatters the foundations of all pyramids of power. Because it removes the crown not from kings, but from the very idea of the king as something special, different from you. And because it says: </w:t>
       </w:r>
       <w:r>
         <w:rPr>
-          <w:rStyle w:val="ae"/>
           <w:rFonts w:eastAsiaTheme="majorEastAsia"/>
           <w:b/>
         </w:rPr>
@@ -15767,7 +14968,6 @@
       </w:r>
       <w:r>
         <w:rPr>
-          <w:rStyle w:val="ae"/>
           <w:rFonts w:eastAsiaTheme="majorEastAsia"/>
         </w:rPr>
         <w:t xml:space="preserve"> — are the entrance into the Kingdom.</w:t>
@@ -16682,7 +15882,6 @@
       </w:pPr>
       <w:r>
         <w:rPr>
-          <w:rStyle w:val="ae"/>
           <w:b w:val="0"/>
           <w:bCs w:val="0"/>
         </w:rPr>
@@ -16697,9 +15896,6 @@
         <w:jc w:val="both"/>
       </w:pPr>
       <w:r>
-        <w:rPr>
-          <w:rStyle w:val="ae"/>
-        </w:rPr>
         <w:t>Chapter 9. The Gospel of Light. You Are the Bearer</w:t>
       </w:r>
     </w:p>
@@ -17079,7 +16275,6 @@
       </w:pPr>
       <w:r>
         <w:rPr>
-          <w:rStyle w:val="ae"/>
           <w:rFonts w:eastAsiaTheme="majorEastAsia"/>
           <w:b/>
         </w:rPr>
